--- a/基于Spring Cloud的校园兼职平台的设计与实现-4月18.docx
+++ b/基于Spring Cloud的校园兼职平台的设计与实现-4月18.docx
@@ -7558,13 +7558,17 @@
       <w:bookmarkStart w:id="0" w:name="_Toc227266191"/>
       <w:r>
         <w:rPr>
-          <w:rFonts w:ascii="Times New Roman" w:hAnsi="Times New Roman" w:cs="Times New Roman"/>
+          <w:rFonts w:ascii="Times New Roman" w:hAnsi="Times New Roman" w:cs="Times New Roman" w:eastAsia="黑体"/>
+          <w:b/>
+          <w:sz w:val="24"/>
         </w:rPr>
         <w:t>1 </w:t>
       </w:r>
       <w:r>
         <w:rPr>
-          <w:rFonts w:ascii="Times New Roman" w:hAnsi="Times New Roman" w:cs="Times New Roman"/>
+          <w:rFonts w:ascii="Times New Roman" w:hAnsi="Times New Roman" w:cs="Times New Roman" w:eastAsia="黑体"/>
+          <w:b/>
+          <w:sz w:val="24"/>
         </w:rPr>
         <w:t>绪论</w:t>
       </w:r>
@@ -7581,13 +7585,17 @@
       <w:bookmarkStart w:id="1" w:name="_Toc227266192"/>
       <w:r>
         <w:rPr>
-          <w:rFonts w:ascii="Times New Roman" w:eastAsia="宋体" w:hAnsi="Times New Roman" w:cs="Times New Roman"/>
+          <w:rFonts w:ascii="Times New Roman" w:eastAsia="黑体" w:hAnsi="Times New Roman" w:cs="Times New Roman"/>
+          <w:b/>
+          <w:sz w:val="24"/>
         </w:rPr>
         <w:t>1.1 </w:t>
       </w:r>
       <w:r>
         <w:rPr>
-          <w:rFonts w:ascii="Times New Roman" w:hAnsi="Times New Roman" w:cs="Times New Roman"/>
+          <w:rFonts w:ascii="Times New Roman" w:hAnsi="Times New Roman" w:cs="Times New Roman" w:eastAsia="黑体"/>
+          <w:b/>
+          <w:sz w:val="24"/>
         </w:rPr>
         <w:t>项目背景</w:t>
       </w:r>
@@ -7783,14 +7791,18 @@
       <w:bookmarkStart w:id="2" w:name="_Toc227266193"/>
       <w:r>
         <w:rPr>
-          <w:rFonts w:ascii="Times New Roman" w:eastAsia="宋体" w:hAnsi="Times New Roman" w:cs="Times New Roman"/>
+          <w:rFonts w:ascii="Times New Roman" w:eastAsia="黑体" w:hAnsi="Times New Roman" w:cs="Times New Roman"/>
+          <w:b/>
+          <w:sz w:val="24"/>
         </w:rPr>
         <w:lastRenderedPageBreak/>
         <w:t>1.2 </w:t>
       </w:r>
       <w:r>
         <w:rPr>
-          <w:rFonts w:ascii="Times New Roman" w:hAnsi="Times New Roman" w:cs="Times New Roman"/>
+          <w:rFonts w:ascii="Times New Roman" w:hAnsi="Times New Roman" w:cs="Times New Roman" w:eastAsia="黑体"/>
+          <w:b/>
+          <w:sz w:val="24"/>
         </w:rPr>
         <w:t>项目研究的目的和意义</w:t>
       </w:r>
@@ -7980,13 +7992,17 @@
       <w:bookmarkStart w:id="3" w:name="_Toc227266194"/>
       <w:r>
         <w:rPr>
-          <w:rFonts w:ascii="Times New Roman" w:eastAsia="宋体" w:hAnsi="Times New Roman" w:cs="Times New Roman"/>
+          <w:rFonts w:ascii="Times New Roman" w:eastAsia="黑体" w:hAnsi="Times New Roman" w:cs="Times New Roman"/>
+          <w:b/>
+          <w:sz w:val="24"/>
         </w:rPr>
         <w:t>1.3 </w:t>
       </w:r>
       <w:r>
         <w:rPr>
-          <w:rFonts w:ascii="Times New Roman" w:hAnsi="Times New Roman" w:cs="Times New Roman"/>
+          <w:rFonts w:ascii="Times New Roman" w:hAnsi="Times New Roman" w:cs="Times New Roman" w:eastAsia="黑体"/>
+          <w:b/>
+          <w:sz w:val="24"/>
         </w:rPr>
         <w:t>校园兼职平台的概述</w:t>
       </w:r>
@@ -8145,13 +8161,17 @@
       <w:bookmarkStart w:id="4" w:name="_Toc227266195"/>
       <w:r>
         <w:rPr>
-          <w:rFonts w:ascii="Times New Roman" w:hAnsi="Times New Roman" w:cs="Times New Roman"/>
+          <w:rFonts w:ascii="Times New Roman" w:hAnsi="Times New Roman" w:cs="Times New Roman" w:eastAsia="黑体"/>
+          <w:b/>
+          <w:sz w:val="24"/>
         </w:rPr>
         <w:t>2 </w:t>
       </w:r>
       <w:r>
         <w:rPr>
-          <w:rFonts w:ascii="Times New Roman" w:hAnsi="Times New Roman" w:cs="Times New Roman"/>
+          <w:rFonts w:ascii="Times New Roman" w:hAnsi="Times New Roman" w:cs="Times New Roman" w:eastAsia="黑体"/>
+          <w:b/>
+          <w:sz w:val="24"/>
         </w:rPr>
         <w:t>系统开发环境和相关技术</w:t>
       </w:r>
@@ -8168,13 +8188,17 @@
       <w:bookmarkStart w:id="5" w:name="_Toc227266196"/>
       <w:r>
         <w:rPr>
-          <w:rFonts w:ascii="Times New Roman" w:eastAsia="宋体" w:hAnsi="Times New Roman" w:cs="Times New Roman"/>
+          <w:rFonts w:ascii="Times New Roman" w:eastAsia="黑体" w:hAnsi="Times New Roman" w:cs="Times New Roman"/>
+          <w:b/>
+          <w:sz w:val="24"/>
         </w:rPr>
         <w:t>2.1 </w:t>
       </w:r>
       <w:r>
         <w:rPr>
-          <w:rFonts w:ascii="Times New Roman" w:hAnsi="Times New Roman" w:cs="Times New Roman"/>
+          <w:rFonts w:ascii="Times New Roman" w:hAnsi="Times New Roman" w:cs="Times New Roman" w:eastAsia="黑体"/>
+          <w:b/>
+          <w:sz w:val="24"/>
         </w:rPr>
         <w:t>开发与运行环境</w:t>
       </w:r>
@@ -9040,19 +9064,25 @@
       <w:bookmarkStart w:id="6" w:name="_Toc227266197"/>
       <w:r>
         <w:rPr>
-          <w:rFonts w:ascii="Times New Roman" w:eastAsia="宋体" w:hAnsi="Times New Roman" w:cs="Times New Roman"/>
+          <w:rFonts w:ascii="Times New Roman" w:eastAsia="黑体" w:hAnsi="Times New Roman" w:cs="Times New Roman"/>
+          <w:b/>
+          <w:sz w:val="24"/>
         </w:rPr>
         <w:t>2.2</w:t>
       </w:r>
       <w:r>
         <w:rPr>
-          <w:rFonts w:ascii="Times New Roman" w:hAnsi="Times New Roman" w:cs="Times New Roman"/>
+          <w:rFonts w:ascii="Times New Roman" w:hAnsi="Times New Roman" w:cs="Times New Roman" w:eastAsia="黑体"/>
+          <w:b/>
+          <w:sz w:val="24"/>
         </w:rPr>
         <w:t> </w:t>
       </w:r>
       <w:r>
         <w:rPr>
-          <w:rFonts w:ascii="Times New Roman" w:hAnsi="Times New Roman" w:cs="Times New Roman"/>
+          <w:rFonts w:ascii="Times New Roman" w:hAnsi="Times New Roman" w:cs="Times New Roman" w:eastAsia="黑体"/>
+          <w:b/>
+          <w:sz w:val="24"/>
         </w:rPr>
         <w:t>项目所用技术分析</w:t>
       </w:r>
@@ -9069,39 +9099,46 @@
       <w:bookmarkStart w:id="7" w:name="_Toc227266198"/>
       <w:r>
         <w:rPr>
-          <w:rFonts w:ascii="Times New Roman" w:eastAsia="黑体" w:hAnsi="Times New Roman" w:cs="Times New Roman"/>
+          <w:rFonts w:ascii="Times New Roman" w:eastAsia="宋体" w:hAnsi="Times New Roman" w:cs="Times New Roman"/>
+          <w:b w:val="0"/>
+          <w:sz w:val="24"/>
         </w:rPr>
         <w:t xml:space="preserve">2.2.1 </w:t>
       </w:r>
       <w:r>
         <w:rPr>
-          <w:rFonts w:ascii="Times New Roman" w:eastAsia="黑体" w:hAnsi="Times New Roman" w:cs="Times New Roman"/>
-          <w:b/>
+          <w:rFonts w:ascii="Times New Roman" w:eastAsia="宋体" w:hAnsi="Times New Roman" w:cs="Times New Roman"/>
+          <w:b w:val="0"/>
           <w:bCs/>
+          <w:sz w:val="24"/>
         </w:rPr>
         <w:t>Spring Cloud</w:t>
       </w:r>
       <w:r>
         <w:rPr>
-          <w:rFonts w:ascii="Times New Roman" w:eastAsia="黑体" w:hAnsi="Times New Roman" w:cs="Times New Roman"/>
+          <w:rFonts w:ascii="Times New Roman" w:eastAsia="宋体" w:hAnsi="Times New Roman" w:cs="Times New Roman"/>
+          <w:b w:val="0"/>
+          <w:sz w:val="24"/>
         </w:rPr>
         <w:t> </w:t>
       </w:r>
       <w:proofErr w:type="gramStart"/>
       <w:r>
         <w:rPr>
-          <w:rFonts w:ascii="Times New Roman" w:eastAsia="黑体" w:hAnsi="Times New Roman" w:cs="Times New Roman"/>
-          <w:b/>
+          <w:rFonts w:ascii="Times New Roman" w:eastAsia="宋体" w:hAnsi="Times New Roman" w:cs="Times New Roman"/>
+          <w:b w:val="0"/>
           <w:bCs/>
+          <w:sz w:val="24"/>
         </w:rPr>
         <w:t>微服务</w:t>
       </w:r>
       <w:proofErr w:type="gramEnd"/>
       <w:r>
         <w:rPr>
-          <w:rFonts w:ascii="Times New Roman" w:eastAsia="黑体" w:hAnsi="Times New Roman" w:cs="Times New Roman"/>
-          <w:b/>
+          <w:rFonts w:ascii="Times New Roman" w:eastAsia="宋体" w:hAnsi="Times New Roman" w:cs="Times New Roman"/>
+          <w:b w:val="0"/>
           <w:bCs/>
+          <w:sz w:val="24"/>
         </w:rPr>
         <w:t>架构</w:t>
       </w:r>
@@ -9374,27 +9411,34 @@
       <w:bookmarkStart w:id="8" w:name="_Toc227266199"/>
       <w:r>
         <w:rPr>
-          <w:rFonts w:ascii="Times New Roman" w:eastAsia="黑体" w:hAnsi="Times New Roman" w:cs="Times New Roman"/>
+          <w:rFonts w:ascii="Times New Roman" w:eastAsia="宋体" w:hAnsi="Times New Roman" w:cs="Times New Roman"/>
+          <w:b w:val="0"/>
+          <w:sz w:val="24"/>
         </w:rPr>
         <w:t xml:space="preserve">2.2.2 </w:t>
       </w:r>
       <w:r>
         <w:rPr>
-          <w:rFonts w:ascii="Times New Roman" w:eastAsia="黑体" w:hAnsi="Times New Roman" w:cs="Times New Roman"/>
-          <w:b/>
+          <w:rFonts w:ascii="Times New Roman" w:eastAsia="宋体" w:hAnsi="Times New Roman" w:cs="Times New Roman"/>
+          <w:b w:val="0"/>
           <w:bCs/>
+          <w:sz w:val="24"/>
         </w:rPr>
         <w:t>Spring Cloud Gateway</w:t>
       </w:r>
       <w:r>
         <w:rPr>
-          <w:rFonts w:ascii="Times New Roman" w:eastAsia="黑体" w:hAnsi="Times New Roman" w:cs="Times New Roman"/>
+          <w:rFonts w:ascii="Times New Roman" w:eastAsia="宋体" w:hAnsi="Times New Roman" w:cs="Times New Roman"/>
+          <w:b w:val="0"/>
+          <w:sz w:val="24"/>
         </w:rPr>
         <w:t> </w:t>
       </w:r>
       <w:r>
         <w:rPr>
-          <w:rFonts w:ascii="Times New Roman" w:eastAsia="黑体" w:hAnsi="Times New Roman" w:cs="Times New Roman"/>
+          <w:rFonts w:ascii="Times New Roman" w:eastAsia="宋体" w:hAnsi="Times New Roman" w:cs="Times New Roman"/>
+          <w:b w:val="0"/>
+          <w:sz w:val="24"/>
         </w:rPr>
         <w:t>网关技术</w:t>
       </w:r>
@@ -9687,39 +9731,45 @@
       <w:bookmarkStart w:id="9" w:name="_Toc227266200"/>
       <w:r>
         <w:rPr>
-          <w:rFonts w:ascii="Times New Roman" w:eastAsia="黑体" w:hAnsi="Times New Roman" w:cs="Times New Roman"/>
+          <w:rFonts w:ascii="Times New Roman" w:eastAsia="宋体" w:hAnsi="Times New Roman" w:cs="Times New Roman"/>
+          <w:b w:val="0"/>
+          <w:sz w:val="24"/>
         </w:rPr>
         <w:t xml:space="preserve">2.2.3 </w:t>
       </w:r>
       <w:r>
         <w:rPr>
-          <w:rFonts w:ascii="Times New Roman" w:eastAsia="黑体" w:hAnsi="Times New Roman" w:cs="Times New Roman"/>
-          <w:b/>
+          <w:rFonts w:ascii="Times New Roman" w:eastAsia="宋体" w:hAnsi="Times New Roman" w:cs="Times New Roman"/>
+          <w:b w:val="0"/>
           <w:bCs/>
+          <w:sz w:val="24"/>
         </w:rPr>
         <w:t>Spring Security </w:t>
       </w:r>
       <w:r>
         <w:rPr>
-          <w:rFonts w:ascii="Times New Roman" w:eastAsia="黑体" w:hAnsi="Times New Roman" w:cs="Times New Roman"/>
-          <w:b/>
+          <w:rFonts w:ascii="Times New Roman" w:eastAsia="宋体" w:hAnsi="Times New Roman" w:cs="Times New Roman"/>
+          <w:b w:val="0"/>
           <w:bCs/>
+          <w:sz w:val="24"/>
         </w:rPr>
         <w:t>与</w:t>
       </w:r>
       <w:r>
         <w:rPr>
-          <w:rFonts w:ascii="Times New Roman" w:eastAsia="黑体" w:hAnsi="Times New Roman" w:cs="Times New Roman"/>
-          <w:b/>
+          <w:rFonts w:ascii="Times New Roman" w:eastAsia="宋体" w:hAnsi="Times New Roman" w:cs="Times New Roman"/>
+          <w:b w:val="0"/>
           <w:bCs/>
+          <w:sz w:val="24"/>
         </w:rPr>
         <w:t> JWT </w:t>
       </w:r>
       <w:r>
         <w:rPr>
-          <w:rFonts w:ascii="Times New Roman" w:eastAsia="黑体" w:hAnsi="Times New Roman" w:cs="Times New Roman"/>
-          <w:b/>
+          <w:rFonts w:ascii="Times New Roman" w:eastAsia="宋体" w:hAnsi="Times New Roman" w:cs="Times New Roman"/>
+          <w:b w:val="0"/>
           <w:bCs/>
+          <w:sz w:val="24"/>
         </w:rPr>
         <w:t>认证</w:t>
       </w:r>
@@ -9990,23 +10040,27 @@
       <w:bookmarkStart w:id="10" w:name="_Toc227266201"/>
       <w:r>
         <w:rPr>
-          <w:rFonts w:ascii="Times New Roman" w:eastAsia="黑体" w:hAnsi="Times New Roman" w:cs="Times New Roman"/>
+          <w:rFonts w:ascii="Times New Roman" w:eastAsia="宋体" w:hAnsi="Times New Roman" w:cs="Times New Roman"/>
+          <w:b w:val="0"/>
+          <w:sz w:val="24"/>
         </w:rPr>
         <w:t xml:space="preserve">2.2.4 </w:t>
       </w:r>
       <w:r>
         <w:rPr>
-          <w:rFonts w:ascii="Times New Roman" w:eastAsia="黑体" w:hAnsi="Times New Roman" w:cs="Times New Roman"/>
-          <w:b/>
+          <w:rFonts w:ascii="Times New Roman" w:eastAsia="宋体" w:hAnsi="Times New Roman" w:cs="Times New Roman"/>
+          <w:b w:val="0"/>
           <w:bCs/>
+          <w:sz w:val="24"/>
         </w:rPr>
         <w:t>Vue 3 </w:t>
       </w:r>
       <w:r>
         <w:rPr>
-          <w:rFonts w:ascii="Times New Roman" w:eastAsia="黑体" w:hAnsi="Times New Roman" w:cs="Times New Roman"/>
-          <w:b/>
+          <w:rFonts w:ascii="Times New Roman" w:eastAsia="宋体" w:hAnsi="Times New Roman" w:cs="Times New Roman"/>
+          <w:b w:val="0"/>
           <w:bCs/>
+          <w:sz w:val="24"/>
         </w:rPr>
         <w:t>前端框架</w:t>
       </w:r>
@@ -10283,33 +10337,38 @@
       <w:bookmarkStart w:id="11" w:name="_Toc227266202"/>
       <w:r>
         <w:rPr>
-          <w:rFonts w:ascii="Times New Roman" w:eastAsia="黑体" w:hAnsi="Times New Roman" w:cs="Times New Roman"/>
+          <w:rFonts w:ascii="Times New Roman" w:eastAsia="宋体" w:hAnsi="Times New Roman" w:cs="Times New Roman"/>
+          <w:b w:val="0"/>
+          <w:sz w:val="24"/>
         </w:rPr>
         <w:t xml:space="preserve">2.2.5 </w:t>
       </w:r>
       <w:proofErr w:type="spellStart"/>
       <w:r>
         <w:rPr>
-          <w:rFonts w:ascii="Times New Roman" w:eastAsia="黑体" w:hAnsi="Times New Roman" w:cs="Times New Roman"/>
-          <w:b/>
+          <w:rFonts w:ascii="Times New Roman" w:eastAsia="宋体" w:hAnsi="Times New Roman" w:cs="Times New Roman"/>
+          <w:b w:val="0"/>
           <w:bCs/>
+          <w:sz w:val="24"/>
         </w:rPr>
         <w:t>MyBatis</w:t>
       </w:r>
       <w:proofErr w:type="spellEnd"/>
       <w:r>
         <w:rPr>
-          <w:rFonts w:ascii="Times New Roman" w:eastAsia="黑体" w:hAnsi="Times New Roman" w:cs="Times New Roman"/>
-          <w:b/>
+          <w:rFonts w:ascii="Times New Roman" w:eastAsia="宋体" w:hAnsi="Times New Roman" w:cs="Times New Roman"/>
+          <w:b w:val="0"/>
           <w:bCs/>
+          <w:sz w:val="24"/>
         </w:rPr>
         <w:t>-Plus </w:t>
       </w:r>
       <w:r>
         <w:rPr>
-          <w:rFonts w:ascii="Times New Roman" w:eastAsia="黑体" w:hAnsi="Times New Roman" w:cs="Times New Roman"/>
-          <w:b/>
+          <w:rFonts w:ascii="Times New Roman" w:eastAsia="宋体" w:hAnsi="Times New Roman" w:cs="Times New Roman"/>
+          <w:b w:val="0"/>
           <w:bCs/>
+          <w:sz w:val="24"/>
         </w:rPr>
         <w:t>持久层框架</w:t>
       </w:r>
@@ -10576,23 +10635,27 @@
       <w:bookmarkStart w:id="12" w:name="_Toc227266203"/>
       <w:r>
         <w:rPr>
-          <w:rFonts w:ascii="Times New Roman" w:eastAsia="黑体" w:hAnsi="Times New Roman" w:cs="Times New Roman"/>
+          <w:rFonts w:ascii="Times New Roman" w:eastAsia="宋体" w:hAnsi="Times New Roman" w:cs="Times New Roman"/>
+          <w:b w:val="0"/>
+          <w:sz w:val="24"/>
         </w:rPr>
         <w:t xml:space="preserve">2.2.6 </w:t>
       </w:r>
       <w:r>
         <w:rPr>
-          <w:rFonts w:ascii="Times New Roman" w:eastAsia="黑体" w:hAnsi="Times New Roman" w:cs="Times New Roman"/>
-          <w:b/>
+          <w:rFonts w:ascii="Times New Roman" w:eastAsia="宋体" w:hAnsi="Times New Roman" w:cs="Times New Roman"/>
+          <w:b w:val="0"/>
           <w:bCs/>
+          <w:sz w:val="24"/>
         </w:rPr>
         <w:t>Redis </w:t>
       </w:r>
       <w:r>
         <w:rPr>
-          <w:rFonts w:ascii="Times New Roman" w:eastAsia="黑体" w:hAnsi="Times New Roman" w:cs="Times New Roman"/>
-          <w:b/>
+          <w:rFonts w:ascii="Times New Roman" w:eastAsia="宋体" w:hAnsi="Times New Roman" w:cs="Times New Roman"/>
+          <w:b w:val="0"/>
           <w:bCs/>
+          <w:sz w:val="24"/>
         </w:rPr>
         <w:t>缓存技术</w:t>
       </w:r>
@@ -10833,33 +10896,38 @@
       <w:bookmarkStart w:id="13" w:name="_Toc227266204"/>
       <w:r>
         <w:rPr>
-          <w:rFonts w:ascii="Times New Roman" w:eastAsia="黑体" w:hAnsi="Times New Roman" w:cs="Times New Roman"/>
+          <w:rFonts w:ascii="Times New Roman" w:eastAsia="宋体" w:hAnsi="Times New Roman" w:cs="Times New Roman"/>
+          <w:b w:val="0"/>
+          <w:sz w:val="24"/>
         </w:rPr>
         <w:t xml:space="preserve">2.2.7 </w:t>
       </w:r>
       <w:proofErr w:type="spellStart"/>
       <w:r>
         <w:rPr>
-          <w:rFonts w:ascii="Times New Roman" w:eastAsia="黑体" w:hAnsi="Times New Roman" w:cs="Times New Roman"/>
-          <w:b/>
+          <w:rFonts w:ascii="Times New Roman" w:eastAsia="宋体" w:hAnsi="Times New Roman" w:cs="Times New Roman"/>
+          <w:b w:val="0"/>
           <w:bCs/>
+          <w:sz w:val="24"/>
         </w:rPr>
         <w:t>Nacos</w:t>
       </w:r>
       <w:proofErr w:type="spellEnd"/>
       <w:r>
         <w:rPr>
-          <w:rFonts w:ascii="Times New Roman" w:eastAsia="黑体" w:hAnsi="Times New Roman" w:cs="Times New Roman"/>
-          <w:b/>
+          <w:rFonts w:ascii="Times New Roman" w:eastAsia="宋体" w:hAnsi="Times New Roman" w:cs="Times New Roman"/>
+          <w:b w:val="0"/>
           <w:bCs/>
+          <w:sz w:val="24"/>
         </w:rPr>
         <w:t> </w:t>
       </w:r>
       <w:r>
         <w:rPr>
-          <w:rFonts w:ascii="Times New Roman" w:eastAsia="黑体" w:hAnsi="Times New Roman" w:cs="Times New Roman"/>
-          <w:b/>
+          <w:rFonts w:ascii="Times New Roman" w:eastAsia="宋体" w:hAnsi="Times New Roman" w:cs="Times New Roman"/>
+          <w:b w:val="0"/>
           <w:bCs/>
+          <w:sz w:val="24"/>
         </w:rPr>
         <w:t>服务注册与配置中心</w:t>
       </w:r>
@@ -11106,13 +11174,17 @@
       <w:bookmarkStart w:id="14" w:name="_Toc227266205"/>
       <w:r>
         <w:rPr>
-          <w:rFonts w:ascii="Times New Roman" w:hAnsi="Times New Roman" w:cs="Times New Roman"/>
+          <w:rFonts w:ascii="Times New Roman" w:hAnsi="Times New Roman" w:cs="Times New Roman" w:eastAsia="黑体"/>
+          <w:b/>
+          <w:sz w:val="24"/>
         </w:rPr>
         <w:t>3 </w:t>
       </w:r>
       <w:r>
         <w:rPr>
-          <w:rFonts w:ascii="Times New Roman" w:hAnsi="Times New Roman" w:cs="Times New Roman"/>
+          <w:rFonts w:ascii="Times New Roman" w:hAnsi="Times New Roman" w:cs="Times New Roman" w:eastAsia="黑体"/>
+          <w:b/>
+          <w:sz w:val="24"/>
         </w:rPr>
         <w:t>需求分析</w:t>
       </w:r>
@@ -11127,14 +11199,16 @@
       </w:pPr>
       <w:r>
         <w:rPr>
-          <w:rFonts w:eastAsia="宋体" w:ascii="Times New Roman" w:hAnsi="Times New Roman" w:cs="Times New Roman"/>
+          <w:rFonts w:eastAsia="黑体" w:ascii="Times New Roman" w:hAnsi="Times New Roman" w:cs="Times New Roman"/>
+          <w:b/>
           <w:sz w:val="24"/>
         </w:rPr>
         <w:t xml:space="preserve">3.1 </w:t>
       </w:r>
       <w:r>
         <w:rPr>
-          <w:rFonts w:eastAsia="宋体" w:ascii="Times New Roman" w:hAnsi="Times New Roman" w:cs="Times New Roman"/>
+          <w:rFonts w:eastAsia="黑体" w:ascii="Times New Roman" w:hAnsi="Times New Roman" w:cs="Times New Roman"/>
+          <w:b/>
           <w:sz w:val="24"/>
         </w:rPr>
         <w:t>可行性分析</w:t>
@@ -11150,6 +11224,7 @@
       <w:r>
         <w:rPr>
           <w:rFonts w:eastAsia="宋体" w:ascii="Times New Roman" w:hAnsi="Times New Roman" w:cs="Times New Roman"/>
+          <w:b w:val="0"/>
           <w:sz w:val="24"/>
         </w:rPr>
         <w:t xml:space="preserve">3.1.1 </w:t>
@@ -11157,6 +11232,7 @@
       <w:r>
         <w:rPr>
           <w:rFonts w:eastAsia="宋体" w:ascii="Times New Roman" w:hAnsi="Times New Roman" w:cs="Times New Roman"/>
+          <w:b w:val="0"/>
           <w:sz w:val="24"/>
         </w:rPr>
         <w:t>技术可行性</w:t>
@@ -11338,6 +11414,7 @@
       <w:r>
         <w:rPr>
           <w:rFonts w:eastAsia="宋体" w:ascii="Times New Roman" w:hAnsi="Times New Roman" w:cs="Times New Roman"/>
+          <w:b w:val="0"/>
           <w:sz w:val="24"/>
         </w:rPr>
         <w:t xml:space="preserve">3.1.2 </w:t>
@@ -11345,6 +11422,7 @@
       <w:r>
         <w:rPr>
           <w:rFonts w:eastAsia="宋体" w:ascii="Times New Roman" w:hAnsi="Times New Roman" w:cs="Times New Roman"/>
+          <w:b w:val="0"/>
           <w:sz w:val="24"/>
         </w:rPr>
         <w:t>操作可行性</w:t>
@@ -11438,6 +11516,7 @@
       <w:r>
         <w:rPr>
           <w:rFonts w:eastAsia="宋体" w:ascii="Times New Roman" w:hAnsi="Times New Roman" w:cs="Times New Roman"/>
+          <w:b w:val="0"/>
           <w:sz w:val="24"/>
         </w:rPr>
         <w:t xml:space="preserve">3.1.3 </w:t>
@@ -11445,6 +11524,7 @@
       <w:r>
         <w:rPr>
           <w:rFonts w:eastAsia="宋体" w:ascii="Times New Roman" w:hAnsi="Times New Roman" w:cs="Times New Roman"/>
+          <w:b w:val="0"/>
           <w:sz w:val="24"/>
         </w:rPr>
         <w:t>经济可行性</w:t>
@@ -11609,6 +11689,33 @@
         </w:rPr>
         <w:t>较低。系统建成后能够有效提升校园兼职信息的匹配效率，降低信息不对称带来的交易成本，具有良好的经济效益和社会效益。</w:t>
       </w:r>
+    </w:p>
+    <w:p>
+      <w:pPr>
+        <w:pStyle w:val="2"/>
+        <w:wordWrap w:val="0"/>
+        <w:rPr>
+          <w:rFonts w:hint="eastAsia" w:ascii="Times New Roman" w:hAnsi="Times New Roman" w:cs="Times New Roman"/>
+        </w:rPr>
+      </w:pPr>
+      <w:bookmarkStart w:id="15" w:name="_Toc227266206"/>
+      <w:r>
+        <w:rPr>
+          <w:rFonts w:ascii="Times New Roman" w:eastAsia="黑体" w:hAnsi="Times New Roman" w:cs="Times New Roman"/>
+          <w:b/>
+          <w:sz w:val="24"/>
+        </w:rPr>
+        <w:t>3.2 </w:t>
+      </w:r>
+      <w:r>
+        <w:rPr>
+          <w:rFonts w:ascii="Times New Roman" w:hAnsi="Times New Roman" w:cs="Times New Roman" w:eastAsia="黑体"/>
+          <w:b/>
+          <w:sz w:val="24"/>
+        </w:rPr>
+        <w:t>学生端功能需求分析</w:t>
+      </w:r>
+      <w:bookmarkEnd w:id="15"/>
     </w:p>
     <w:p>
       <w:pPr>
@@ -11891,39 +11998,20 @@
           <w:rFonts w:hint="eastAsia" w:ascii="Times New Roman" w:hAnsi="Times New Roman" w:cs="Times New Roman"/>
         </w:rPr>
       </w:pPr>
-      <w:bookmarkStart w:id="15" w:name="_Toc227266206"/>
-      <w:r>
-        <w:rPr>
-          <w:rFonts w:ascii="Times New Roman" w:eastAsia="宋体" w:hAnsi="Times New Roman" w:cs="Times New Roman"/>
-        </w:rPr>
-        <w:t>3.2 </w:t>
-      </w:r>
-      <w:r>
-        <w:rPr>
-          <w:rFonts w:ascii="Times New Roman" w:hAnsi="Times New Roman" w:cs="Times New Roman"/>
-        </w:rPr>
-        <w:t>学生端功能需求分析</w:t>
-      </w:r>
-      <w:bookmarkEnd w:id="15"/>
-    </w:p>
-    <w:p>
-      <w:pPr>
-        <w:pStyle w:val="2"/>
-        <w:wordWrap w:val="0"/>
-        <w:rPr>
-          <w:rFonts w:hint="eastAsia" w:ascii="Times New Roman" w:hAnsi="Times New Roman" w:cs="Times New Roman"/>
-        </w:rPr>
-      </w:pPr>
       <w:bookmarkStart w:id="16" w:name="_Toc227266207"/>
       <w:r>
         <w:rPr>
-          <w:rFonts w:ascii="Times New Roman" w:eastAsia="宋体" w:hAnsi="Times New Roman" w:cs="Times New Roman"/>
+          <w:rFonts w:ascii="Times New Roman" w:eastAsia="黑体" w:hAnsi="Times New Roman" w:cs="Times New Roman"/>
+          <w:b/>
+          <w:sz w:val="24"/>
         </w:rPr>
         <w:t>3.3 </w:t>
       </w:r>
       <w:r>
         <w:rPr>
-          <w:rFonts w:ascii="Times New Roman" w:hAnsi="Times New Roman" w:cs="Times New Roman"/>
+          <w:rFonts w:ascii="Times New Roman" w:hAnsi="Times New Roman" w:cs="Times New Roman" w:eastAsia="黑体"/>
+          <w:b/>
+          <w:sz w:val="24"/>
         </w:rPr>
         <w:t>雇主端功能需求分析</w:t>
       </w:r>
@@ -12275,13 +12363,17 @@
       <w:bookmarkStart w:id="17" w:name="_Toc227266208"/>
       <w:r>
         <w:rPr>
-          <w:rFonts w:ascii="Times New Roman" w:eastAsia="宋体" w:hAnsi="Times New Roman" w:cs="Times New Roman"/>
+          <w:rFonts w:ascii="Times New Roman" w:eastAsia="黑体" w:hAnsi="Times New Roman" w:cs="Times New Roman"/>
+          <w:b/>
+          <w:sz w:val="24"/>
         </w:rPr>
         <w:t>3.4 </w:t>
       </w:r>
       <w:r>
         <w:rPr>
-          <w:rFonts w:ascii="Times New Roman" w:hAnsi="Times New Roman" w:cs="Times New Roman"/>
+          <w:rFonts w:ascii="Times New Roman" w:hAnsi="Times New Roman" w:cs="Times New Roman" w:eastAsia="黑体"/>
+          <w:b/>
+          <w:sz w:val="24"/>
         </w:rPr>
         <w:t>管理员端功能需求分析</w:t>
       </w:r>
@@ -12461,13 +12553,17 @@
       <w:bookmarkStart w:id="18" w:name="_Toc227266209"/>
       <w:r>
         <w:rPr>
-          <w:rFonts w:ascii="Times New Roman" w:hAnsi="Times New Roman" w:cs="Times New Roman"/>
+          <w:rFonts w:ascii="Times New Roman" w:hAnsi="Times New Roman" w:cs="Times New Roman" w:eastAsia="黑体"/>
+          <w:b/>
+          <w:sz w:val="24"/>
         </w:rPr>
         <w:t>4 </w:t>
       </w:r>
       <w:r>
         <w:rPr>
-          <w:rFonts w:ascii="Times New Roman" w:hAnsi="Times New Roman" w:cs="Times New Roman"/>
+          <w:rFonts w:ascii="Times New Roman" w:hAnsi="Times New Roman" w:cs="Times New Roman" w:eastAsia="黑体"/>
+          <w:b/>
+          <w:sz w:val="24"/>
         </w:rPr>
         <w:t>系统概要设计</w:t>
       </w:r>
@@ -12484,13 +12580,17 @@
       <w:bookmarkStart w:id="19" w:name="_Toc227266210"/>
       <w:r>
         <w:rPr>
-          <w:rFonts w:ascii="Times New Roman" w:eastAsia="宋体" w:hAnsi="Times New Roman" w:cs="Times New Roman"/>
+          <w:rFonts w:ascii="Times New Roman" w:eastAsia="黑体" w:hAnsi="Times New Roman" w:cs="Times New Roman"/>
+          <w:b/>
+          <w:sz w:val="24"/>
         </w:rPr>
         <w:t>4.1 </w:t>
       </w:r>
       <w:r>
         <w:rPr>
-          <w:rFonts w:ascii="Times New Roman" w:hAnsi="Times New Roman" w:cs="Times New Roman"/>
+          <w:rFonts w:ascii="Times New Roman" w:hAnsi="Times New Roman" w:cs="Times New Roman" w:eastAsia="黑体"/>
+          <w:b/>
+          <w:sz w:val="24"/>
         </w:rPr>
         <w:t>系统总体架构</w:t>
       </w:r>
@@ -13131,13 +13231,17 @@
       <w:bookmarkStart w:id="20" w:name="_Toc227266211"/>
       <w:r>
         <w:rPr>
-          <w:rFonts w:ascii="Times New Roman" w:eastAsia="宋体" w:hAnsi="Times New Roman" w:cs="Times New Roman"/>
+          <w:rFonts w:ascii="Times New Roman" w:eastAsia="黑体" w:hAnsi="Times New Roman" w:cs="Times New Roman"/>
+          <w:b/>
+          <w:sz w:val="24"/>
         </w:rPr>
         <w:t>4.2 </w:t>
       </w:r>
       <w:r>
         <w:rPr>
-          <w:rFonts w:ascii="Times New Roman" w:hAnsi="Times New Roman" w:cs="Times New Roman"/>
+          <w:rFonts w:ascii="Times New Roman" w:hAnsi="Times New Roman" w:cs="Times New Roman" w:eastAsia="黑体"/>
+          <w:b/>
+          <w:sz w:val="24"/>
         </w:rPr>
         <w:t>数据库总体设计</w:t>
       </w:r>
@@ -13154,23 +13258,27 @@
       <w:bookmarkStart w:id="21" w:name="_Toc227266212"/>
       <w:r>
         <w:rPr>
-          <w:rFonts w:ascii="Times New Roman" w:eastAsia="黑体" w:hAnsi="Times New Roman" w:cs="Times New Roman"/>
+          <w:rFonts w:ascii="Times New Roman" w:eastAsia="宋体" w:hAnsi="Times New Roman" w:cs="Times New Roman"/>
+          <w:b w:val="0"/>
+          <w:sz w:val="24"/>
         </w:rPr>
         <w:t xml:space="preserve">4.2.1 </w:t>
       </w:r>
       <w:r>
         <w:rPr>
-          <w:rFonts w:ascii="Times New Roman" w:eastAsia="黑体" w:hAnsi="Times New Roman" w:cs="Times New Roman"/>
-          <w:b/>
+          <w:rFonts w:ascii="Times New Roman" w:eastAsia="宋体" w:hAnsi="Times New Roman" w:cs="Times New Roman"/>
+          <w:b w:val="0"/>
           <w:bCs/>
+          <w:sz w:val="24"/>
         </w:rPr>
         <w:t>E-R </w:t>
       </w:r>
       <w:r>
         <w:rPr>
-          <w:rFonts w:ascii="Times New Roman" w:eastAsia="黑体" w:hAnsi="Times New Roman" w:cs="Times New Roman"/>
-          <w:b/>
+          <w:rFonts w:ascii="Times New Roman" w:eastAsia="宋体" w:hAnsi="Times New Roman" w:cs="Times New Roman"/>
+          <w:b w:val="0"/>
           <w:bCs/>
+          <w:sz w:val="24"/>
         </w:rPr>
         <w:t>图设计</w:t>
       </w:r>
@@ -13332,15 +13440,18 @@
       <w:bookmarkStart w:id="22" w:name="_Toc227266213"/>
       <w:r>
         <w:rPr>
-          <w:rFonts w:ascii="Times New Roman" w:eastAsia="黑体" w:hAnsi="Times New Roman" w:cs="Times New Roman"/>
+          <w:rFonts w:ascii="Times New Roman" w:eastAsia="宋体" w:hAnsi="Times New Roman" w:cs="Times New Roman"/>
+          <w:b w:val="0"/>
+          <w:sz w:val="24"/>
         </w:rPr>
         <w:t>4.2.2 </w:t>
       </w:r>
       <w:r>
         <w:rPr>
-          <w:rFonts w:ascii="Times New Roman" w:eastAsia="黑体" w:hAnsi="Times New Roman" w:cs="Times New Roman"/>
-          <w:b/>
+          <w:rFonts w:ascii="Times New Roman" w:eastAsia="宋体" w:hAnsi="Times New Roman" w:cs="Times New Roman"/>
+          <w:b w:val="0"/>
           <w:bCs/>
+          <w:sz w:val="24"/>
         </w:rPr>
         <w:t>数据库表结构设计</w:t>
       </w:r>
@@ -24681,13 +24792,17 @@
       <w:bookmarkStart w:id="23" w:name="_Toc227266214"/>
       <w:r>
         <w:rPr>
-          <w:rFonts w:ascii="Times New Roman" w:hAnsi="Times New Roman" w:cs="Times New Roman"/>
+          <w:rFonts w:ascii="Times New Roman" w:hAnsi="Times New Roman" w:cs="Times New Roman" w:eastAsia="黑体"/>
+          <w:b/>
+          <w:sz w:val="24"/>
         </w:rPr>
         <w:t>5 </w:t>
       </w:r>
       <w:r>
         <w:rPr>
-          <w:rFonts w:ascii="Times New Roman" w:hAnsi="Times New Roman" w:cs="Times New Roman"/>
+          <w:rFonts w:ascii="Times New Roman" w:hAnsi="Times New Roman" w:cs="Times New Roman" w:eastAsia="黑体"/>
+          <w:b/>
+          <w:sz w:val="24"/>
         </w:rPr>
         <w:t>系统的详细设计与实现</w:t>
       </w:r>
@@ -24704,13 +24819,17 @@
       <w:bookmarkStart w:id="24" w:name="_Toc227266215"/>
       <w:r>
         <w:rPr>
-          <w:rFonts w:ascii="Times New Roman" w:eastAsia="宋体" w:hAnsi="Times New Roman" w:cs="Times New Roman"/>
+          <w:rFonts w:ascii="Times New Roman" w:eastAsia="黑体" w:hAnsi="Times New Roman" w:cs="Times New Roman"/>
+          <w:b/>
+          <w:sz w:val="24"/>
         </w:rPr>
         <w:t>5.1 </w:t>
       </w:r>
       <w:r>
         <w:rPr>
-          <w:rFonts w:ascii="Times New Roman" w:hAnsi="Times New Roman" w:cs="Times New Roman"/>
+          <w:rFonts w:ascii="Times New Roman" w:hAnsi="Times New Roman" w:cs="Times New Roman" w:eastAsia="黑体"/>
+          <w:b/>
+          <w:sz w:val="24"/>
         </w:rPr>
         <w:t>管理员端模块</w:t>
       </w:r>
@@ -24727,15 +24846,18 @@
       <w:bookmarkStart w:id="25" w:name="_Toc227266216"/>
       <w:r>
         <w:rPr>
-          <w:rFonts w:ascii="Times New Roman" w:eastAsia="黑体" w:hAnsi="Times New Roman" w:cs="Times New Roman"/>
+          <w:rFonts w:ascii="Times New Roman" w:eastAsia="宋体" w:hAnsi="Times New Roman" w:cs="Times New Roman"/>
+          <w:b w:val="0"/>
+          <w:sz w:val="24"/>
         </w:rPr>
         <w:t>5.1.1 </w:t>
       </w:r>
       <w:r>
         <w:rPr>
-          <w:rFonts w:ascii="Times New Roman" w:eastAsia="黑体" w:hAnsi="Times New Roman" w:cs="Times New Roman"/>
-          <w:b/>
+          <w:rFonts w:ascii="Times New Roman" w:eastAsia="宋体" w:hAnsi="Times New Roman" w:cs="Times New Roman"/>
+          <w:b w:val="0"/>
           <w:bCs/>
+          <w:sz w:val="24"/>
         </w:rPr>
         <w:t>登录模块</w:t>
       </w:r>
@@ -25259,31 +25381,36 @@
       <w:bookmarkStart w:id="26" w:name="_Toc227266217"/>
       <w:r>
         <w:rPr>
-          <w:rFonts w:ascii="Times New Roman" w:eastAsia="黑体" w:hAnsi="Times New Roman" w:cs="Times New Roman"/>
+          <w:rFonts w:ascii="Times New Roman" w:eastAsia="宋体" w:hAnsi="Times New Roman" w:cs="Times New Roman"/>
+          <w:b w:val="0"/>
+          <w:sz w:val="24"/>
         </w:rPr>
         <w:t>5.1.2 </w:t>
       </w:r>
       <w:r>
         <w:rPr>
-          <w:rFonts w:ascii="Times New Roman" w:eastAsia="黑体" w:hAnsi="Times New Roman" w:cs="Times New Roman"/>
-          <w:b/>
+          <w:rFonts w:ascii="Times New Roman" w:eastAsia="宋体" w:hAnsi="Times New Roman" w:cs="Times New Roman"/>
+          <w:b w:val="0"/>
           <w:bCs/>
+          <w:sz w:val="24"/>
         </w:rPr>
         <w:t>系统首页</w:t>
       </w:r>
       <w:r>
         <w:rPr>
-          <w:rFonts w:ascii="Times New Roman" w:eastAsia="黑体" w:hAnsi="Times New Roman" w:cs="Times New Roman"/>
-          <w:b/>
+          <w:rFonts w:ascii="Times New Roman" w:eastAsia="宋体" w:hAnsi="Times New Roman" w:cs="Times New Roman"/>
+          <w:b w:val="0"/>
           <w:bCs/>
+          <w:sz w:val="24"/>
         </w:rPr>
         <w:t>/</w:t>
       </w:r>
       <w:r>
         <w:rPr>
-          <w:rFonts w:ascii="Times New Roman" w:eastAsia="黑体" w:hAnsi="Times New Roman" w:cs="Times New Roman"/>
-          <w:b/>
+          <w:rFonts w:ascii="Times New Roman" w:eastAsia="宋体" w:hAnsi="Times New Roman" w:cs="Times New Roman"/>
+          <w:b w:val="0"/>
           <w:bCs/>
+          <w:sz w:val="24"/>
         </w:rPr>
         <w:t>数据统计</w:t>
       </w:r>
@@ -25410,22 +25537,27 @@
       </w:pPr>
       <w:r>
         <w:rPr>
-          <w:rFonts w:ascii="Times New Roman" w:eastAsia="黑体" w:hAnsi="Times New Roman" w:cs="Times New Roman"/>
+          <w:rFonts w:ascii="Times New Roman" w:eastAsia="宋体" w:hAnsi="Times New Roman" w:cs="Times New Roman"/>
+          <w:b w:val="0"/>
+          <w:sz w:val="24"/>
         </w:rPr>
         <w:t xml:space="preserve"> </w:t>
       </w:r>
       <w:bookmarkStart w:id="27" w:name="_Toc227266218"/>
       <w:r>
         <w:rPr>
-          <w:rFonts w:ascii="Times New Roman" w:eastAsia="黑体" w:hAnsi="Times New Roman" w:cs="Times New Roman"/>
+          <w:rFonts w:ascii="Times New Roman" w:eastAsia="宋体" w:hAnsi="Times New Roman" w:cs="Times New Roman"/>
+          <w:b w:val="0"/>
+          <w:sz w:val="24"/>
         </w:rPr>
         <w:t>5.1.3 </w:t>
       </w:r>
       <w:r>
         <w:rPr>
-          <w:rFonts w:ascii="Times New Roman" w:eastAsia="黑体" w:hAnsi="Times New Roman" w:cs="Times New Roman"/>
-          <w:b/>
+          <w:rFonts w:ascii="Times New Roman" w:eastAsia="宋体" w:hAnsi="Times New Roman" w:cs="Times New Roman"/>
+          <w:b w:val="0"/>
           <w:bCs/>
+          <w:sz w:val="24"/>
         </w:rPr>
         <w:t>兼职信息审核模块</w:t>
       </w:r>
@@ -25777,15 +25909,18 @@
       <w:bookmarkStart w:id="28" w:name="_Toc227266219"/>
       <w:r>
         <w:rPr>
-          <w:rFonts w:ascii="Times New Roman" w:eastAsia="黑体" w:hAnsi="Times New Roman" w:cs="Times New Roman"/>
+          <w:rFonts w:ascii="Times New Roman" w:eastAsia="宋体" w:hAnsi="Times New Roman" w:cs="Times New Roman"/>
+          <w:b w:val="0"/>
+          <w:sz w:val="24"/>
         </w:rPr>
         <w:t>5.1.4 </w:t>
       </w:r>
       <w:r>
         <w:rPr>
-          <w:rFonts w:ascii="Times New Roman" w:eastAsia="黑体" w:hAnsi="Times New Roman" w:cs="Times New Roman"/>
-          <w:b/>
+          <w:rFonts w:ascii="Times New Roman" w:eastAsia="宋体" w:hAnsi="Times New Roman" w:cs="Times New Roman"/>
+          <w:b w:val="0"/>
           <w:bCs/>
+          <w:sz w:val="24"/>
         </w:rPr>
         <w:t>用户管理模块</w:t>
       </w:r>
@@ -25896,20 +26031,26 @@
       </w:pPr>
       <w:r>
         <w:rPr>
-          <w:rFonts w:ascii="Times New Roman" w:eastAsia="宋体" w:hAnsi="Times New Roman" w:cs="Times New Roman"/>
+          <w:rFonts w:ascii="Times New Roman" w:eastAsia="黑体" w:hAnsi="Times New Roman" w:cs="Times New Roman"/>
+          <w:b/>
+          <w:sz w:val="24"/>
         </w:rPr>
         <w:t xml:space="preserve"> </w:t>
       </w:r>
       <w:bookmarkStart w:id="29" w:name="_Toc227266220"/>
       <w:r>
         <w:rPr>
-          <w:rFonts w:ascii="Times New Roman" w:eastAsia="宋体" w:hAnsi="Times New Roman" w:cs="Times New Roman"/>
+          <w:rFonts w:ascii="Times New Roman" w:eastAsia="黑体" w:hAnsi="Times New Roman" w:cs="Times New Roman"/>
+          <w:b/>
+          <w:sz w:val="24"/>
         </w:rPr>
         <w:t>5.2 </w:t>
       </w:r>
       <w:r>
         <w:rPr>
-          <w:rFonts w:ascii="Times New Roman" w:hAnsi="Times New Roman" w:cs="Times New Roman"/>
+          <w:rFonts w:ascii="Times New Roman" w:hAnsi="Times New Roman" w:cs="Times New Roman" w:eastAsia="黑体"/>
+          <w:b/>
+          <w:sz w:val="24"/>
         </w:rPr>
         <w:t>雇主端模块</w:t>
       </w:r>
@@ -25926,15 +26067,18 @@
       <w:bookmarkStart w:id="30" w:name="_Toc227266221"/>
       <w:r>
         <w:rPr>
-          <w:rFonts w:ascii="Times New Roman" w:eastAsia="黑体" w:hAnsi="Times New Roman" w:cs="Times New Roman"/>
+          <w:rFonts w:ascii="Times New Roman" w:eastAsia="宋体" w:hAnsi="Times New Roman" w:cs="Times New Roman"/>
+          <w:b w:val="0"/>
+          <w:sz w:val="24"/>
         </w:rPr>
         <w:t>5.2.1 </w:t>
       </w:r>
       <w:r>
         <w:rPr>
-          <w:rFonts w:ascii="Times New Roman" w:eastAsia="黑体" w:hAnsi="Times New Roman" w:cs="Times New Roman"/>
-          <w:b/>
+          <w:rFonts w:ascii="Times New Roman" w:eastAsia="宋体" w:hAnsi="Times New Roman" w:cs="Times New Roman"/>
+          <w:b w:val="0"/>
           <w:bCs/>
+          <w:sz w:val="24"/>
         </w:rPr>
         <w:t>登录注册模块</w:t>
       </w:r>
@@ -26084,15 +26228,18 @@
       <w:bookmarkStart w:id="31" w:name="_Toc227266222"/>
       <w:r>
         <w:rPr>
-          <w:rFonts w:ascii="Times New Roman" w:eastAsia="黑体" w:hAnsi="Times New Roman" w:cs="Times New Roman"/>
+          <w:rFonts w:ascii="Times New Roman" w:eastAsia="宋体" w:hAnsi="Times New Roman" w:cs="Times New Roman"/>
+          <w:b w:val="0"/>
+          <w:sz w:val="24"/>
         </w:rPr>
         <w:t>5.2.2 </w:t>
       </w:r>
       <w:r>
         <w:rPr>
-          <w:rFonts w:ascii="Times New Roman" w:eastAsia="黑体" w:hAnsi="Times New Roman" w:cs="Times New Roman"/>
-          <w:b/>
+          <w:rFonts w:ascii="Times New Roman" w:eastAsia="宋体" w:hAnsi="Times New Roman" w:cs="Times New Roman"/>
+          <w:b w:val="0"/>
           <w:bCs/>
+          <w:sz w:val="24"/>
         </w:rPr>
         <w:t>发布兼职模块</w:t>
       </w:r>
@@ -26617,15 +26764,18 @@
       <w:bookmarkStart w:id="32" w:name="_Toc227266223"/>
       <w:r>
         <w:rPr>
-          <w:rFonts w:ascii="Times New Roman" w:eastAsia="黑体" w:hAnsi="Times New Roman" w:cs="Times New Roman"/>
+          <w:rFonts w:ascii="Times New Roman" w:eastAsia="宋体" w:hAnsi="Times New Roman" w:cs="Times New Roman"/>
+          <w:b w:val="0"/>
+          <w:sz w:val="24"/>
         </w:rPr>
         <w:t>5.2.3 </w:t>
       </w:r>
       <w:r>
         <w:rPr>
-          <w:rFonts w:ascii="Times New Roman" w:eastAsia="黑体" w:hAnsi="Times New Roman" w:cs="Times New Roman"/>
-          <w:b/>
+          <w:rFonts w:ascii="Times New Roman" w:eastAsia="宋体" w:hAnsi="Times New Roman" w:cs="Times New Roman"/>
+          <w:b w:val="0"/>
           <w:bCs/>
+          <w:sz w:val="24"/>
         </w:rPr>
         <w:t>我的兼职管理模块</w:t>
       </w:r>
@@ -26728,22 +26878,27 @@
       </w:pPr>
       <w:r>
         <w:rPr>
-          <w:rFonts w:ascii="Times New Roman" w:eastAsia="黑体" w:hAnsi="Times New Roman" w:cs="Times New Roman"/>
+          <w:rFonts w:ascii="Times New Roman" w:eastAsia="宋体" w:hAnsi="Times New Roman" w:cs="Times New Roman"/>
+          <w:b w:val="0"/>
+          <w:sz w:val="24"/>
         </w:rPr>
         <w:t xml:space="preserve"> </w:t>
       </w:r>
       <w:bookmarkStart w:id="33" w:name="_Toc227266224"/>
       <w:r>
         <w:rPr>
-          <w:rFonts w:ascii="Times New Roman" w:eastAsia="黑体" w:hAnsi="Times New Roman" w:cs="Times New Roman"/>
+          <w:rFonts w:ascii="Times New Roman" w:eastAsia="宋体" w:hAnsi="Times New Roman" w:cs="Times New Roman"/>
+          <w:b w:val="0"/>
+          <w:sz w:val="24"/>
         </w:rPr>
         <w:t>5.2.4 </w:t>
       </w:r>
       <w:r>
         <w:rPr>
-          <w:rFonts w:ascii="Times New Roman" w:eastAsia="黑体" w:hAnsi="Times New Roman" w:cs="Times New Roman"/>
-          <w:b/>
+          <w:rFonts w:ascii="Times New Roman" w:eastAsia="宋体" w:hAnsi="Times New Roman" w:cs="Times New Roman"/>
+          <w:b w:val="0"/>
           <w:bCs/>
+          <w:sz w:val="24"/>
         </w:rPr>
         <w:t>申请管理模块</w:t>
       </w:r>
@@ -27173,23 +27328,27 @@
       <w:bookmarkStart w:id="34" w:name="_Toc227266225"/>
       <w:r>
         <w:rPr>
-          <w:rFonts w:ascii="Times New Roman" w:eastAsia="黑体" w:hAnsi="Times New Roman" w:cs="Times New Roman"/>
+          <w:rFonts w:ascii="Times New Roman" w:eastAsia="宋体" w:hAnsi="Times New Roman" w:cs="Times New Roman"/>
+          <w:b w:val="0"/>
+          <w:sz w:val="24"/>
         </w:rPr>
         <w:t>5.2.5</w:t>
       </w:r>
       <w:r>
         <w:rPr>
-          <w:rFonts w:ascii="Times New Roman" w:eastAsia="黑体" w:hAnsi="Times New Roman" w:cs="Times New Roman"/>
-          <w:b/>
+          <w:rFonts w:ascii="Times New Roman" w:eastAsia="宋体" w:hAnsi="Times New Roman" w:cs="Times New Roman"/>
+          <w:b w:val="0"/>
           <w:bCs/>
+          <w:sz w:val="24"/>
         </w:rPr>
         <w:t> </w:t>
       </w:r>
       <w:r>
         <w:rPr>
-          <w:rFonts w:ascii="Times New Roman" w:eastAsia="黑体" w:hAnsi="Times New Roman" w:cs="Times New Roman"/>
-          <w:b/>
+          <w:rFonts w:ascii="Times New Roman" w:eastAsia="宋体" w:hAnsi="Times New Roman" w:cs="Times New Roman"/>
+          <w:b w:val="0"/>
           <w:bCs/>
+          <w:sz w:val="24"/>
         </w:rPr>
         <w:t>订单结算模块</w:t>
       </w:r>
@@ -27492,20 +27651,26 @@
       </w:pPr>
       <w:r>
         <w:rPr>
-          <w:rFonts w:ascii="Times New Roman" w:eastAsia="宋体" w:hAnsi="Times New Roman" w:cs="Times New Roman"/>
+          <w:rFonts w:ascii="Times New Roman" w:eastAsia="黑体" w:hAnsi="Times New Roman" w:cs="Times New Roman"/>
+          <w:b/>
+          <w:sz w:val="24"/>
         </w:rPr>
         <w:t xml:space="preserve"> </w:t>
       </w:r>
       <w:bookmarkStart w:id="35" w:name="_Toc227266226"/>
       <w:r>
         <w:rPr>
-          <w:rFonts w:ascii="Times New Roman" w:eastAsia="宋体" w:hAnsi="Times New Roman" w:cs="Times New Roman"/>
+          <w:rFonts w:ascii="Times New Roman" w:eastAsia="黑体" w:hAnsi="Times New Roman" w:cs="Times New Roman"/>
+          <w:b/>
+          <w:sz w:val="24"/>
         </w:rPr>
         <w:t>5.3 </w:t>
       </w:r>
       <w:r>
         <w:rPr>
-          <w:rFonts w:ascii="Times New Roman" w:hAnsi="Times New Roman" w:cs="Times New Roman"/>
+          <w:rFonts w:ascii="Times New Roman" w:hAnsi="Times New Roman" w:cs="Times New Roman" w:eastAsia="黑体"/>
+          <w:b/>
+          <w:sz w:val="24"/>
         </w:rPr>
         <w:t>学生端模块</w:t>
       </w:r>
@@ -27522,15 +27687,18 @@
       <w:bookmarkStart w:id="36" w:name="_Toc227266227"/>
       <w:r>
         <w:rPr>
-          <w:rFonts w:ascii="Times New Roman" w:eastAsia="黑体" w:hAnsi="Times New Roman" w:cs="Times New Roman"/>
+          <w:rFonts w:ascii="Times New Roman" w:eastAsia="宋体" w:hAnsi="Times New Roman" w:cs="Times New Roman"/>
+          <w:b w:val="0"/>
+          <w:sz w:val="24"/>
         </w:rPr>
         <w:t>5.3.1 </w:t>
       </w:r>
       <w:r>
         <w:rPr>
-          <w:rFonts w:ascii="Times New Roman" w:eastAsia="黑体" w:hAnsi="Times New Roman" w:cs="Times New Roman"/>
-          <w:b/>
+          <w:rFonts w:ascii="Times New Roman" w:eastAsia="宋体" w:hAnsi="Times New Roman" w:cs="Times New Roman"/>
+          <w:b w:val="0"/>
           <w:bCs/>
+          <w:sz w:val="24"/>
         </w:rPr>
         <w:t>登录注册模块</w:t>
       </w:r>
@@ -27673,15 +27841,18 @@
       <w:bookmarkStart w:id="37" w:name="_Toc227266228"/>
       <w:r>
         <w:rPr>
-          <w:rFonts w:ascii="Times New Roman" w:eastAsia="黑体" w:hAnsi="Times New Roman" w:cs="Times New Roman"/>
+          <w:rFonts w:ascii="Times New Roman" w:eastAsia="宋体" w:hAnsi="Times New Roman" w:cs="Times New Roman"/>
+          <w:b w:val="0"/>
+          <w:sz w:val="24"/>
         </w:rPr>
         <w:t>5.3.2 </w:t>
       </w:r>
       <w:r>
         <w:rPr>
-          <w:rFonts w:ascii="Times New Roman" w:eastAsia="黑体" w:hAnsi="Times New Roman" w:cs="Times New Roman"/>
-          <w:b/>
+          <w:rFonts w:ascii="Times New Roman" w:eastAsia="宋体" w:hAnsi="Times New Roman" w:cs="Times New Roman"/>
+          <w:b w:val="0"/>
           <w:bCs/>
+          <w:sz w:val="24"/>
         </w:rPr>
         <w:t>兼职浏览模块</w:t>
       </w:r>
@@ -28080,15 +28251,18 @@
       <w:bookmarkStart w:id="38" w:name="_Toc227266229"/>
       <w:r>
         <w:rPr>
-          <w:rFonts w:ascii="Times New Roman" w:eastAsia="黑体" w:hAnsi="Times New Roman" w:cs="Times New Roman"/>
+          <w:rFonts w:ascii="Times New Roman" w:eastAsia="宋体" w:hAnsi="Times New Roman" w:cs="Times New Roman"/>
+          <w:b w:val="0"/>
+          <w:sz w:val="24"/>
         </w:rPr>
         <w:t>5.3.3 </w:t>
       </w:r>
       <w:r>
         <w:rPr>
-          <w:rFonts w:ascii="Times New Roman" w:eastAsia="黑体" w:hAnsi="Times New Roman" w:cs="Times New Roman"/>
-          <w:b/>
+          <w:rFonts w:ascii="Times New Roman" w:eastAsia="宋体" w:hAnsi="Times New Roman" w:cs="Times New Roman"/>
+          <w:b w:val="0"/>
           <w:bCs/>
+          <w:sz w:val="24"/>
         </w:rPr>
         <w:t>兼职详情与申请模块</w:t>
       </w:r>
@@ -28244,22 +28418,27 @@
       </w:pPr>
       <w:r>
         <w:rPr>
-          <w:rFonts w:ascii="Times New Roman" w:eastAsia="黑体" w:hAnsi="Times New Roman" w:cs="Times New Roman"/>
+          <w:rFonts w:ascii="Times New Roman" w:eastAsia="宋体" w:hAnsi="Times New Roman" w:cs="Times New Roman"/>
+          <w:b w:val="0"/>
+          <w:sz w:val="24"/>
         </w:rPr>
         <w:t xml:space="preserve"> </w:t>
       </w:r>
       <w:bookmarkStart w:id="39" w:name="_Toc227266230"/>
       <w:r>
         <w:rPr>
-          <w:rFonts w:ascii="Times New Roman" w:eastAsia="黑体" w:hAnsi="Times New Roman" w:cs="Times New Roman"/>
+          <w:rFonts w:ascii="Times New Roman" w:eastAsia="宋体" w:hAnsi="Times New Roman" w:cs="Times New Roman"/>
+          <w:b w:val="0"/>
+          <w:sz w:val="24"/>
         </w:rPr>
         <w:t>5.3.4 </w:t>
       </w:r>
       <w:r>
         <w:rPr>
-          <w:rFonts w:ascii="Times New Roman" w:eastAsia="黑体" w:hAnsi="Times New Roman" w:cs="Times New Roman"/>
-          <w:b/>
+          <w:rFonts w:ascii="Times New Roman" w:eastAsia="宋体" w:hAnsi="Times New Roman" w:cs="Times New Roman"/>
+          <w:b w:val="0"/>
           <w:bCs/>
+          <w:sz w:val="24"/>
         </w:rPr>
         <w:t>我的申请模块</w:t>
       </w:r>
@@ -28384,22 +28563,27 @@
       </w:pPr>
       <w:r>
         <w:rPr>
-          <w:rFonts w:ascii="Times New Roman" w:eastAsia="黑体" w:hAnsi="Times New Roman" w:cs="Times New Roman"/>
+          <w:rFonts w:ascii="Times New Roman" w:eastAsia="宋体" w:hAnsi="Times New Roman" w:cs="Times New Roman"/>
+          <w:b w:val="0"/>
+          <w:sz w:val="24"/>
         </w:rPr>
         <w:t xml:space="preserve"> </w:t>
       </w:r>
       <w:bookmarkStart w:id="40" w:name="_Toc227266231"/>
       <w:r>
         <w:rPr>
-          <w:rFonts w:ascii="Times New Roman" w:eastAsia="黑体" w:hAnsi="Times New Roman" w:cs="Times New Roman"/>
+          <w:rFonts w:ascii="Times New Roman" w:eastAsia="宋体" w:hAnsi="Times New Roman" w:cs="Times New Roman"/>
+          <w:b w:val="0"/>
+          <w:sz w:val="24"/>
         </w:rPr>
         <w:t>5.3.5 </w:t>
       </w:r>
       <w:r>
         <w:rPr>
-          <w:rFonts w:ascii="Times New Roman" w:eastAsia="黑体" w:hAnsi="Times New Roman" w:cs="Times New Roman"/>
-          <w:b/>
+          <w:rFonts w:ascii="Times New Roman" w:eastAsia="宋体" w:hAnsi="Times New Roman" w:cs="Times New Roman"/>
+          <w:b w:val="0"/>
           <w:bCs/>
+          <w:sz w:val="24"/>
         </w:rPr>
         <w:t>我的订单模块</w:t>
       </w:r>
@@ -28539,22 +28723,27 @@
       </w:pPr>
       <w:r>
         <w:rPr>
-          <w:rFonts w:ascii="Times New Roman" w:eastAsia="黑体" w:hAnsi="Times New Roman" w:cs="Times New Roman"/>
+          <w:rFonts w:ascii="Times New Roman" w:eastAsia="宋体" w:hAnsi="Times New Roman" w:cs="Times New Roman"/>
+          <w:b w:val="0"/>
+          <w:sz w:val="24"/>
         </w:rPr>
         <w:t xml:space="preserve"> </w:t>
       </w:r>
       <w:bookmarkStart w:id="41" w:name="_Toc227266232"/>
       <w:r>
         <w:rPr>
-          <w:rFonts w:ascii="Times New Roman" w:eastAsia="黑体" w:hAnsi="Times New Roman" w:cs="Times New Roman"/>
+          <w:rFonts w:ascii="Times New Roman" w:eastAsia="宋体" w:hAnsi="Times New Roman" w:cs="Times New Roman"/>
+          <w:b w:val="0"/>
+          <w:sz w:val="24"/>
         </w:rPr>
         <w:t>5.3.6 </w:t>
       </w:r>
       <w:r>
         <w:rPr>
-          <w:rFonts w:ascii="Times New Roman" w:eastAsia="黑体" w:hAnsi="Times New Roman" w:cs="Times New Roman"/>
-          <w:b/>
+          <w:rFonts w:ascii="Times New Roman" w:eastAsia="宋体" w:hAnsi="Times New Roman" w:cs="Times New Roman"/>
+          <w:b w:val="0"/>
           <w:bCs/>
+          <w:sz w:val="24"/>
         </w:rPr>
         <w:t>评价模块</w:t>
       </w:r>
@@ -28984,15 +29173,18 @@
       <w:bookmarkStart w:id="42" w:name="_Toc227266233"/>
       <w:r>
         <w:rPr>
-          <w:rFonts w:ascii="Times New Roman" w:eastAsia="黑体" w:hAnsi="Times New Roman" w:cs="Times New Roman"/>
+          <w:rFonts w:ascii="Times New Roman" w:eastAsia="宋体" w:hAnsi="Times New Roman" w:cs="Times New Roman"/>
+          <w:b w:val="0"/>
+          <w:sz w:val="24"/>
         </w:rPr>
         <w:t>5.3.7 </w:t>
       </w:r>
       <w:r>
         <w:rPr>
-          <w:rFonts w:ascii="Times New Roman" w:eastAsia="黑体" w:hAnsi="Times New Roman" w:cs="Times New Roman"/>
-          <w:b/>
+          <w:rFonts w:ascii="Times New Roman" w:eastAsia="宋体" w:hAnsi="Times New Roman" w:cs="Times New Roman"/>
+          <w:b w:val="0"/>
           <w:bCs/>
+          <w:sz w:val="24"/>
         </w:rPr>
         <w:t>个人信息模块</w:t>
       </w:r>
@@ -29116,20 +29308,26 @@
       </w:pPr>
       <w:r>
         <w:rPr>
-          <w:rFonts w:ascii="Times New Roman" w:hAnsi="Times New Roman" w:cs="Times New Roman"/>
+          <w:rFonts w:ascii="Times New Roman" w:hAnsi="Times New Roman" w:cs="Times New Roman" w:eastAsia="黑体"/>
+          <w:b/>
+          <w:sz w:val="24"/>
         </w:rPr>
         <w:t xml:space="preserve"> </w:t>
       </w:r>
       <w:bookmarkStart w:id="43" w:name="_Toc227266234"/>
       <w:r>
         <w:rPr>
-          <w:rFonts w:ascii="Times New Roman" w:hAnsi="Times New Roman" w:cs="Times New Roman"/>
+          <w:rFonts w:ascii="Times New Roman" w:hAnsi="Times New Roman" w:cs="Times New Roman" w:eastAsia="黑体"/>
+          <w:b/>
+          <w:sz w:val="24"/>
         </w:rPr>
         <w:t>6 </w:t>
       </w:r>
       <w:r>
         <w:rPr>
-          <w:rFonts w:ascii="Times New Roman" w:hAnsi="Times New Roman" w:cs="Times New Roman"/>
+          <w:rFonts w:ascii="Times New Roman" w:hAnsi="Times New Roman" w:cs="Times New Roman" w:eastAsia="黑体"/>
+          <w:b/>
+          <w:sz w:val="24"/>
         </w:rPr>
         <w:t>系统功能测试</w:t>
       </w:r>
@@ -29146,7 +29344,9 @@
       <w:bookmarkStart w:id="44" w:name="_Toc227266235"/>
       <w:r>
         <w:rPr>
-          <w:rFonts w:ascii="Times New Roman" w:eastAsia="宋体" w:hAnsi="Times New Roman" w:cs="Times New Roman"/>
+          <w:rFonts w:ascii="Times New Roman" w:eastAsia="黑体" w:hAnsi="Times New Roman" w:cs="Times New Roman"/>
+          <w:b/>
+          <w:sz w:val="24"/>
         </w:rPr>
         <w:t xml:space="preserve">6.1 系统测试的目的</w:t>
       </w:r>
@@ -29207,7 +29407,9 @@
       <w:bookmarkStart w:id="45" w:name="_Toc227266236"/>
       <w:r>
         <w:rPr>
-          <w:rFonts w:ascii="Times New Roman" w:eastAsia="宋体" w:hAnsi="Times New Roman" w:cs="Times New Roman"/>
+          <w:rFonts w:ascii="Times New Roman" w:eastAsia="黑体" w:hAnsi="Times New Roman" w:cs="Times New Roman"/>
+          <w:b/>
+          <w:sz w:val="24"/>
         </w:rPr>
         <w:t xml:space="preserve">6.2 功能测试</w:t>
       </w:r>
@@ -31188,7 +31390,8 @@
       </w:pPr>
       <w:r>
         <w:rPr>
-          <w:rFonts w:eastAsia="宋体" w:ascii="Times New Roman" w:hAnsi="Times New Roman" w:cs="Times New Roman"/>
+          <w:rFonts w:eastAsia="黑体" w:ascii="Times New Roman" w:hAnsi="Times New Roman" w:cs="Times New Roman"/>
+          <w:b/>
           <w:sz w:val="24"/>
         </w:rPr>
         <w:t xml:space="preserve">6.3 安全测试</w:t>
@@ -31204,6 +31407,7 @@
       <w:r>
         <w:rPr>
           <w:rFonts w:eastAsia="宋体" w:ascii="Times New Roman" w:hAnsi="Times New Roman" w:cs="Times New Roman"/>
+          <w:b w:val="0"/>
           <w:sz w:val="24"/>
         </w:rPr>
         <w:t xml:space="preserve">6.3.1 系统登录测试</w:t>
@@ -31248,6 +31452,7 @@
       <w:r>
         <w:rPr>
           <w:rFonts w:eastAsia="宋体" w:ascii="Times New Roman" w:hAnsi="Times New Roman" w:cs="Times New Roman"/>
+          <w:b w:val="0"/>
           <w:sz w:val="24"/>
         </w:rPr>
         <w:t xml:space="preserve">6.3.2 系统权限测试</w:t>
@@ -32353,13 +32558,17 @@
       <w:bookmarkStart w:id="47" w:name="_Toc227266238"/>
       <w:r>
         <w:rPr>
-          <w:rFonts w:ascii="Times New Roman" w:hAnsi="Times New Roman" w:cs="Times New Roman"/>
+          <w:rFonts w:ascii="Times New Roman" w:hAnsi="Times New Roman" w:cs="Times New Roman" w:eastAsia="黑体"/>
+          <w:b/>
+          <w:sz w:val="24"/>
         </w:rPr>
         <w:t>7 </w:t>
       </w:r>
       <w:r>
         <w:rPr>
-          <w:rFonts w:ascii="Times New Roman" w:hAnsi="Times New Roman" w:cs="Times New Roman"/>
+          <w:rFonts w:ascii="Times New Roman" w:hAnsi="Times New Roman" w:cs="Times New Roman" w:eastAsia="黑体"/>
+          <w:b/>
+          <w:sz w:val="24"/>
         </w:rPr>
         <w:t>结论</w:t>
       </w:r>
@@ -32679,9 +32888,19 @@
       </w:pPr>
       <w:bookmarkStart w:id="48" w:name="_Toc227266239"/>
       <w:r>
+        <w:rPr>
+          <w:rFonts w:ascii="Times New Roman" w:hAnsi="Times New Roman" w:eastAsia="黑体"/>
+          <w:b/>
+          <w:sz w:val="24"/>
+        </w:rPr>
         <w:t>8</w:t>
       </w:r>
       <w:r>
+        <w:rPr>
+          <w:rFonts w:ascii="Times New Roman" w:hAnsi="Times New Roman" w:eastAsia="黑体"/>
+          <w:b/>
+          <w:sz w:val="24"/>
+        </w:rPr>
         <w:t xml:space="preserve"> 致谢</w:t>
       </w:r>
       <w:bookmarkEnd w:id="48"/>
@@ -32765,8 +32984,9 @@
       <w:bookmarkStart w:id="49" w:name="_Toc227266240"/>
       <w:r>
         <w:rPr>
-          <w:rFonts w:ascii="Times New Roman" w:hAnsi="Times New Roman" w:cs="Times New Roman"/>
-          <w:sz w:val="36"/>
+          <w:rFonts w:ascii="Times New Roman" w:hAnsi="Times New Roman" w:cs="Times New Roman" w:eastAsia="黑体"/>
+          <w:b/>
+          <w:sz w:val="24"/>
           <w:szCs w:val="36"/>
         </w:rPr>
         <w:t>参考文献</w:t>

--- a/基于Spring Cloud的校园兼职平台的设计与实现-4月18.docx
+++ b/基于Spring Cloud的校园兼职平台的设计与实现-4月18.docx
@@ -8096,13 +8096,13 @@
           <w:top w:val="double" w:sz="4" w:space="0" w:color="auto"/>
           <w:bottom w:val="double" w:sz="4" w:space="0" w:color="auto"/>
         </w:tblBorders>
+        <w:tblLook w:val="04A0" w:firstRow="1" w:lastRow="0" w:firstColumn="1" w:lastColumn="0" w:noHBand="0" w:noVBand="1"/>
         <w:tblCellMar>
-          <w:top w:w="60" w:type="dxa"/>
-          <w:left w:w="120" w:type="dxa"/>
-          <w:bottom w:w="60" w:type="dxa"/>
-          <w:right w:w="120" w:type="dxa"/>
+          <w:top w:w="30" w:type="dxa"/>
+          <w:left w:w="60" w:type="dxa"/>
+          <w:bottom w:w="30" w:type="dxa"/>
+          <w:right w:w="60" w:type="dxa"/>
         </w:tblCellMar>
-        <w:tblLook w:val="04A0" w:firstRow="1" w:lastRow="0" w:firstColumn="1" w:lastColumn="0" w:noHBand="0" w:noVBand="1"/>
       </w:tblPr>
       <w:tblGrid>
         <w:gridCol w:w="3000"/>
@@ -8122,7 +8122,7 @@
           <w:p>
             <w:pPr>
               <w:wordWrap w:val="0"/>
-              <w:spacing w:line="360" w:lineRule="auto"/>
+              <w:spacing w:line="240" w:lineRule="auto" w:before="0" w:after="0"/>
               <w:jc w:val="center"/>
             </w:pPr>
             <w:r>
@@ -8144,7 +8144,7 @@
           <w:p>
             <w:pPr>
               <w:wordWrap w:val="0"/>
-              <w:spacing w:line="360" w:lineRule="auto"/>
+              <w:spacing w:line="240" w:lineRule="auto" w:before="0" w:after="0"/>
               <w:jc w:val="center"/>
             </w:pPr>
             <w:r>
@@ -8184,7 +8184,7 @@
           <w:p>
             <w:pPr>
               <w:wordWrap w:val="0"/>
-              <w:spacing w:line="360" w:lineRule="auto"/>
+              <w:spacing w:line="240" w:lineRule="auto" w:before="0" w:after="0"/>
               <w:jc w:val="center"/>
             </w:pPr>
             <w:r>
@@ -8211,7 +8211,7 @@
           <w:p>
             <w:pPr>
               <w:wordWrap w:val="0"/>
-              <w:spacing w:line="360" w:lineRule="auto"/>
+              <w:spacing w:line="240" w:lineRule="auto" w:before="0" w:after="0"/>
               <w:jc w:val="center"/>
             </w:pPr>
             <w:r>
@@ -8232,7 +8232,7 @@
           <w:p>
             <w:pPr>
               <w:wordWrap w:val="0"/>
-              <w:spacing w:line="360" w:lineRule="auto"/>
+              <w:spacing w:line="240" w:lineRule="auto" w:before="0" w:after="0"/>
               <w:jc w:val="center"/>
             </w:pPr>
             <w:r>
@@ -8253,7 +8253,7 @@
           <w:p>
             <w:pPr>
               <w:wordWrap w:val="0"/>
-              <w:spacing w:line="360" w:lineRule="auto"/>
+              <w:spacing w:line="240" w:lineRule="auto" w:before="0" w:after="0"/>
               <w:jc w:val="center"/>
             </w:pPr>
             <w:r>
@@ -8279,7 +8279,7 @@
           <w:p>
             <w:pPr>
               <w:wordWrap w:val="0"/>
-              <w:spacing w:line="360" w:lineRule="auto"/>
+              <w:spacing w:line="240" w:lineRule="auto" w:before="0" w:after="0"/>
               <w:jc w:val="center"/>
             </w:pPr>
             <w:r>
@@ -8301,7 +8301,7 @@
           <w:p>
             <w:pPr>
               <w:wordWrap w:val="0"/>
-              <w:spacing w:line="360" w:lineRule="auto"/>
+              <w:spacing w:line="240" w:lineRule="auto" w:before="0" w:after="0"/>
               <w:jc w:val="center"/>
             </w:pPr>
             <w:r>
@@ -8322,7 +8322,7 @@
           <w:p>
             <w:pPr>
               <w:wordWrap w:val="0"/>
-              <w:spacing w:line="360" w:lineRule="auto"/>
+              <w:spacing w:line="240" w:lineRule="auto" w:before="0" w:after="0"/>
               <w:jc w:val="center"/>
             </w:pPr>
             <w:r>
@@ -8348,7 +8348,7 @@
           <w:p>
             <w:pPr>
               <w:wordWrap w:val="0"/>
-              <w:spacing w:line="360" w:lineRule="auto"/>
+              <w:spacing w:line="240" w:lineRule="auto" w:before="0" w:after="0"/>
               <w:jc w:val="center"/>
             </w:pPr>
             <w:r>
@@ -8369,7 +8369,7 @@
           <w:p>
             <w:pPr>
               <w:wordWrap w:val="0"/>
-              <w:spacing w:line="360" w:lineRule="auto"/>
+              <w:spacing w:line="240" w:lineRule="auto" w:before="0" w:after="0"/>
               <w:jc w:val="center"/>
             </w:pPr>
             <w:r>
@@ -8390,7 +8390,7 @@
           <w:p>
             <w:pPr>
               <w:wordWrap w:val="0"/>
-              <w:spacing w:line="360" w:lineRule="auto"/>
+              <w:spacing w:line="240" w:lineRule="auto" w:before="0" w:after="0"/>
               <w:jc w:val="center"/>
             </w:pPr>
             <w:r>
@@ -8416,7 +8416,7 @@
           <w:p>
             <w:pPr>
               <w:wordWrap w:val="0"/>
-              <w:spacing w:line="360" w:lineRule="auto"/>
+              <w:spacing w:line="240" w:lineRule="auto" w:before="0" w:after="0"/>
               <w:jc w:val="center"/>
             </w:pPr>
             <w:r>
@@ -8437,7 +8437,7 @@
           <w:p>
             <w:pPr>
               <w:wordWrap w:val="0"/>
-              <w:spacing w:line="360" w:lineRule="auto"/>
+              <w:spacing w:line="240" w:lineRule="auto" w:before="0" w:after="0"/>
               <w:jc w:val="center"/>
             </w:pPr>
             <w:r>
@@ -8458,7 +8458,7 @@
           <w:p>
             <w:pPr>
               <w:wordWrap w:val="0"/>
-              <w:spacing w:line="360" w:lineRule="auto"/>
+              <w:spacing w:line="240" w:lineRule="auto" w:before="0" w:after="0"/>
               <w:jc w:val="center"/>
             </w:pPr>
             <w:r>
@@ -8484,7 +8484,7 @@
           <w:p>
             <w:pPr>
               <w:wordWrap w:val="0"/>
-              <w:spacing w:line="360" w:lineRule="auto"/>
+              <w:spacing w:line="240" w:lineRule="auto" w:before="0" w:after="0"/>
               <w:jc w:val="center"/>
             </w:pPr>
             <w:r>
@@ -8505,7 +8505,7 @@
           <w:p>
             <w:pPr>
               <w:wordWrap w:val="0"/>
-              <w:spacing w:line="360" w:lineRule="auto"/>
+              <w:spacing w:line="240" w:lineRule="auto" w:before="0" w:after="0"/>
               <w:jc w:val="center"/>
             </w:pPr>
             <w:r>
@@ -8526,7 +8526,7 @@
           <w:p>
             <w:pPr>
               <w:wordWrap w:val="0"/>
-              <w:spacing w:line="360" w:lineRule="auto"/>
+              <w:spacing w:line="240" w:lineRule="auto" w:before="0" w:after="0"/>
               <w:jc w:val="center"/>
             </w:pPr>
             <w:r>
@@ -8552,7 +8552,7 @@
           <w:p>
             <w:pPr>
               <w:wordWrap w:val="0"/>
-              <w:spacing w:line="360" w:lineRule="auto"/>
+              <w:spacing w:line="240" w:lineRule="auto" w:before="0" w:after="0"/>
               <w:jc w:val="center"/>
             </w:pPr>
             <w:r>
@@ -8573,7 +8573,7 @@
           <w:p>
             <w:pPr>
               <w:wordWrap w:val="0"/>
-              <w:spacing w:line="360" w:lineRule="auto"/>
+              <w:spacing w:line="240" w:lineRule="auto" w:before="0" w:after="0"/>
               <w:jc w:val="center"/>
             </w:pPr>
             <w:proofErr w:type="spellStart"/>
@@ -8596,7 +8596,7 @@
           <w:p>
             <w:pPr>
               <w:wordWrap w:val="0"/>
-              <w:spacing w:line="360" w:lineRule="auto"/>
+              <w:spacing w:line="240" w:lineRule="auto" w:before="0" w:after="0"/>
               <w:jc w:val="center"/>
             </w:pPr>
             <w:r>
@@ -8622,7 +8622,7 @@
           <w:p>
             <w:pPr>
               <w:wordWrap w:val="0"/>
-              <w:spacing w:line="360" w:lineRule="auto"/>
+              <w:spacing w:line="240" w:lineRule="auto" w:before="0" w:after="0"/>
               <w:jc w:val="center"/>
             </w:pPr>
             <w:r>
@@ -8643,7 +8643,7 @@
           <w:p>
             <w:pPr>
               <w:wordWrap w:val="0"/>
-              <w:spacing w:line="360" w:lineRule="auto"/>
+              <w:spacing w:line="240" w:lineRule="auto" w:before="0" w:after="0"/>
               <w:jc w:val="center"/>
             </w:pPr>
             <w:r>
@@ -8664,7 +8664,7 @@
           <w:p>
             <w:pPr>
               <w:wordWrap w:val="0"/>
-              <w:spacing w:line="360" w:lineRule="auto"/>
+              <w:spacing w:line="240" w:lineRule="auto" w:before="0" w:after="0"/>
               <w:jc w:val="center"/>
             </w:pPr>
             <w:r>
@@ -8690,7 +8690,7 @@
           <w:p>
             <w:pPr>
               <w:wordWrap w:val="0"/>
-              <w:spacing w:line="360" w:lineRule="auto"/>
+              <w:spacing w:line="240" w:lineRule="auto" w:before="0" w:after="0"/>
               <w:jc w:val="center"/>
             </w:pPr>
             <w:r>
@@ -8711,7 +8711,7 @@
           <w:p>
             <w:pPr>
               <w:wordWrap w:val="0"/>
-              <w:spacing w:line="360" w:lineRule="auto"/>
+              <w:spacing w:line="240" w:lineRule="auto" w:before="0" w:after="0"/>
               <w:jc w:val="center"/>
             </w:pPr>
             <w:r>
@@ -8732,7 +8732,7 @@
           <w:p>
             <w:pPr>
               <w:wordWrap w:val="0"/>
-              <w:spacing w:line="360" w:lineRule="auto"/>
+              <w:spacing w:line="240" w:lineRule="auto" w:before="0" w:after="0"/>
               <w:jc w:val="center"/>
             </w:pPr>
             <w:r>
@@ -8758,7 +8758,7 @@
           <w:p>
             <w:pPr>
               <w:wordWrap w:val="0"/>
-              <w:spacing w:line="360" w:lineRule="auto"/>
+              <w:spacing w:line="240" w:lineRule="auto" w:before="0" w:after="0"/>
               <w:jc w:val="center"/>
             </w:pPr>
             <w:r>
@@ -8779,7 +8779,7 @@
           <w:p>
             <w:pPr>
               <w:wordWrap w:val="0"/>
-              <w:spacing w:line="360" w:lineRule="auto"/>
+              <w:spacing w:line="240" w:lineRule="auto" w:before="0" w:after="0"/>
               <w:jc w:val="center"/>
             </w:pPr>
             <w:r>
@@ -8800,7 +8800,7 @@
           <w:p>
             <w:pPr>
               <w:wordWrap w:val="0"/>
-              <w:spacing w:line="360" w:lineRule="auto"/>
+              <w:spacing w:line="240" w:lineRule="auto" w:before="0" w:after="0"/>
               <w:jc w:val="center"/>
             </w:pPr>
             <w:r>
@@ -8826,7 +8826,7 @@
           <w:p>
             <w:pPr>
               <w:wordWrap w:val="0"/>
-              <w:spacing w:line="360" w:lineRule="auto"/>
+              <w:spacing w:line="240" w:lineRule="auto" w:before="0" w:after="0"/>
               <w:jc w:val="center"/>
             </w:pPr>
             <w:r>
@@ -8847,7 +8847,7 @@
           <w:p>
             <w:pPr>
               <w:wordWrap w:val="0"/>
-              <w:spacing w:line="360" w:lineRule="auto"/>
+              <w:spacing w:line="240" w:lineRule="auto" w:before="0" w:after="0"/>
               <w:jc w:val="center"/>
             </w:pPr>
             <w:r>
@@ -8868,7 +8868,7 @@
           <w:p>
             <w:pPr>
               <w:wordWrap w:val="0"/>
-              <w:spacing w:line="360" w:lineRule="auto"/>
+              <w:spacing w:line="240" w:lineRule="auto" w:before="0" w:after="0"/>
               <w:jc w:val="center"/>
             </w:pPr>
             <w:r>
@@ -13126,13 +13126,13 @@
           <w:top w:val="double" w:sz="4" w:space="0" w:color="auto"/>
           <w:bottom w:val="double" w:sz="4" w:space="0" w:color="auto"/>
         </w:tblBorders>
+        <w:tblLook w:val="04A0" w:firstRow="1" w:lastRow="0" w:firstColumn="1" w:lastColumn="0" w:noHBand="0" w:noVBand="1"/>
         <w:tblCellMar>
-          <w:top w:w="60" w:type="dxa"/>
-          <w:left w:w="120" w:type="dxa"/>
-          <w:bottom w:w="60" w:type="dxa"/>
-          <w:right w:w="120" w:type="dxa"/>
+          <w:top w:w="30" w:type="dxa"/>
+          <w:left w:w="60" w:type="dxa"/>
+          <w:bottom w:w="30" w:type="dxa"/>
+          <w:right w:w="60" w:type="dxa"/>
         </w:tblCellMar>
-        <w:tblLook w:val="04A0" w:firstRow="1" w:lastRow="0" w:firstColumn="1" w:lastColumn="0" w:noHBand="0" w:noVBand="1"/>
       </w:tblPr>
       <w:tblGrid>
         <w:gridCol w:w="1600"/>
@@ -13154,7 +13154,7 @@
           <w:p>
             <w:pPr>
               <w:wordWrap w:val="0"/>
-              <w:spacing w:line="360" w:lineRule="auto"/>
+              <w:spacing w:line="240" w:lineRule="auto" w:before="0" w:after="0"/>
               <w:jc w:val="center"/>
             </w:pPr>
             <w:r>
@@ -13176,7 +13176,7 @@
           <w:p>
             <w:pPr>
               <w:wordWrap w:val="0"/>
-              <w:spacing w:line="360" w:lineRule="auto"/>
+              <w:spacing w:line="240" w:lineRule="auto" w:before="0" w:after="0"/>
               <w:jc w:val="center"/>
             </w:pPr>
             <w:r>
@@ -13198,7 +13198,7 @@
           <w:p>
             <w:pPr>
               <w:wordWrap w:val="0"/>
-              <w:spacing w:line="360" w:lineRule="auto"/>
+              <w:spacing w:line="240" w:lineRule="auto" w:before="0" w:after="0"/>
               <w:jc w:val="center"/>
             </w:pPr>
             <w:r>
@@ -13220,7 +13220,7 @@
           <w:p>
             <w:pPr>
               <w:wordWrap w:val="0"/>
-              <w:spacing w:line="360" w:lineRule="auto"/>
+              <w:spacing w:line="240" w:lineRule="auto" w:before="0" w:after="0"/>
               <w:jc w:val="center"/>
             </w:pPr>
             <w:r>
@@ -13242,7 +13242,7 @@
           <w:p>
             <w:pPr>
               <w:wordWrap w:val="0"/>
-              <w:spacing w:line="360" w:lineRule="auto"/>
+              <w:spacing w:line="240" w:lineRule="auto" w:before="0" w:after="0"/>
               <w:jc w:val="center"/>
             </w:pPr>
             <w:r>
@@ -13269,7 +13269,7 @@
           <w:p>
             <w:pPr>
               <w:wordWrap w:val="0"/>
-              <w:spacing w:line="360" w:lineRule="auto"/>
+              <w:spacing w:line="240" w:lineRule="auto" w:before="0" w:after="0"/>
               <w:jc w:val="center"/>
             </w:pPr>
             <w:r>
@@ -13290,7 +13290,7 @@
           <w:p>
             <w:pPr>
               <w:wordWrap w:val="0"/>
-              <w:spacing w:line="360" w:lineRule="auto"/>
+              <w:spacing w:line="240" w:lineRule="auto" w:before="0" w:after="0"/>
               <w:jc w:val="center"/>
             </w:pPr>
             <w:r>
@@ -13319,7 +13319,7 @@
           <w:p>
             <w:pPr>
               <w:wordWrap w:val="0"/>
-              <w:spacing w:line="360" w:lineRule="auto"/>
+              <w:spacing w:line="240" w:lineRule="auto" w:before="0" w:after="0"/>
               <w:jc w:val="center"/>
             </w:pPr>
             <w:r>
@@ -13340,7 +13340,7 @@
           <w:p>
             <w:pPr>
               <w:wordWrap w:val="0"/>
-              <w:spacing w:line="360" w:lineRule="auto"/>
+              <w:spacing w:line="240" w:lineRule="auto" w:before="0" w:after="0"/>
               <w:jc w:val="center"/>
             </w:pPr>
             <w:r>
@@ -13361,7 +13361,7 @@
           <w:p>
             <w:pPr>
               <w:wordWrap w:val="0"/>
-              <w:spacing w:line="360" w:lineRule="auto"/>
+              <w:spacing w:line="240" w:lineRule="auto" w:before="0" w:after="0"/>
               <w:jc w:val="center"/>
             </w:pPr>
             <w:proofErr w:type="gramStart"/>
@@ -13389,7 +13389,7 @@
           <w:p>
             <w:pPr>
               <w:wordWrap w:val="0"/>
-              <w:spacing w:line="360" w:lineRule="auto"/>
+              <w:spacing w:line="240" w:lineRule="auto" w:before="0" w:after="0"/>
               <w:jc w:val="center"/>
             </w:pPr>
             <w:r>
@@ -13410,7 +13410,7 @@
           <w:p>
             <w:pPr>
               <w:wordWrap w:val="0"/>
-              <w:spacing w:line="360" w:lineRule="auto"/>
+              <w:spacing w:line="240" w:lineRule="auto" w:before="0" w:after="0"/>
               <w:jc w:val="center"/>
             </w:pPr>
             <w:r>
@@ -13431,7 +13431,7 @@
           <w:p>
             <w:pPr>
               <w:wordWrap w:val="0"/>
-              <w:spacing w:line="360" w:lineRule="auto"/>
+              <w:spacing w:line="240" w:lineRule="auto" w:before="0" w:after="0"/>
               <w:jc w:val="center"/>
             </w:pPr>
             <w:proofErr w:type="gramStart"/>
@@ -13462,7 +13462,7 @@
           <w:p>
             <w:pPr>
               <w:wordWrap w:val="0"/>
-              <w:spacing w:line="360" w:lineRule="auto"/>
+              <w:spacing w:line="240" w:lineRule="auto" w:before="0" w:after="0"/>
               <w:jc w:val="center"/>
             </w:pPr>
             <w:r>
@@ -13483,7 +13483,7 @@
           <w:p>
             <w:pPr>
               <w:wordWrap w:val="0"/>
-              <w:spacing w:line="360" w:lineRule="auto"/>
+              <w:spacing w:line="240" w:lineRule="auto" w:before="0" w:after="0"/>
               <w:jc w:val="center"/>
             </w:pPr>
             <w:r>
@@ -13509,7 +13509,7 @@
           <w:p>
             <w:pPr>
               <w:wordWrap w:val="0"/>
-              <w:spacing w:line="360" w:lineRule="auto"/>
+              <w:spacing w:line="240" w:lineRule="auto" w:before="0" w:after="0"/>
               <w:jc w:val="center"/>
             </w:pPr>
             <w:proofErr w:type="spellStart"/>
@@ -13532,7 +13532,7 @@
           <w:p>
             <w:pPr>
               <w:wordWrap w:val="0"/>
-              <w:spacing w:line="360" w:lineRule="auto"/>
+              <w:spacing w:line="240" w:lineRule="auto" w:before="0" w:after="0"/>
               <w:jc w:val="center"/>
             </w:pPr>
             <w:r>
@@ -13553,7 +13553,7 @@
           <w:p>
             <w:pPr>
               <w:wordWrap w:val="0"/>
-              <w:spacing w:line="360" w:lineRule="auto"/>
+              <w:spacing w:line="240" w:lineRule="auto" w:before="0" w:after="0"/>
               <w:jc w:val="center"/>
             </w:pPr>
             <w:proofErr w:type="gramStart"/>
@@ -13584,7 +13584,7 @@
           <w:p>
             <w:pPr>
               <w:wordWrap w:val="0"/>
-              <w:spacing w:line="360" w:lineRule="auto"/>
+              <w:spacing w:line="240" w:lineRule="auto" w:before="0" w:after="0"/>
               <w:jc w:val="center"/>
             </w:pPr>
             <w:r>
@@ -13605,7 +13605,7 @@
           <w:p>
             <w:pPr>
               <w:wordWrap w:val="0"/>
-              <w:spacing w:line="360" w:lineRule="auto"/>
+              <w:spacing w:line="240" w:lineRule="auto" w:before="0" w:after="0"/>
               <w:jc w:val="center"/>
             </w:pPr>
             <w:proofErr w:type="spellStart"/>
@@ -13649,7 +13649,7 @@
           <w:p>
             <w:pPr>
               <w:wordWrap w:val="0"/>
-              <w:spacing w:line="360" w:lineRule="auto"/>
+              <w:spacing w:line="240" w:lineRule="auto" w:before="0" w:after="0"/>
               <w:jc w:val="center"/>
             </w:pPr>
             <w:r>
@@ -13670,7 +13670,7 @@
           <w:p>
             <w:pPr>
               <w:wordWrap w:val="0"/>
-              <w:spacing w:line="360" w:lineRule="auto"/>
+              <w:spacing w:line="240" w:lineRule="auto" w:before="0" w:after="0"/>
               <w:jc w:val="center"/>
             </w:pPr>
             <w:r>
@@ -13691,7 +13691,7 @@
           <w:p>
             <w:pPr>
               <w:wordWrap w:val="0"/>
-              <w:spacing w:line="360" w:lineRule="auto"/>
+              <w:spacing w:line="240" w:lineRule="auto" w:before="0" w:after="0"/>
               <w:jc w:val="center"/>
             </w:pPr>
             <w:proofErr w:type="gramStart"/>
@@ -13722,7 +13722,7 @@
           <w:p>
             <w:pPr>
               <w:wordWrap w:val="0"/>
-              <w:spacing w:line="360" w:lineRule="auto"/>
+              <w:spacing w:line="240" w:lineRule="auto" w:before="0" w:after="0"/>
               <w:jc w:val="center"/>
             </w:pPr>
             <w:r>
@@ -13743,7 +13743,7 @@
           <w:p>
             <w:pPr>
               <w:wordWrap w:val="0"/>
-              <w:spacing w:line="360" w:lineRule="auto"/>
+              <w:spacing w:line="240" w:lineRule="auto" w:before="0" w:after="0"/>
               <w:jc w:val="center"/>
             </w:pPr>
             <w:r>
@@ -13769,7 +13769,7 @@
           <w:p>
             <w:pPr>
               <w:wordWrap w:val="0"/>
-              <w:spacing w:line="360" w:lineRule="auto"/>
+              <w:spacing w:line="240" w:lineRule="auto" w:before="0" w:after="0"/>
               <w:jc w:val="center"/>
             </w:pPr>
             <w:r>
@@ -13790,7 +13790,7 @@
           <w:p>
             <w:pPr>
               <w:wordWrap w:val="0"/>
-              <w:spacing w:line="360" w:lineRule="auto"/>
+              <w:spacing w:line="240" w:lineRule="auto" w:before="0" w:after="0"/>
               <w:jc w:val="center"/>
             </w:pPr>
             <w:r>
@@ -13811,7 +13811,7 @@
           <w:p>
             <w:pPr>
               <w:wordWrap w:val="0"/>
-              <w:spacing w:line="360" w:lineRule="auto"/>
+              <w:spacing w:line="240" w:lineRule="auto" w:before="0" w:after="0"/>
               <w:jc w:val="center"/>
             </w:pPr>
             <w:proofErr w:type="gramStart"/>
@@ -13842,7 +13842,7 @@
           <w:p>
             <w:pPr>
               <w:wordWrap w:val="0"/>
-              <w:spacing w:line="360" w:lineRule="auto"/>
+              <w:spacing w:line="240" w:lineRule="auto" w:before="0" w:after="0"/>
               <w:jc w:val="center"/>
             </w:pPr>
             <w:r>
@@ -13863,7 +13863,7 @@
           <w:p>
             <w:pPr>
               <w:wordWrap w:val="0"/>
-              <w:spacing w:line="360" w:lineRule="auto"/>
+              <w:spacing w:line="240" w:lineRule="auto" w:before="0" w:after="0"/>
               <w:jc w:val="center"/>
             </w:pPr>
           </w:p>
@@ -13881,7 +13881,7 @@
           <w:p>
             <w:pPr>
               <w:wordWrap w:val="0"/>
-              <w:spacing w:line="360" w:lineRule="auto"/>
+              <w:spacing w:line="240" w:lineRule="auto" w:before="0" w:after="0"/>
               <w:jc w:val="center"/>
             </w:pPr>
             <w:proofErr w:type="spellStart"/>
@@ -13904,7 +13904,7 @@
           <w:p>
             <w:pPr>
               <w:wordWrap w:val="0"/>
-              <w:spacing w:line="360" w:lineRule="auto"/>
+              <w:spacing w:line="240" w:lineRule="auto" w:before="0" w:after="0"/>
               <w:jc w:val="center"/>
             </w:pPr>
             <w:r>
@@ -13925,7 +13925,7 @@
           <w:p>
             <w:pPr>
               <w:wordWrap w:val="0"/>
-              <w:spacing w:line="360" w:lineRule="auto"/>
+              <w:spacing w:line="240" w:lineRule="auto" w:before="0" w:after="0"/>
               <w:jc w:val="center"/>
             </w:pPr>
             <w:r>
@@ -13946,7 +13946,7 @@
           <w:p>
             <w:pPr>
               <w:wordWrap w:val="0"/>
-              <w:spacing w:line="360" w:lineRule="auto"/>
+              <w:spacing w:line="240" w:lineRule="auto" w:before="0" w:after="0"/>
               <w:jc w:val="center"/>
             </w:pPr>
             <w:r>
@@ -13967,7 +13967,7 @@
           <w:p>
             <w:pPr>
               <w:wordWrap w:val="0"/>
-              <w:spacing w:line="360" w:lineRule="auto"/>
+              <w:spacing w:line="240" w:lineRule="auto" w:before="0" w:after="0"/>
               <w:jc w:val="center"/>
             </w:pPr>
             <w:r>
@@ -14033,7 +14033,7 @@
           <w:p>
             <w:pPr>
               <w:wordWrap w:val="0"/>
-              <w:spacing w:line="360" w:lineRule="auto"/>
+              <w:spacing w:line="240" w:lineRule="auto" w:before="0" w:after="0"/>
               <w:jc w:val="center"/>
             </w:pPr>
             <w:r>
@@ -14054,7 +14054,7 @@
           <w:p>
             <w:pPr>
               <w:wordWrap w:val="0"/>
-              <w:spacing w:line="360" w:lineRule="auto"/>
+              <w:spacing w:line="240" w:lineRule="auto" w:before="0" w:after="0"/>
               <w:jc w:val="center"/>
             </w:pPr>
             <w:r>
@@ -14075,7 +14075,7 @@
           <w:p>
             <w:pPr>
               <w:wordWrap w:val="0"/>
-              <w:spacing w:line="360" w:lineRule="auto"/>
+              <w:spacing w:line="240" w:lineRule="auto" w:before="0" w:after="0"/>
               <w:jc w:val="center"/>
             </w:pPr>
             <w:r>
@@ -14096,7 +14096,7 @@
           <w:p>
             <w:pPr>
               <w:wordWrap w:val="0"/>
-              <w:spacing w:line="360" w:lineRule="auto"/>
+              <w:spacing w:line="240" w:lineRule="auto" w:before="0" w:after="0"/>
               <w:jc w:val="center"/>
             </w:pPr>
             <w:r>
@@ -14117,7 +14117,7 @@
           <w:p>
             <w:pPr>
               <w:wordWrap w:val="0"/>
-              <w:spacing w:line="360" w:lineRule="auto"/>
+              <w:spacing w:line="240" w:lineRule="auto" w:before="0" w:after="0"/>
               <w:jc w:val="center"/>
             </w:pPr>
             <w:r>
@@ -14167,7 +14167,7 @@
           <w:p>
             <w:pPr>
               <w:wordWrap w:val="0"/>
-              <w:spacing w:line="360" w:lineRule="auto"/>
+              <w:spacing w:line="240" w:lineRule="auto" w:before="0" w:after="0"/>
               <w:jc w:val="center"/>
             </w:pPr>
             <w:r>
@@ -14188,7 +14188,7 @@
           <w:p>
             <w:pPr>
               <w:wordWrap w:val="0"/>
-              <w:spacing w:line="360" w:lineRule="auto"/>
+              <w:spacing w:line="240" w:lineRule="auto" w:before="0" w:after="0"/>
               <w:jc w:val="center"/>
             </w:pPr>
             <w:r>
@@ -14209,7 +14209,7 @@
           <w:p>
             <w:pPr>
               <w:wordWrap w:val="0"/>
-              <w:spacing w:line="360" w:lineRule="auto"/>
+              <w:spacing w:line="240" w:lineRule="auto" w:before="0" w:after="0"/>
               <w:jc w:val="center"/>
             </w:pPr>
             <w:r>
@@ -14230,7 +14230,7 @@
           <w:p>
             <w:pPr>
               <w:wordWrap w:val="0"/>
-              <w:spacing w:line="360" w:lineRule="auto"/>
+              <w:spacing w:line="240" w:lineRule="auto" w:before="0" w:after="0"/>
               <w:jc w:val="center"/>
             </w:pPr>
             <w:r>
@@ -14251,7 +14251,7 @@
           <w:p>
             <w:pPr>
               <w:wordWrap w:val="0"/>
-              <w:spacing w:line="360" w:lineRule="auto"/>
+              <w:spacing w:line="240" w:lineRule="auto" w:before="0" w:after="0"/>
               <w:jc w:val="center"/>
             </w:pPr>
             <w:r>
@@ -14301,7 +14301,7 @@
           <w:p>
             <w:pPr>
               <w:wordWrap w:val="0"/>
-              <w:spacing w:line="360" w:lineRule="auto"/>
+              <w:spacing w:line="240" w:lineRule="auto" w:before="0" w:after="0"/>
               <w:jc w:val="center"/>
             </w:pPr>
             <w:proofErr w:type="spellStart"/>
@@ -14324,7 +14324,7 @@
           <w:p>
             <w:pPr>
               <w:wordWrap w:val="0"/>
-              <w:spacing w:line="360" w:lineRule="auto"/>
+              <w:spacing w:line="240" w:lineRule="auto" w:before="0" w:after="0"/>
               <w:jc w:val="center"/>
             </w:pPr>
             <w:r>
@@ -14345,7 +14345,7 @@
           <w:p>
             <w:pPr>
               <w:wordWrap w:val="0"/>
-              <w:spacing w:line="360" w:lineRule="auto"/>
+              <w:spacing w:line="240" w:lineRule="auto" w:before="0" w:after="0"/>
               <w:jc w:val="center"/>
             </w:pPr>
             <w:r>
@@ -14366,7 +14366,7 @@
           <w:p>
             <w:pPr>
               <w:wordWrap w:val="0"/>
-              <w:spacing w:line="360" w:lineRule="auto"/>
+              <w:spacing w:line="240" w:lineRule="auto" w:before="0" w:after="0"/>
               <w:jc w:val="center"/>
             </w:pPr>
             <w:r>
@@ -14387,7 +14387,7 @@
           <w:p>
             <w:pPr>
               <w:wordWrap w:val="0"/>
-              <w:spacing w:line="360" w:lineRule="auto"/>
+              <w:spacing w:line="240" w:lineRule="auto" w:before="0" w:after="0"/>
               <w:jc w:val="center"/>
             </w:pPr>
           </w:p>
@@ -14405,7 +14405,7 @@
           <w:p>
             <w:pPr>
               <w:wordWrap w:val="0"/>
-              <w:spacing w:line="360" w:lineRule="auto"/>
+              <w:spacing w:line="240" w:lineRule="auto" w:before="0" w:after="0"/>
               <w:jc w:val="center"/>
             </w:pPr>
             <w:proofErr w:type="spellStart"/>
@@ -14428,7 +14428,7 @@
           <w:p>
             <w:pPr>
               <w:wordWrap w:val="0"/>
-              <w:spacing w:line="360" w:lineRule="auto"/>
+              <w:spacing w:line="240" w:lineRule="auto" w:before="0" w:after="0"/>
               <w:jc w:val="center"/>
             </w:pPr>
             <w:r>
@@ -14449,7 +14449,7 @@
           <w:p>
             <w:pPr>
               <w:wordWrap w:val="0"/>
-              <w:spacing w:line="360" w:lineRule="auto"/>
+              <w:spacing w:line="240" w:lineRule="auto" w:before="0" w:after="0"/>
               <w:jc w:val="center"/>
             </w:pPr>
             <w:r>
@@ -14470,7 +14470,7 @@
           <w:p>
             <w:pPr>
               <w:wordWrap w:val="0"/>
-              <w:spacing w:line="360" w:lineRule="auto"/>
+              <w:spacing w:line="240" w:lineRule="auto" w:before="0" w:after="0"/>
               <w:jc w:val="center"/>
             </w:pPr>
             <w:r>
@@ -14491,7 +14491,7 @@
           <w:p>
             <w:pPr>
               <w:wordWrap w:val="0"/>
-              <w:spacing w:line="360" w:lineRule="auto"/>
+              <w:spacing w:line="240" w:lineRule="auto" w:before="0" w:after="0"/>
               <w:jc w:val="center"/>
             </w:pPr>
           </w:p>
@@ -14555,13 +14555,13 @@
           <w:top w:val="double" w:sz="4" w:space="0" w:color="auto"/>
           <w:bottom w:val="double" w:sz="4" w:space="0" w:color="auto"/>
         </w:tblBorders>
+        <w:tblLook w:val="04A0" w:firstRow="1" w:lastRow="0" w:firstColumn="1" w:lastColumn="0" w:noHBand="0" w:noVBand="1"/>
         <w:tblCellMar>
-          <w:top w:w="60" w:type="dxa"/>
-          <w:left w:w="120" w:type="dxa"/>
-          <w:bottom w:w="60" w:type="dxa"/>
-          <w:right w:w="120" w:type="dxa"/>
+          <w:top w:w="30" w:type="dxa"/>
+          <w:left w:w="60" w:type="dxa"/>
+          <w:bottom w:w="30" w:type="dxa"/>
+          <w:right w:w="60" w:type="dxa"/>
         </w:tblCellMar>
-        <w:tblLook w:val="04A0" w:firstRow="1" w:lastRow="0" w:firstColumn="1" w:lastColumn="0" w:noHBand="0" w:noVBand="1"/>
       </w:tblPr>
       <w:tblGrid>
         <w:gridCol w:w="1600"/>
@@ -14583,7 +14583,7 @@
           <w:p>
             <w:pPr>
               <w:wordWrap w:val="0"/>
-              <w:spacing w:line="360" w:lineRule="auto"/>
+              <w:spacing w:line="240" w:lineRule="auto" w:before="0" w:after="0"/>
               <w:jc w:val="center"/>
             </w:pPr>
             <w:r>
@@ -14606,7 +14606,7 @@
           <w:p>
             <w:pPr>
               <w:wordWrap w:val="0"/>
-              <w:spacing w:line="360" w:lineRule="auto"/>
+              <w:spacing w:line="240" w:lineRule="auto" w:before="0" w:after="0"/>
               <w:jc w:val="center"/>
             </w:pPr>
             <w:r>
@@ -14628,7 +14628,7 @@
           <w:p>
             <w:pPr>
               <w:wordWrap w:val="0"/>
-              <w:spacing w:line="360" w:lineRule="auto"/>
+              <w:spacing w:line="240" w:lineRule="auto" w:before="0" w:after="0"/>
               <w:jc w:val="center"/>
             </w:pPr>
             <w:r>
@@ -14650,7 +14650,7 @@
           <w:p>
             <w:pPr>
               <w:wordWrap w:val="0"/>
-              <w:spacing w:line="360" w:lineRule="auto"/>
+              <w:spacing w:line="240" w:lineRule="auto" w:before="0" w:after="0"/>
               <w:jc w:val="center"/>
             </w:pPr>
             <w:r>
@@ -14672,7 +14672,7 @@
           <w:p>
             <w:pPr>
               <w:wordWrap w:val="0"/>
-              <w:spacing w:line="360" w:lineRule="auto"/>
+              <w:spacing w:line="240" w:lineRule="auto" w:before="0" w:after="0"/>
               <w:jc w:val="center"/>
             </w:pPr>
             <w:r>
@@ -14699,7 +14699,7 @@
           <w:p>
             <w:pPr>
               <w:wordWrap w:val="0"/>
-              <w:spacing w:line="360" w:lineRule="auto"/>
+              <w:spacing w:line="240" w:lineRule="auto" w:before="0" w:after="0"/>
               <w:jc w:val="center"/>
             </w:pPr>
             <w:r>
@@ -14720,7 +14720,7 @@
           <w:p>
             <w:pPr>
               <w:wordWrap w:val="0"/>
-              <w:spacing w:line="360" w:lineRule="auto"/>
+              <w:spacing w:line="240" w:lineRule="auto" w:before="0" w:after="0"/>
               <w:jc w:val="center"/>
             </w:pPr>
             <w:r>
@@ -14749,7 +14749,7 @@
           <w:p>
             <w:pPr>
               <w:wordWrap w:val="0"/>
-              <w:spacing w:line="360" w:lineRule="auto"/>
+              <w:spacing w:line="240" w:lineRule="auto" w:before="0" w:after="0"/>
               <w:jc w:val="center"/>
             </w:pPr>
             <w:r>
@@ -14770,7 +14770,7 @@
           <w:p>
             <w:pPr>
               <w:wordWrap w:val="0"/>
-              <w:spacing w:line="360" w:lineRule="auto"/>
+              <w:spacing w:line="240" w:lineRule="auto" w:before="0" w:after="0"/>
               <w:jc w:val="center"/>
             </w:pPr>
             <w:r>
@@ -14791,7 +14791,7 @@
           <w:p>
             <w:pPr>
               <w:wordWrap w:val="0"/>
-              <w:spacing w:line="360" w:lineRule="auto"/>
+              <w:spacing w:line="240" w:lineRule="auto" w:before="0" w:after="0"/>
               <w:jc w:val="center"/>
             </w:pPr>
             <w:proofErr w:type="gramStart"/>
@@ -14819,7 +14819,7 @@
           <w:p>
             <w:pPr>
               <w:wordWrap w:val="0"/>
-              <w:spacing w:line="360" w:lineRule="auto"/>
+              <w:spacing w:line="240" w:lineRule="auto" w:before="0" w:after="0"/>
               <w:jc w:val="center"/>
             </w:pPr>
             <w:proofErr w:type="spellStart"/>
@@ -14842,7 +14842,7 @@
           <w:p>
             <w:pPr>
               <w:wordWrap w:val="0"/>
-              <w:spacing w:line="360" w:lineRule="auto"/>
+              <w:spacing w:line="240" w:lineRule="auto" w:before="0" w:after="0"/>
               <w:jc w:val="center"/>
             </w:pPr>
             <w:r>
@@ -14871,7 +14871,7 @@
           <w:p>
             <w:pPr>
               <w:wordWrap w:val="0"/>
-              <w:spacing w:line="360" w:lineRule="auto"/>
+              <w:spacing w:line="240" w:lineRule="auto" w:before="0" w:after="0"/>
               <w:jc w:val="center"/>
             </w:pPr>
             <w:r>
@@ -14892,7 +14892,7 @@
           <w:p>
             <w:pPr>
               <w:wordWrap w:val="0"/>
-              <w:spacing w:line="360" w:lineRule="auto"/>
+              <w:spacing w:line="240" w:lineRule="auto" w:before="0" w:after="0"/>
               <w:jc w:val="center"/>
             </w:pPr>
             <w:r>
@@ -14913,7 +14913,7 @@
           <w:p>
             <w:pPr>
               <w:wordWrap w:val="0"/>
-              <w:spacing w:line="360" w:lineRule="auto"/>
+              <w:spacing w:line="240" w:lineRule="auto" w:before="0" w:after="0"/>
               <w:jc w:val="center"/>
             </w:pPr>
             <w:proofErr w:type="gramStart"/>
@@ -14959,7 +14959,7 @@
           <w:p>
             <w:pPr>
               <w:wordWrap w:val="0"/>
-              <w:spacing w:line="360" w:lineRule="auto"/>
+              <w:spacing w:line="240" w:lineRule="auto" w:before="0" w:after="0"/>
               <w:jc w:val="center"/>
             </w:pPr>
             <w:proofErr w:type="spellStart"/>
@@ -14982,7 +14982,7 @@
           <w:p>
             <w:pPr>
               <w:wordWrap w:val="0"/>
-              <w:spacing w:line="360" w:lineRule="auto"/>
+              <w:spacing w:line="240" w:lineRule="auto" w:before="0" w:after="0"/>
               <w:jc w:val="center"/>
             </w:pPr>
             <w:r>
@@ -15003,7 +15003,7 @@
           <w:p>
             <w:pPr>
               <w:wordWrap w:val="0"/>
-              <w:spacing w:line="360" w:lineRule="auto"/>
+              <w:spacing w:line="240" w:lineRule="auto" w:before="0" w:after="0"/>
               <w:jc w:val="center"/>
             </w:pPr>
             <w:proofErr w:type="gramStart"/>
@@ -15034,7 +15034,7 @@
           <w:p>
             <w:pPr>
               <w:wordWrap w:val="0"/>
-              <w:spacing w:line="360" w:lineRule="auto"/>
+              <w:spacing w:line="240" w:lineRule="auto" w:before="0" w:after="0"/>
               <w:jc w:val="center"/>
             </w:pPr>
             <w:r>
@@ -15055,7 +15055,7 @@
           <w:p>
             <w:pPr>
               <w:wordWrap w:val="0"/>
-              <w:spacing w:line="360" w:lineRule="auto"/>
+              <w:spacing w:line="240" w:lineRule="auto" w:before="0" w:after="0"/>
               <w:jc w:val="center"/>
             </w:pPr>
           </w:p>
@@ -15073,7 +15073,7 @@
           <w:p>
             <w:pPr>
               <w:wordWrap w:val="0"/>
-              <w:spacing w:line="360" w:lineRule="auto"/>
+              <w:spacing w:line="240" w:lineRule="auto" w:before="0" w:after="0"/>
               <w:jc w:val="center"/>
             </w:pPr>
             <w:proofErr w:type="spellStart"/>
@@ -15096,7 +15096,7 @@
           <w:p>
             <w:pPr>
               <w:wordWrap w:val="0"/>
-              <w:spacing w:line="360" w:lineRule="auto"/>
+              <w:spacing w:line="240" w:lineRule="auto" w:before="0" w:after="0"/>
               <w:jc w:val="center"/>
             </w:pPr>
             <w:r>
@@ -15117,7 +15117,7 @@
           <w:p>
             <w:pPr>
               <w:wordWrap w:val="0"/>
-              <w:spacing w:line="360" w:lineRule="auto"/>
+              <w:spacing w:line="240" w:lineRule="auto" w:before="0" w:after="0"/>
               <w:jc w:val="center"/>
             </w:pPr>
             <w:proofErr w:type="gramStart"/>
@@ -15148,7 +15148,7 @@
           <w:p>
             <w:pPr>
               <w:wordWrap w:val="0"/>
-              <w:spacing w:line="360" w:lineRule="auto"/>
+              <w:spacing w:line="240" w:lineRule="auto" w:before="0" w:after="0"/>
               <w:jc w:val="center"/>
             </w:pPr>
             <w:r>
@@ -15169,7 +15169,7 @@
           <w:p>
             <w:pPr>
               <w:wordWrap w:val="0"/>
-              <w:spacing w:line="360" w:lineRule="auto"/>
+              <w:spacing w:line="240" w:lineRule="auto" w:before="0" w:after="0"/>
               <w:jc w:val="center"/>
             </w:pPr>
             <w:r>
@@ -15195,7 +15195,7 @@
           <w:p>
             <w:pPr>
               <w:wordWrap w:val="0"/>
-              <w:spacing w:line="360" w:lineRule="auto"/>
+              <w:spacing w:line="240" w:lineRule="auto" w:before="0" w:after="0"/>
               <w:jc w:val="center"/>
             </w:pPr>
             <w:r>
@@ -15216,7 +15216,7 @@
           <w:p>
             <w:pPr>
               <w:wordWrap w:val="0"/>
-              <w:spacing w:line="360" w:lineRule="auto"/>
+              <w:spacing w:line="240" w:lineRule="auto" w:before="0" w:after="0"/>
               <w:jc w:val="center"/>
             </w:pPr>
             <w:r>
@@ -15237,7 +15237,7 @@
           <w:p>
             <w:pPr>
               <w:wordWrap w:val="0"/>
-              <w:spacing w:line="360" w:lineRule="auto"/>
+              <w:spacing w:line="240" w:lineRule="auto" w:before="0" w:after="0"/>
               <w:jc w:val="center"/>
             </w:pPr>
             <w:r>
@@ -15258,7 +15258,7 @@
           <w:p>
             <w:pPr>
               <w:wordWrap w:val="0"/>
-              <w:spacing w:line="360" w:lineRule="auto"/>
+              <w:spacing w:line="240" w:lineRule="auto" w:before="0" w:after="0"/>
               <w:jc w:val="center"/>
             </w:pPr>
             <w:r>
@@ -15279,7 +15279,7 @@
           <w:p>
             <w:pPr>
               <w:wordWrap w:val="0"/>
-              <w:spacing w:line="360" w:lineRule="auto"/>
+              <w:spacing w:line="240" w:lineRule="auto" w:before="0" w:after="0"/>
               <w:jc w:val="center"/>
             </w:pPr>
             <w:r>
@@ -15329,7 +15329,7 @@
           <w:p>
             <w:pPr>
               <w:wordWrap w:val="0"/>
-              <w:spacing w:line="360" w:lineRule="auto"/>
+              <w:spacing w:line="240" w:lineRule="auto" w:before="0" w:after="0"/>
               <w:jc w:val="center"/>
             </w:pPr>
             <w:r>
@@ -15350,7 +15350,7 @@
           <w:p>
             <w:pPr>
               <w:wordWrap w:val="0"/>
-              <w:spacing w:line="360" w:lineRule="auto"/>
+              <w:spacing w:line="240" w:lineRule="auto" w:before="0" w:after="0"/>
               <w:jc w:val="center"/>
             </w:pPr>
             <w:r>
@@ -15371,7 +15371,7 @@
           <w:p>
             <w:pPr>
               <w:wordWrap w:val="0"/>
-              <w:spacing w:line="360" w:lineRule="auto"/>
+              <w:spacing w:line="240" w:lineRule="auto" w:before="0" w:after="0"/>
               <w:jc w:val="center"/>
             </w:pPr>
             <w:proofErr w:type="gramStart"/>
@@ -15402,7 +15402,7 @@
           <w:p>
             <w:pPr>
               <w:wordWrap w:val="0"/>
-              <w:spacing w:line="360" w:lineRule="auto"/>
+              <w:spacing w:line="240" w:lineRule="auto" w:before="0" w:after="0"/>
               <w:jc w:val="center"/>
             </w:pPr>
             <w:r>
@@ -15423,7 +15423,7 @@
           <w:p>
             <w:pPr>
               <w:wordWrap w:val="0"/>
-              <w:spacing w:line="360" w:lineRule="auto"/>
+              <w:spacing w:line="240" w:lineRule="auto" w:before="0" w:after="0"/>
               <w:jc w:val="center"/>
             </w:pPr>
           </w:p>
@@ -15441,7 +15441,7 @@
           <w:p>
             <w:pPr>
               <w:wordWrap w:val="0"/>
-              <w:spacing w:line="360" w:lineRule="auto"/>
+              <w:spacing w:line="240" w:lineRule="auto" w:before="0" w:after="0"/>
               <w:jc w:val="center"/>
             </w:pPr>
             <w:r>
@@ -15462,7 +15462,7 @@
           <w:p>
             <w:pPr>
               <w:wordWrap w:val="0"/>
-              <w:spacing w:line="360" w:lineRule="auto"/>
+              <w:spacing w:line="240" w:lineRule="auto" w:before="0" w:after="0"/>
               <w:jc w:val="center"/>
             </w:pPr>
             <w:r>
@@ -15483,7 +15483,7 @@
           <w:p>
             <w:pPr>
               <w:wordWrap w:val="0"/>
-              <w:spacing w:line="360" w:lineRule="auto"/>
+              <w:spacing w:line="240" w:lineRule="auto" w:before="0" w:after="0"/>
               <w:jc w:val="center"/>
             </w:pPr>
             <w:proofErr w:type="gramStart"/>
@@ -15514,7 +15514,7 @@
           <w:p>
             <w:pPr>
               <w:wordWrap w:val="0"/>
-              <w:spacing w:line="360" w:lineRule="auto"/>
+              <w:spacing w:line="240" w:lineRule="auto" w:before="0" w:after="0"/>
               <w:jc w:val="center"/>
             </w:pPr>
             <w:r>
@@ -15535,7 +15535,7 @@
           <w:p>
             <w:pPr>
               <w:wordWrap w:val="0"/>
-              <w:spacing w:line="360" w:lineRule="auto"/>
+              <w:spacing w:line="240" w:lineRule="auto" w:before="0" w:after="0"/>
               <w:jc w:val="center"/>
             </w:pPr>
           </w:p>
@@ -15553,7 +15553,7 @@
           <w:p>
             <w:pPr>
               <w:wordWrap w:val="0"/>
-              <w:spacing w:line="360" w:lineRule="auto"/>
+              <w:spacing w:line="240" w:lineRule="auto" w:before="0" w:after="0"/>
               <w:jc w:val="center"/>
             </w:pPr>
             <w:r>
@@ -15574,7 +15574,7 @@
           <w:p>
             <w:pPr>
               <w:wordWrap w:val="0"/>
-              <w:spacing w:line="360" w:lineRule="auto"/>
+              <w:spacing w:line="240" w:lineRule="auto" w:before="0" w:after="0"/>
               <w:jc w:val="center"/>
             </w:pPr>
             <w:r>
@@ -15595,7 +15595,7 @@
           <w:p>
             <w:pPr>
               <w:wordWrap w:val="0"/>
-              <w:spacing w:line="360" w:lineRule="auto"/>
+              <w:spacing w:line="240" w:lineRule="auto" w:before="0" w:after="0"/>
               <w:jc w:val="center"/>
             </w:pPr>
             <w:proofErr w:type="gramStart"/>
@@ -15626,7 +15626,7 @@
           <w:p>
             <w:pPr>
               <w:wordWrap w:val="0"/>
-              <w:spacing w:line="360" w:lineRule="auto"/>
+              <w:spacing w:line="240" w:lineRule="auto" w:before="0" w:after="0"/>
               <w:jc w:val="center"/>
             </w:pPr>
             <w:r>
@@ -15647,7 +15647,7 @@
           <w:p>
             <w:pPr>
               <w:wordWrap w:val="0"/>
-              <w:spacing w:line="360" w:lineRule="auto"/>
+              <w:spacing w:line="240" w:lineRule="auto" w:before="0" w:after="0"/>
               <w:jc w:val="center"/>
             </w:pPr>
           </w:p>
@@ -15665,7 +15665,7 @@
           <w:p>
             <w:pPr>
               <w:wordWrap w:val="0"/>
-              <w:spacing w:line="360" w:lineRule="auto"/>
+              <w:spacing w:line="240" w:lineRule="auto" w:before="0" w:after="0"/>
               <w:jc w:val="center"/>
             </w:pPr>
             <w:r>
@@ -15686,7 +15686,7 @@
           <w:p>
             <w:pPr>
               <w:wordWrap w:val="0"/>
-              <w:spacing w:line="360" w:lineRule="auto"/>
+              <w:spacing w:line="240" w:lineRule="auto" w:before="0" w:after="0"/>
               <w:jc w:val="center"/>
             </w:pPr>
             <w:r>
@@ -15707,7 +15707,7 @@
           <w:p>
             <w:pPr>
               <w:wordWrap w:val="0"/>
-              <w:spacing w:line="360" w:lineRule="auto"/>
+              <w:spacing w:line="240" w:lineRule="auto" w:before="0" w:after="0"/>
               <w:jc w:val="center"/>
             </w:pPr>
             <w:proofErr w:type="gramStart"/>
@@ -15738,7 +15738,7 @@
           <w:p>
             <w:pPr>
               <w:wordWrap w:val="0"/>
-              <w:spacing w:line="360" w:lineRule="auto"/>
+              <w:spacing w:line="240" w:lineRule="auto" w:before="0" w:after="0"/>
               <w:jc w:val="center"/>
             </w:pPr>
             <w:r>
@@ -15759,7 +15759,7 @@
           <w:p>
             <w:pPr>
               <w:wordWrap w:val="0"/>
-              <w:spacing w:line="360" w:lineRule="auto"/>
+              <w:spacing w:line="240" w:lineRule="auto" w:before="0" w:after="0"/>
               <w:jc w:val="center"/>
             </w:pPr>
             <w:r>
@@ -15793,7 +15793,7 @@
           <w:p>
             <w:pPr>
               <w:wordWrap w:val="0"/>
-              <w:spacing w:line="360" w:lineRule="auto"/>
+              <w:spacing w:line="240" w:lineRule="auto" w:before="0" w:after="0"/>
               <w:jc w:val="center"/>
             </w:pPr>
             <w:proofErr w:type="spellStart"/>
@@ -15816,7 +15816,7 @@
           <w:p>
             <w:pPr>
               <w:wordWrap w:val="0"/>
-              <w:spacing w:line="360" w:lineRule="auto"/>
+              <w:spacing w:line="240" w:lineRule="auto" w:before="0" w:after="0"/>
               <w:jc w:val="center"/>
             </w:pPr>
             <w:r>
@@ -15837,7 +15837,7 @@
           <w:p>
             <w:pPr>
               <w:wordWrap w:val="0"/>
-              <w:spacing w:line="360" w:lineRule="auto"/>
+              <w:spacing w:line="240" w:lineRule="auto" w:before="0" w:after="0"/>
               <w:jc w:val="center"/>
             </w:pPr>
             <w:r>
@@ -15858,7 +15858,7 @@
           <w:p>
             <w:pPr>
               <w:wordWrap w:val="0"/>
-              <w:spacing w:line="360" w:lineRule="auto"/>
+              <w:spacing w:line="240" w:lineRule="auto" w:before="0" w:after="0"/>
               <w:jc w:val="center"/>
             </w:pPr>
             <w:r>
@@ -15879,7 +15879,7 @@
           <w:p>
             <w:pPr>
               <w:wordWrap w:val="0"/>
-              <w:spacing w:line="360" w:lineRule="auto"/>
+              <w:spacing w:line="240" w:lineRule="auto" w:before="0" w:after="0"/>
               <w:jc w:val="center"/>
             </w:pPr>
             <w:r>
@@ -15913,7 +15913,7 @@
           <w:p>
             <w:pPr>
               <w:wordWrap w:val="0"/>
-              <w:spacing w:line="360" w:lineRule="auto"/>
+              <w:spacing w:line="240" w:lineRule="auto" w:before="0" w:after="0"/>
               <w:jc w:val="center"/>
             </w:pPr>
             <w:proofErr w:type="spellStart"/>
@@ -15936,7 +15936,7 @@
           <w:p>
             <w:pPr>
               <w:wordWrap w:val="0"/>
-              <w:spacing w:line="360" w:lineRule="auto"/>
+              <w:spacing w:line="240" w:lineRule="auto" w:before="0" w:after="0"/>
               <w:jc w:val="center"/>
             </w:pPr>
             <w:r>
@@ -15957,7 +15957,7 @@
           <w:p>
             <w:pPr>
               <w:wordWrap w:val="0"/>
-              <w:spacing w:line="360" w:lineRule="auto"/>
+              <w:spacing w:line="240" w:lineRule="auto" w:before="0" w:after="0"/>
               <w:jc w:val="center"/>
             </w:pPr>
             <w:proofErr w:type="gramStart"/>
@@ -15988,7 +15988,7 @@
           <w:p>
             <w:pPr>
               <w:wordWrap w:val="0"/>
-              <w:spacing w:line="360" w:lineRule="auto"/>
+              <w:spacing w:line="240" w:lineRule="auto" w:before="0" w:after="0"/>
               <w:jc w:val="center"/>
             </w:pPr>
             <w:r>
@@ -16009,7 +16009,7 @@
           <w:p>
             <w:pPr>
               <w:wordWrap w:val="0"/>
-              <w:spacing w:line="360" w:lineRule="auto"/>
+              <w:spacing w:line="240" w:lineRule="auto" w:before="0" w:after="0"/>
               <w:jc w:val="center"/>
             </w:pPr>
           </w:p>
@@ -16027,7 +16027,7 @@
           <w:p>
             <w:pPr>
               <w:wordWrap w:val="0"/>
-              <w:spacing w:line="360" w:lineRule="auto"/>
+              <w:spacing w:line="240" w:lineRule="auto" w:before="0" w:after="0"/>
               <w:jc w:val="center"/>
             </w:pPr>
             <w:proofErr w:type="spellStart"/>
@@ -16050,7 +16050,7 @@
           <w:p>
             <w:pPr>
               <w:wordWrap w:val="0"/>
-              <w:spacing w:line="360" w:lineRule="auto"/>
+              <w:spacing w:line="240" w:lineRule="auto" w:before="0" w:after="0"/>
               <w:jc w:val="center"/>
             </w:pPr>
             <w:r>
@@ -16071,7 +16071,7 @@
           <w:p>
             <w:pPr>
               <w:wordWrap w:val="0"/>
-              <w:spacing w:line="360" w:lineRule="auto"/>
+              <w:spacing w:line="240" w:lineRule="auto" w:before="0" w:after="0"/>
               <w:jc w:val="center"/>
             </w:pPr>
             <w:r>
@@ -16092,7 +16092,7 @@
           <w:p>
             <w:pPr>
               <w:wordWrap w:val="0"/>
-              <w:spacing w:line="360" w:lineRule="auto"/>
+              <w:spacing w:line="240" w:lineRule="auto" w:before="0" w:after="0"/>
               <w:jc w:val="center"/>
             </w:pPr>
             <w:r>
@@ -16113,7 +16113,7 @@
           <w:p>
             <w:pPr>
               <w:wordWrap w:val="0"/>
-              <w:spacing w:line="360" w:lineRule="auto"/>
+              <w:spacing w:line="240" w:lineRule="auto" w:before="0" w:after="0"/>
               <w:jc w:val="center"/>
             </w:pPr>
             <w:r>
@@ -16179,7 +16179,7 @@
           <w:p>
             <w:pPr>
               <w:wordWrap w:val="0"/>
-              <w:spacing w:line="360" w:lineRule="auto"/>
+              <w:spacing w:line="240" w:lineRule="auto" w:before="0" w:after="0"/>
               <w:jc w:val="center"/>
             </w:pPr>
             <w:proofErr w:type="spellStart"/>
@@ -16202,7 +16202,7 @@
           <w:p>
             <w:pPr>
               <w:wordWrap w:val="0"/>
-              <w:spacing w:line="360" w:lineRule="auto"/>
+              <w:spacing w:line="240" w:lineRule="auto" w:before="0" w:after="0"/>
               <w:jc w:val="center"/>
             </w:pPr>
             <w:r>
@@ -16223,7 +16223,7 @@
           <w:p>
             <w:pPr>
               <w:wordWrap w:val="0"/>
-              <w:spacing w:line="360" w:lineRule="auto"/>
+              <w:spacing w:line="240" w:lineRule="auto" w:before="0" w:after="0"/>
               <w:jc w:val="center"/>
             </w:pPr>
             <w:r>
@@ -16244,7 +16244,7 @@
           <w:p>
             <w:pPr>
               <w:wordWrap w:val="0"/>
-              <w:spacing w:line="360" w:lineRule="auto"/>
+              <w:spacing w:line="240" w:lineRule="auto" w:before="0" w:after="0"/>
               <w:jc w:val="center"/>
             </w:pPr>
             <w:r>
@@ -16265,7 +16265,7 @@
           <w:p>
             <w:pPr>
               <w:wordWrap w:val="0"/>
-              <w:spacing w:line="360" w:lineRule="auto"/>
+              <w:spacing w:line="240" w:lineRule="auto" w:before="0" w:after="0"/>
               <w:jc w:val="center"/>
             </w:pPr>
           </w:p>
@@ -16283,7 +16283,7 @@
           <w:p>
             <w:pPr>
               <w:wordWrap w:val="0"/>
-              <w:spacing w:line="360" w:lineRule="auto"/>
+              <w:spacing w:line="240" w:lineRule="auto" w:before="0" w:after="0"/>
               <w:jc w:val="center"/>
             </w:pPr>
             <w:proofErr w:type="spellStart"/>
@@ -16306,7 +16306,7 @@
           <w:p>
             <w:pPr>
               <w:wordWrap w:val="0"/>
-              <w:spacing w:line="360" w:lineRule="auto"/>
+              <w:spacing w:line="240" w:lineRule="auto" w:before="0" w:after="0"/>
               <w:jc w:val="center"/>
             </w:pPr>
             <w:r>
@@ -16327,7 +16327,7 @@
           <w:p>
             <w:pPr>
               <w:wordWrap w:val="0"/>
-              <w:spacing w:line="360" w:lineRule="auto"/>
+              <w:spacing w:line="240" w:lineRule="auto" w:before="0" w:after="0"/>
               <w:jc w:val="center"/>
             </w:pPr>
             <w:r>
@@ -16348,7 +16348,7 @@
           <w:p>
             <w:pPr>
               <w:wordWrap w:val="0"/>
-              <w:spacing w:line="360" w:lineRule="auto"/>
+              <w:spacing w:line="240" w:lineRule="auto" w:before="0" w:after="0"/>
               <w:jc w:val="center"/>
             </w:pPr>
             <w:r>
@@ -16369,7 +16369,7 @@
           <w:p>
             <w:pPr>
               <w:wordWrap w:val="0"/>
-              <w:spacing w:line="360" w:lineRule="auto"/>
+              <w:spacing w:line="240" w:lineRule="auto" w:before="0" w:after="0"/>
               <w:jc w:val="center"/>
             </w:pPr>
           </w:p>
@@ -16433,13 +16433,13 @@
           <w:top w:val="double" w:sz="4" w:space="0" w:color="auto"/>
           <w:bottom w:val="double" w:sz="4" w:space="0" w:color="auto"/>
         </w:tblBorders>
+        <w:tblLook w:val="04A0" w:firstRow="1" w:lastRow="0" w:firstColumn="1" w:lastColumn="0" w:noHBand="0" w:noVBand="1"/>
         <w:tblCellMar>
-          <w:top w:w="60" w:type="dxa"/>
-          <w:left w:w="120" w:type="dxa"/>
-          <w:bottom w:w="60" w:type="dxa"/>
-          <w:right w:w="120" w:type="dxa"/>
+          <w:top w:w="30" w:type="dxa"/>
+          <w:left w:w="60" w:type="dxa"/>
+          <w:bottom w:w="30" w:type="dxa"/>
+          <w:right w:w="60" w:type="dxa"/>
         </w:tblCellMar>
-        <w:tblLook w:val="04A0" w:firstRow="1" w:lastRow="0" w:firstColumn="1" w:lastColumn="0" w:noHBand="0" w:noVBand="1"/>
       </w:tblPr>
       <w:tblGrid>
         <w:gridCol w:w="2000"/>
@@ -16461,7 +16461,7 @@
           <w:p>
             <w:pPr>
               <w:wordWrap w:val="0"/>
-              <w:spacing w:line="360" w:lineRule="auto"/>
+              <w:spacing w:line="240" w:lineRule="auto" w:before="0" w:after="0"/>
               <w:jc w:val="center"/>
             </w:pPr>
             <w:r>
@@ -16483,7 +16483,7 @@
           <w:p>
             <w:pPr>
               <w:wordWrap w:val="0"/>
-              <w:spacing w:line="360" w:lineRule="auto"/>
+              <w:spacing w:line="240" w:lineRule="auto" w:before="0" w:after="0"/>
               <w:jc w:val="center"/>
             </w:pPr>
             <w:r>
@@ -16505,7 +16505,7 @@
           <w:p>
             <w:pPr>
               <w:wordWrap w:val="0"/>
-              <w:spacing w:line="360" w:lineRule="auto"/>
+              <w:spacing w:line="240" w:lineRule="auto" w:before="0" w:after="0"/>
               <w:jc w:val="center"/>
             </w:pPr>
             <w:r>
@@ -16527,7 +16527,7 @@
           <w:p>
             <w:pPr>
               <w:wordWrap w:val="0"/>
-              <w:spacing w:line="360" w:lineRule="auto"/>
+              <w:spacing w:line="240" w:lineRule="auto" w:before="0" w:after="0"/>
               <w:jc w:val="center"/>
             </w:pPr>
             <w:r>
@@ -16549,7 +16549,7 @@
           <w:p>
             <w:pPr>
               <w:wordWrap w:val="0"/>
-              <w:spacing w:line="360" w:lineRule="auto"/>
+              <w:spacing w:line="240" w:lineRule="auto" w:before="0" w:after="0"/>
               <w:jc w:val="center"/>
             </w:pPr>
             <w:r>
@@ -16576,7 +16576,7 @@
           <w:p>
             <w:pPr>
               <w:wordWrap w:val="0"/>
-              <w:spacing w:line="360" w:lineRule="auto"/>
+              <w:spacing w:line="240" w:lineRule="auto" w:before="0" w:after="0"/>
               <w:jc w:val="center"/>
             </w:pPr>
             <w:r>
@@ -16597,7 +16597,7 @@
           <w:p>
             <w:pPr>
               <w:wordWrap w:val="0"/>
-              <w:spacing w:line="360" w:lineRule="auto"/>
+              <w:spacing w:line="240" w:lineRule="auto" w:before="0" w:after="0"/>
               <w:jc w:val="center"/>
             </w:pPr>
             <w:r>
@@ -16626,7 +16626,7 @@
           <w:p>
             <w:pPr>
               <w:wordWrap w:val="0"/>
-              <w:spacing w:line="360" w:lineRule="auto"/>
+              <w:spacing w:line="240" w:lineRule="auto" w:before="0" w:after="0"/>
               <w:jc w:val="center"/>
             </w:pPr>
             <w:r>
@@ -16647,7 +16647,7 @@
           <w:p>
             <w:pPr>
               <w:wordWrap w:val="0"/>
-              <w:spacing w:line="360" w:lineRule="auto"/>
+              <w:spacing w:line="240" w:lineRule="auto" w:before="0" w:after="0"/>
               <w:jc w:val="center"/>
             </w:pPr>
             <w:r>
@@ -16668,7 +16668,7 @@
           <w:p>
             <w:pPr>
               <w:wordWrap w:val="0"/>
-              <w:spacing w:line="360" w:lineRule="auto"/>
+              <w:spacing w:line="240" w:lineRule="auto" w:before="0" w:after="0"/>
               <w:jc w:val="center"/>
             </w:pPr>
             <w:proofErr w:type="gramStart"/>
@@ -16696,7 +16696,7 @@
           <w:p>
             <w:pPr>
               <w:wordWrap w:val="0"/>
-              <w:spacing w:line="360" w:lineRule="auto"/>
+              <w:spacing w:line="240" w:lineRule="auto" w:before="0" w:after="0"/>
               <w:jc w:val="center"/>
             </w:pPr>
             <w:r>
@@ -16717,7 +16717,7 @@
           <w:p>
             <w:pPr>
               <w:wordWrap w:val="0"/>
-              <w:spacing w:line="360" w:lineRule="auto"/>
+              <w:spacing w:line="240" w:lineRule="auto" w:before="0" w:after="0"/>
               <w:jc w:val="center"/>
             </w:pPr>
             <w:r>
@@ -16738,7 +16738,7 @@
           <w:p>
             <w:pPr>
               <w:wordWrap w:val="0"/>
-              <w:spacing w:line="360" w:lineRule="auto"/>
+              <w:spacing w:line="240" w:lineRule="auto" w:before="0" w:after="0"/>
               <w:jc w:val="center"/>
             </w:pPr>
             <w:proofErr w:type="gramStart"/>
@@ -16769,7 +16769,7 @@
           <w:p>
             <w:pPr>
               <w:wordWrap w:val="0"/>
-              <w:spacing w:line="360" w:lineRule="auto"/>
+              <w:spacing w:line="240" w:lineRule="auto" w:before="0" w:after="0"/>
               <w:jc w:val="center"/>
             </w:pPr>
             <w:r>
@@ -16790,7 +16790,7 @@
           <w:p>
             <w:pPr>
               <w:wordWrap w:val="0"/>
-              <w:spacing w:line="360" w:lineRule="auto"/>
+              <w:spacing w:line="240" w:lineRule="auto" w:before="0" w:after="0"/>
               <w:jc w:val="center"/>
             </w:pPr>
           </w:p>
@@ -16808,7 +16808,7 @@
           <w:p>
             <w:pPr>
               <w:wordWrap w:val="0"/>
-              <w:spacing w:line="360" w:lineRule="auto"/>
+              <w:spacing w:line="240" w:lineRule="auto" w:before="0" w:after="0"/>
               <w:jc w:val="center"/>
             </w:pPr>
             <w:proofErr w:type="spellStart"/>
@@ -16831,7 +16831,7 @@
           <w:p>
             <w:pPr>
               <w:wordWrap w:val="0"/>
-              <w:spacing w:line="360" w:lineRule="auto"/>
+              <w:spacing w:line="240" w:lineRule="auto" w:before="0" w:after="0"/>
               <w:jc w:val="center"/>
             </w:pPr>
             <w:proofErr w:type="gramStart"/>
@@ -16862,7 +16862,7 @@
           <w:p>
             <w:pPr>
               <w:wordWrap w:val="0"/>
-              <w:spacing w:line="360" w:lineRule="auto"/>
+              <w:spacing w:line="240" w:lineRule="auto" w:before="0" w:after="0"/>
               <w:jc w:val="center"/>
             </w:pPr>
             <w:r>
@@ -16883,7 +16883,7 @@
           <w:p>
             <w:pPr>
               <w:wordWrap w:val="0"/>
-              <w:spacing w:line="360" w:lineRule="auto"/>
+              <w:spacing w:line="240" w:lineRule="auto" w:before="0" w:after="0"/>
               <w:jc w:val="center"/>
             </w:pPr>
             <w:r>
@@ -16904,7 +16904,7 @@
           <w:p>
             <w:pPr>
               <w:wordWrap w:val="0"/>
-              <w:spacing w:line="360" w:lineRule="auto"/>
+              <w:spacing w:line="240" w:lineRule="auto" w:before="0" w:after="0"/>
               <w:jc w:val="center"/>
             </w:pPr>
             <w:r>
@@ -16938,7 +16938,7 @@
           <w:p>
             <w:pPr>
               <w:wordWrap w:val="0"/>
-              <w:spacing w:line="360" w:lineRule="auto"/>
+              <w:spacing w:line="240" w:lineRule="auto" w:before="0" w:after="0"/>
               <w:jc w:val="center"/>
             </w:pPr>
             <w:proofErr w:type="spellStart"/>
@@ -16961,7 +16961,7 @@
           <w:p>
             <w:pPr>
               <w:wordWrap w:val="0"/>
-              <w:spacing w:line="360" w:lineRule="auto"/>
+              <w:spacing w:line="240" w:lineRule="auto" w:before="0" w:after="0"/>
               <w:jc w:val="center"/>
             </w:pPr>
             <w:r>
@@ -16982,7 +16982,7 @@
           <w:p>
             <w:pPr>
               <w:wordWrap w:val="0"/>
-              <w:spacing w:line="360" w:lineRule="auto"/>
+              <w:spacing w:line="240" w:lineRule="auto" w:before="0" w:after="0"/>
               <w:jc w:val="center"/>
             </w:pPr>
             <w:r>
@@ -17003,7 +17003,7 @@
           <w:p>
             <w:pPr>
               <w:wordWrap w:val="0"/>
-              <w:spacing w:line="360" w:lineRule="auto"/>
+              <w:spacing w:line="240" w:lineRule="auto" w:before="0" w:after="0"/>
               <w:jc w:val="center"/>
             </w:pPr>
             <w:r>
@@ -17024,7 +17024,7 @@
           <w:p>
             <w:pPr>
               <w:wordWrap w:val="0"/>
-              <w:spacing w:line="360" w:lineRule="auto"/>
+              <w:spacing w:line="240" w:lineRule="auto" w:before="0" w:after="0"/>
               <w:jc w:val="center"/>
             </w:pPr>
           </w:p>
@@ -17042,7 +17042,7 @@
           <w:p>
             <w:pPr>
               <w:wordWrap w:val="0"/>
-              <w:spacing w:line="360" w:lineRule="auto"/>
+              <w:spacing w:line="240" w:lineRule="auto" w:before="0" w:after="0"/>
               <w:jc w:val="center"/>
             </w:pPr>
             <w:r>
@@ -17063,7 +17063,7 @@
           <w:p>
             <w:pPr>
               <w:wordWrap w:val="0"/>
-              <w:spacing w:line="360" w:lineRule="auto"/>
+              <w:spacing w:line="240" w:lineRule="auto" w:before="0" w:after="0"/>
               <w:jc w:val="center"/>
             </w:pPr>
             <w:r>
@@ -17084,7 +17084,7 @@
           <w:p>
             <w:pPr>
               <w:wordWrap w:val="0"/>
-              <w:spacing w:line="360" w:lineRule="auto"/>
+              <w:spacing w:line="240" w:lineRule="auto" w:before="0" w:after="0"/>
               <w:jc w:val="center"/>
             </w:pPr>
             <w:r>
@@ -17105,7 +17105,7 @@
           <w:p>
             <w:pPr>
               <w:wordWrap w:val="0"/>
-              <w:spacing w:line="360" w:lineRule="auto"/>
+              <w:spacing w:line="240" w:lineRule="auto" w:before="0" w:after="0"/>
               <w:jc w:val="center"/>
             </w:pPr>
             <w:r>
@@ -17126,7 +17126,7 @@
           <w:p>
             <w:pPr>
               <w:wordWrap w:val="0"/>
-              <w:spacing w:line="360" w:lineRule="auto"/>
+              <w:spacing w:line="240" w:lineRule="auto" w:before="0" w:after="0"/>
               <w:jc w:val="center"/>
             </w:pPr>
             <w:r>
@@ -17223,13 +17223,13 @@
           <w:top w:val="double" w:sz="4" w:space="0" w:color="auto"/>
           <w:bottom w:val="double" w:sz="4" w:space="0" w:color="auto"/>
         </w:tblBorders>
+        <w:tblLook w:val="04A0" w:firstRow="1" w:lastRow="0" w:firstColumn="1" w:lastColumn="0" w:noHBand="0" w:noVBand="1"/>
         <w:tblCellMar>
-          <w:top w:w="60" w:type="dxa"/>
-          <w:left w:w="120" w:type="dxa"/>
-          <w:bottom w:w="60" w:type="dxa"/>
-          <w:right w:w="120" w:type="dxa"/>
+          <w:top w:w="30" w:type="dxa"/>
+          <w:left w:w="60" w:type="dxa"/>
+          <w:bottom w:w="30" w:type="dxa"/>
+          <w:right w:w="60" w:type="dxa"/>
         </w:tblCellMar>
-        <w:tblLook w:val="04A0" w:firstRow="1" w:lastRow="0" w:firstColumn="1" w:lastColumn="0" w:noHBand="0" w:noVBand="1"/>
       </w:tblPr>
       <w:tblGrid>
         <w:gridCol w:w="1600"/>
@@ -17251,7 +17251,7 @@
           <w:p>
             <w:pPr>
               <w:wordWrap w:val="0"/>
-              <w:spacing w:line="360" w:lineRule="auto"/>
+              <w:spacing w:line="240" w:lineRule="auto" w:before="0" w:after="0"/>
               <w:jc w:val="center"/>
             </w:pPr>
             <w:r>
@@ -17273,7 +17273,7 @@
           <w:p>
             <w:pPr>
               <w:wordWrap w:val="0"/>
-              <w:spacing w:line="360" w:lineRule="auto"/>
+              <w:spacing w:line="240" w:lineRule="auto" w:before="0" w:after="0"/>
               <w:jc w:val="center"/>
             </w:pPr>
             <w:r>
@@ -17295,7 +17295,7 @@
           <w:p>
             <w:pPr>
               <w:wordWrap w:val="0"/>
-              <w:spacing w:line="360" w:lineRule="auto"/>
+              <w:spacing w:line="240" w:lineRule="auto" w:before="0" w:after="0"/>
               <w:jc w:val="center"/>
             </w:pPr>
             <w:r>
@@ -17317,7 +17317,7 @@
           <w:p>
             <w:pPr>
               <w:wordWrap w:val="0"/>
-              <w:spacing w:line="360" w:lineRule="auto"/>
+              <w:spacing w:line="240" w:lineRule="auto" w:before="0" w:after="0"/>
               <w:jc w:val="center"/>
             </w:pPr>
             <w:r>
@@ -17339,7 +17339,7 @@
           <w:p>
             <w:pPr>
               <w:wordWrap w:val="0"/>
-              <w:spacing w:line="360" w:lineRule="auto"/>
+              <w:spacing w:line="240" w:lineRule="auto" w:before="0" w:after="0"/>
               <w:jc w:val="center"/>
             </w:pPr>
             <w:r>
@@ -17366,7 +17366,7 @@
           <w:p>
             <w:pPr>
               <w:wordWrap w:val="0"/>
-              <w:spacing w:line="360" w:lineRule="auto"/>
+              <w:spacing w:line="240" w:lineRule="auto" w:before="0" w:after="0"/>
               <w:jc w:val="center"/>
             </w:pPr>
             <w:r>
@@ -17387,7 +17387,7 @@
           <w:p>
             <w:pPr>
               <w:wordWrap w:val="0"/>
-              <w:spacing w:line="360" w:lineRule="auto"/>
+              <w:spacing w:line="240" w:lineRule="auto" w:before="0" w:after="0"/>
               <w:jc w:val="center"/>
             </w:pPr>
             <w:r>
@@ -17416,7 +17416,7 @@
           <w:p>
             <w:pPr>
               <w:wordWrap w:val="0"/>
-              <w:spacing w:line="360" w:lineRule="auto"/>
+              <w:spacing w:line="240" w:lineRule="auto" w:before="0" w:after="0"/>
               <w:jc w:val="center"/>
             </w:pPr>
             <w:r>
@@ -17437,7 +17437,7 @@
           <w:p>
             <w:pPr>
               <w:wordWrap w:val="0"/>
-              <w:spacing w:line="360" w:lineRule="auto"/>
+              <w:spacing w:line="240" w:lineRule="auto" w:before="0" w:after="0"/>
               <w:jc w:val="center"/>
             </w:pPr>
             <w:r>
@@ -17458,7 +17458,7 @@
           <w:p>
             <w:pPr>
               <w:wordWrap w:val="0"/>
-              <w:spacing w:line="360" w:lineRule="auto"/>
+              <w:spacing w:line="240" w:lineRule="auto" w:before="0" w:after="0"/>
               <w:jc w:val="center"/>
             </w:pPr>
             <w:proofErr w:type="gramStart"/>
@@ -17486,7 +17486,7 @@
           <w:p>
             <w:pPr>
               <w:wordWrap w:val="0"/>
-              <w:spacing w:line="360" w:lineRule="auto"/>
+              <w:spacing w:line="240" w:lineRule="auto" w:before="0" w:after="0"/>
               <w:jc w:val="center"/>
             </w:pPr>
             <w:proofErr w:type="spellStart"/>
@@ -17509,7 +17509,7 @@
           <w:p>
             <w:pPr>
               <w:wordWrap w:val="0"/>
-              <w:spacing w:line="360" w:lineRule="auto"/>
+              <w:spacing w:line="240" w:lineRule="auto" w:before="0" w:after="0"/>
               <w:jc w:val="center"/>
             </w:pPr>
             <w:r>
@@ -17538,7 +17538,7 @@
           <w:p>
             <w:pPr>
               <w:wordWrap w:val="0"/>
-              <w:spacing w:line="360" w:lineRule="auto"/>
+              <w:spacing w:line="240" w:lineRule="auto" w:before="0" w:after="0"/>
               <w:jc w:val="center"/>
             </w:pPr>
             <w:r>
@@ -17559,7 +17559,7 @@
           <w:p>
             <w:pPr>
               <w:wordWrap w:val="0"/>
-              <w:spacing w:line="360" w:lineRule="auto"/>
+              <w:spacing w:line="240" w:lineRule="auto" w:before="0" w:after="0"/>
               <w:jc w:val="center"/>
             </w:pPr>
             <w:r>
@@ -17580,7 +17580,7 @@
           <w:p>
             <w:pPr>
               <w:wordWrap w:val="0"/>
-              <w:spacing w:line="360" w:lineRule="auto"/>
+              <w:spacing w:line="240" w:lineRule="auto" w:before="0" w:after="0"/>
               <w:jc w:val="center"/>
             </w:pPr>
             <w:proofErr w:type="gramStart"/>
@@ -17626,7 +17626,7 @@
           <w:p>
             <w:pPr>
               <w:wordWrap w:val="0"/>
-              <w:spacing w:line="360" w:lineRule="auto"/>
+              <w:spacing w:line="240" w:lineRule="auto" w:before="0" w:after="0"/>
               <w:jc w:val="center"/>
             </w:pPr>
             <w:proofErr w:type="spellStart"/>
@@ -17649,7 +17649,7 @@
           <w:p>
             <w:pPr>
               <w:wordWrap w:val="0"/>
-              <w:spacing w:line="360" w:lineRule="auto"/>
+              <w:spacing w:line="240" w:lineRule="auto" w:before="0" w:after="0"/>
               <w:jc w:val="center"/>
             </w:pPr>
             <w:r>
@@ -17678,7 +17678,7 @@
           <w:p>
             <w:pPr>
               <w:wordWrap w:val="0"/>
-              <w:spacing w:line="360" w:lineRule="auto"/>
+              <w:spacing w:line="240" w:lineRule="auto" w:before="0" w:after="0"/>
               <w:jc w:val="center"/>
             </w:pPr>
             <w:r>
@@ -17699,7 +17699,7 @@
           <w:p>
             <w:pPr>
               <w:wordWrap w:val="0"/>
-              <w:spacing w:line="360" w:lineRule="auto"/>
+              <w:spacing w:line="240" w:lineRule="auto" w:before="0" w:after="0"/>
               <w:jc w:val="center"/>
             </w:pPr>
             <w:r>
@@ -17720,7 +17720,7 @@
           <w:p>
             <w:pPr>
               <w:wordWrap w:val="0"/>
-              <w:spacing w:line="360" w:lineRule="auto"/>
+              <w:spacing w:line="240" w:lineRule="auto" w:before="0" w:after="0"/>
               <w:jc w:val="center"/>
             </w:pPr>
             <w:proofErr w:type="gramStart"/>
@@ -17766,7 +17766,7 @@
           <w:p>
             <w:pPr>
               <w:wordWrap w:val="0"/>
-              <w:spacing w:line="360" w:lineRule="auto"/>
+              <w:spacing w:line="240" w:lineRule="auto" w:before="0" w:after="0"/>
               <w:jc w:val="center"/>
             </w:pPr>
             <w:r>
@@ -17787,7 +17787,7 @@
           <w:p>
             <w:pPr>
               <w:wordWrap w:val="0"/>
-              <w:spacing w:line="360" w:lineRule="auto"/>
+              <w:spacing w:line="240" w:lineRule="auto" w:before="0" w:after="0"/>
               <w:jc w:val="center"/>
             </w:pPr>
             <w:r>
@@ -17808,7 +17808,7 @@
           <w:p>
             <w:pPr>
               <w:wordWrap w:val="0"/>
-              <w:spacing w:line="360" w:lineRule="auto"/>
+              <w:spacing w:line="240" w:lineRule="auto" w:before="0" w:after="0"/>
               <w:jc w:val="center"/>
             </w:pPr>
             <w:proofErr w:type="gramStart"/>
@@ -17839,7 +17839,7 @@
           <w:p>
             <w:pPr>
               <w:wordWrap w:val="0"/>
-              <w:spacing w:line="360" w:lineRule="auto"/>
+              <w:spacing w:line="240" w:lineRule="auto" w:before="0" w:after="0"/>
               <w:jc w:val="center"/>
             </w:pPr>
             <w:r>
@@ -17860,7 +17860,7 @@
           <w:p>
             <w:pPr>
               <w:wordWrap w:val="0"/>
-              <w:spacing w:line="360" w:lineRule="auto"/>
+              <w:spacing w:line="240" w:lineRule="auto" w:before="0" w:after="0"/>
               <w:jc w:val="center"/>
             </w:pPr>
           </w:p>
@@ -17878,7 +17878,7 @@
           <w:p>
             <w:pPr>
               <w:wordWrap w:val="0"/>
-              <w:spacing w:line="360" w:lineRule="auto"/>
+              <w:spacing w:line="240" w:lineRule="auto" w:before="0" w:after="0"/>
               <w:jc w:val="center"/>
             </w:pPr>
             <w:r>
@@ -17899,7 +17899,7 @@
           <w:p>
             <w:pPr>
               <w:wordWrap w:val="0"/>
-              <w:spacing w:line="360" w:lineRule="auto"/>
+              <w:spacing w:line="240" w:lineRule="auto" w:before="0" w:after="0"/>
               <w:jc w:val="center"/>
             </w:pPr>
             <w:r>
@@ -17920,7 +17920,7 @@
           <w:p>
             <w:pPr>
               <w:wordWrap w:val="0"/>
-              <w:spacing w:line="360" w:lineRule="auto"/>
+              <w:spacing w:line="240" w:lineRule="auto" w:before="0" w:after="0"/>
               <w:jc w:val="center"/>
             </w:pPr>
             <w:r>
@@ -17941,7 +17941,7 @@
           <w:p>
             <w:pPr>
               <w:wordWrap w:val="0"/>
-              <w:spacing w:line="360" w:lineRule="auto"/>
+              <w:spacing w:line="240" w:lineRule="auto" w:before="0" w:after="0"/>
               <w:jc w:val="center"/>
             </w:pPr>
             <w:r>
@@ -17962,7 +17962,7 @@
           <w:p>
             <w:pPr>
               <w:wordWrap w:val="0"/>
-              <w:spacing w:line="360" w:lineRule="auto"/>
+              <w:spacing w:line="240" w:lineRule="auto" w:before="0" w:after="0"/>
               <w:jc w:val="center"/>
             </w:pPr>
           </w:p>
@@ -17980,7 +17980,7 @@
           <w:p>
             <w:pPr>
               <w:wordWrap w:val="0"/>
-              <w:spacing w:line="360" w:lineRule="auto"/>
+              <w:spacing w:line="240" w:lineRule="auto" w:before="0" w:after="0"/>
               <w:jc w:val="center"/>
             </w:pPr>
             <w:r>
@@ -18001,7 +18001,7 @@
           <w:p>
             <w:pPr>
               <w:wordWrap w:val="0"/>
-              <w:spacing w:line="360" w:lineRule="auto"/>
+              <w:spacing w:line="240" w:lineRule="auto" w:before="0" w:after="0"/>
               <w:jc w:val="center"/>
             </w:pPr>
             <w:r>
@@ -18022,7 +18022,7 @@
           <w:p>
             <w:pPr>
               <w:wordWrap w:val="0"/>
-              <w:spacing w:line="360" w:lineRule="auto"/>
+              <w:spacing w:line="240" w:lineRule="auto" w:before="0" w:after="0"/>
               <w:jc w:val="center"/>
             </w:pPr>
             <w:proofErr w:type="gramStart"/>
@@ -18053,7 +18053,7 @@
           <w:p>
             <w:pPr>
               <w:wordWrap w:val="0"/>
-              <w:spacing w:line="360" w:lineRule="auto"/>
+              <w:spacing w:line="240" w:lineRule="auto" w:before="0" w:after="0"/>
               <w:jc w:val="center"/>
             </w:pPr>
             <w:r>
@@ -18074,7 +18074,7 @@
           <w:p>
             <w:pPr>
               <w:wordWrap w:val="0"/>
-              <w:spacing w:line="360" w:lineRule="auto"/>
+              <w:spacing w:line="240" w:lineRule="auto" w:before="0" w:after="0"/>
               <w:jc w:val="center"/>
             </w:pPr>
           </w:p>
@@ -18092,7 +18092,7 @@
           <w:p>
             <w:pPr>
               <w:wordWrap w:val="0"/>
-              <w:spacing w:line="360" w:lineRule="auto"/>
+              <w:spacing w:line="240" w:lineRule="auto" w:before="0" w:after="0"/>
               <w:jc w:val="center"/>
             </w:pPr>
             <w:proofErr w:type="spellStart"/>
@@ -18115,7 +18115,7 @@
           <w:p>
             <w:pPr>
               <w:wordWrap w:val="0"/>
-              <w:spacing w:line="360" w:lineRule="auto"/>
+              <w:spacing w:line="240" w:lineRule="auto" w:before="0" w:after="0"/>
               <w:jc w:val="center"/>
             </w:pPr>
             <w:r>
@@ -18136,7 +18136,7 @@
           <w:p>
             <w:pPr>
               <w:wordWrap w:val="0"/>
-              <w:spacing w:line="360" w:lineRule="auto"/>
+              <w:spacing w:line="240" w:lineRule="auto" w:before="0" w:after="0"/>
               <w:jc w:val="center"/>
             </w:pPr>
             <w:r>
@@ -18157,7 +18157,7 @@
           <w:p>
             <w:pPr>
               <w:wordWrap w:val="0"/>
-              <w:spacing w:line="360" w:lineRule="auto"/>
+              <w:spacing w:line="240" w:lineRule="auto" w:before="0" w:after="0"/>
               <w:jc w:val="center"/>
             </w:pPr>
             <w:r>
@@ -18178,7 +18178,7 @@
           <w:p>
             <w:pPr>
               <w:wordWrap w:val="0"/>
-              <w:spacing w:line="360" w:lineRule="auto"/>
+              <w:spacing w:line="240" w:lineRule="auto" w:before="0" w:after="0"/>
               <w:jc w:val="center"/>
             </w:pPr>
             <w:r>
@@ -18260,7 +18260,7 @@
           <w:p>
             <w:pPr>
               <w:wordWrap w:val="0"/>
-              <w:spacing w:line="360" w:lineRule="auto"/>
+              <w:spacing w:line="240" w:lineRule="auto" w:before="0" w:after="0"/>
               <w:jc w:val="center"/>
             </w:pPr>
             <w:proofErr w:type="spellStart"/>
@@ -18283,7 +18283,7 @@
           <w:p>
             <w:pPr>
               <w:wordWrap w:val="0"/>
-              <w:spacing w:line="360" w:lineRule="auto"/>
+              <w:spacing w:line="240" w:lineRule="auto" w:before="0" w:after="0"/>
               <w:jc w:val="center"/>
             </w:pPr>
             <w:r>
@@ -18304,7 +18304,7 @@
           <w:p>
             <w:pPr>
               <w:wordWrap w:val="0"/>
-              <w:spacing w:line="360" w:lineRule="auto"/>
+              <w:spacing w:line="240" w:lineRule="auto" w:before="0" w:after="0"/>
               <w:jc w:val="center"/>
             </w:pPr>
             <w:proofErr w:type="gramStart"/>
@@ -18335,7 +18335,7 @@
           <w:p>
             <w:pPr>
               <w:wordWrap w:val="0"/>
-              <w:spacing w:line="360" w:lineRule="auto"/>
+              <w:spacing w:line="240" w:lineRule="auto" w:before="0" w:after="0"/>
               <w:jc w:val="center"/>
             </w:pPr>
             <w:r>
@@ -18356,7 +18356,7 @@
           <w:p>
             <w:pPr>
               <w:wordWrap w:val="0"/>
-              <w:spacing w:line="360" w:lineRule="auto"/>
+              <w:spacing w:line="240" w:lineRule="auto" w:before="0" w:after="0"/>
               <w:jc w:val="center"/>
             </w:pPr>
           </w:p>
@@ -18374,7 +18374,7 @@
           <w:p>
             <w:pPr>
               <w:wordWrap w:val="0"/>
-              <w:spacing w:line="360" w:lineRule="auto"/>
+              <w:spacing w:line="240" w:lineRule="auto" w:before="0" w:after="0"/>
               <w:jc w:val="center"/>
             </w:pPr>
             <w:proofErr w:type="spellStart"/>
@@ -18397,7 +18397,7 @@
           <w:p>
             <w:pPr>
               <w:wordWrap w:val="0"/>
-              <w:spacing w:line="360" w:lineRule="auto"/>
+              <w:spacing w:line="240" w:lineRule="auto" w:before="0" w:after="0"/>
               <w:jc w:val="center"/>
             </w:pPr>
             <w:r>
@@ -18418,7 +18418,7 @@
           <w:p>
             <w:pPr>
               <w:wordWrap w:val="0"/>
-              <w:spacing w:line="360" w:lineRule="auto"/>
+              <w:spacing w:line="240" w:lineRule="auto" w:before="0" w:after="0"/>
               <w:jc w:val="center"/>
             </w:pPr>
             <w:r>
@@ -18439,7 +18439,7 @@
           <w:p>
             <w:pPr>
               <w:wordWrap w:val="0"/>
-              <w:spacing w:line="360" w:lineRule="auto"/>
+              <w:spacing w:line="240" w:lineRule="auto" w:before="0" w:after="0"/>
               <w:jc w:val="center"/>
             </w:pPr>
             <w:r>
@@ -18460,7 +18460,7 @@
           <w:p>
             <w:pPr>
               <w:wordWrap w:val="0"/>
-              <w:spacing w:line="360" w:lineRule="auto"/>
+              <w:spacing w:line="240" w:lineRule="auto" w:before="0" w:after="0"/>
               <w:jc w:val="center"/>
             </w:pPr>
           </w:p>
@@ -18478,7 +18478,7 @@
           <w:p>
             <w:pPr>
               <w:wordWrap w:val="0"/>
-              <w:spacing w:line="360" w:lineRule="auto"/>
+              <w:spacing w:line="240" w:lineRule="auto" w:before="0" w:after="0"/>
               <w:jc w:val="center"/>
             </w:pPr>
             <w:proofErr w:type="spellStart"/>
@@ -18501,7 +18501,7 @@
           <w:p>
             <w:pPr>
               <w:wordWrap w:val="0"/>
-              <w:spacing w:line="360" w:lineRule="auto"/>
+              <w:spacing w:line="240" w:lineRule="auto" w:before="0" w:after="0"/>
               <w:jc w:val="center"/>
             </w:pPr>
             <w:r>
@@ -18522,7 +18522,7 @@
           <w:p>
             <w:pPr>
               <w:wordWrap w:val="0"/>
-              <w:spacing w:line="360" w:lineRule="auto"/>
+              <w:spacing w:line="240" w:lineRule="auto" w:before="0" w:after="0"/>
               <w:jc w:val="center"/>
             </w:pPr>
             <w:r>
@@ -18543,7 +18543,7 @@
           <w:p>
             <w:pPr>
               <w:wordWrap w:val="0"/>
-              <w:spacing w:line="360" w:lineRule="auto"/>
+              <w:spacing w:line="240" w:lineRule="auto" w:before="0" w:after="0"/>
               <w:jc w:val="center"/>
             </w:pPr>
             <w:r>
@@ -18564,7 +18564,7 @@
           <w:p>
             <w:pPr>
               <w:wordWrap w:val="0"/>
-              <w:spacing w:line="360" w:lineRule="auto"/>
+              <w:spacing w:line="240" w:lineRule="auto" w:before="0" w:after="0"/>
               <w:jc w:val="center"/>
             </w:pPr>
           </w:p>
@@ -18582,7 +18582,7 @@
           <w:p>
             <w:pPr>
               <w:wordWrap w:val="0"/>
-              <w:spacing w:line="360" w:lineRule="auto"/>
+              <w:spacing w:line="240" w:lineRule="auto" w:before="0" w:after="0"/>
               <w:jc w:val="center"/>
             </w:pPr>
             <w:proofErr w:type="spellStart"/>
@@ -18605,7 +18605,7 @@
           <w:p>
             <w:pPr>
               <w:wordWrap w:val="0"/>
-              <w:spacing w:line="360" w:lineRule="auto"/>
+              <w:spacing w:line="240" w:lineRule="auto" w:before="0" w:after="0"/>
               <w:jc w:val="center"/>
             </w:pPr>
             <w:r>
@@ -18626,7 +18626,7 @@
           <w:p>
             <w:pPr>
               <w:wordWrap w:val="0"/>
-              <w:spacing w:line="360" w:lineRule="auto"/>
+              <w:spacing w:line="240" w:lineRule="auto" w:before="0" w:after="0"/>
               <w:jc w:val="center"/>
             </w:pPr>
             <w:r>
@@ -18647,7 +18647,7 @@
           <w:p>
             <w:pPr>
               <w:wordWrap w:val="0"/>
-              <w:spacing w:line="360" w:lineRule="auto"/>
+              <w:spacing w:line="240" w:lineRule="auto" w:before="0" w:after="0"/>
               <w:jc w:val="center"/>
             </w:pPr>
             <w:r>
@@ -18668,7 +18668,7 @@
           <w:p>
             <w:pPr>
               <w:wordWrap w:val="0"/>
-              <w:spacing w:line="360" w:lineRule="auto"/>
+              <w:spacing w:line="240" w:lineRule="auto" w:before="0" w:after="0"/>
               <w:jc w:val="center"/>
             </w:pPr>
           </w:p>
@@ -18686,7 +18686,7 @@
           <w:p>
             <w:pPr>
               <w:wordWrap w:val="0"/>
-              <w:spacing w:line="360" w:lineRule="auto"/>
+              <w:spacing w:line="240" w:lineRule="auto" w:before="0" w:after="0"/>
               <w:jc w:val="center"/>
             </w:pPr>
             <w:proofErr w:type="spellStart"/>
@@ -18709,7 +18709,7 @@
           <w:p>
             <w:pPr>
               <w:wordWrap w:val="0"/>
-              <w:spacing w:line="360" w:lineRule="auto"/>
+              <w:spacing w:line="240" w:lineRule="auto" w:before="0" w:after="0"/>
               <w:jc w:val="center"/>
             </w:pPr>
             <w:r>
@@ -18730,7 +18730,7 @@
           <w:p>
             <w:pPr>
               <w:wordWrap w:val="0"/>
-              <w:spacing w:line="360" w:lineRule="auto"/>
+              <w:spacing w:line="240" w:lineRule="auto" w:before="0" w:after="0"/>
               <w:jc w:val="center"/>
             </w:pPr>
             <w:r>
@@ -18751,7 +18751,7 @@
           <w:p>
             <w:pPr>
               <w:wordWrap w:val="0"/>
-              <w:spacing w:line="360" w:lineRule="auto"/>
+              <w:spacing w:line="240" w:lineRule="auto" w:before="0" w:after="0"/>
               <w:jc w:val="center"/>
             </w:pPr>
             <w:r>
@@ -18772,7 +18772,7 @@
           <w:p>
             <w:pPr>
               <w:wordWrap w:val="0"/>
-              <w:spacing w:line="360" w:lineRule="auto"/>
+              <w:spacing w:line="240" w:lineRule="auto" w:before="0" w:after="0"/>
               <w:jc w:val="center"/>
             </w:pPr>
             <w:r>
@@ -18806,7 +18806,7 @@
           <w:p>
             <w:pPr>
               <w:wordWrap w:val="0"/>
-              <w:spacing w:line="360" w:lineRule="auto"/>
+              <w:spacing w:line="240" w:lineRule="auto" w:before="0" w:after="0"/>
               <w:jc w:val="center"/>
             </w:pPr>
             <w:r>
@@ -18827,7 +18827,7 @@
           <w:p>
             <w:pPr>
               <w:wordWrap w:val="0"/>
-              <w:spacing w:line="360" w:lineRule="auto"/>
+              <w:spacing w:line="240" w:lineRule="auto" w:before="0" w:after="0"/>
               <w:jc w:val="center"/>
             </w:pPr>
             <w:r>
@@ -18848,7 +18848,7 @@
           <w:p>
             <w:pPr>
               <w:wordWrap w:val="0"/>
-              <w:spacing w:line="360" w:lineRule="auto"/>
+              <w:spacing w:line="240" w:lineRule="auto" w:before="0" w:after="0"/>
               <w:jc w:val="center"/>
             </w:pPr>
             <w:r>
@@ -18869,7 +18869,7 @@
           <w:p>
             <w:pPr>
               <w:wordWrap w:val="0"/>
-              <w:spacing w:line="360" w:lineRule="auto"/>
+              <w:spacing w:line="240" w:lineRule="auto" w:before="0" w:after="0"/>
               <w:jc w:val="center"/>
             </w:pPr>
             <w:r>
@@ -18890,7 +18890,7 @@
           <w:p>
             <w:pPr>
               <w:wordWrap w:val="0"/>
-              <w:spacing w:line="360" w:lineRule="auto"/>
+              <w:spacing w:line="240" w:lineRule="auto" w:before="0" w:after="0"/>
               <w:jc w:val="center"/>
             </w:pPr>
             <w:r>
@@ -18940,7 +18940,7 @@
           <w:p>
             <w:pPr>
               <w:wordWrap w:val="0"/>
-              <w:spacing w:line="360" w:lineRule="auto"/>
+              <w:spacing w:line="240" w:lineRule="auto" w:before="0" w:after="0"/>
               <w:jc w:val="center"/>
             </w:pPr>
             <w:proofErr w:type="spellStart"/>
@@ -18963,7 +18963,7 @@
           <w:p>
             <w:pPr>
               <w:wordWrap w:val="0"/>
-              <w:spacing w:line="360" w:lineRule="auto"/>
+              <w:spacing w:line="240" w:lineRule="auto" w:before="0" w:after="0"/>
               <w:jc w:val="center"/>
             </w:pPr>
             <w:r>
@@ -18984,7 +18984,7 @@
           <w:p>
             <w:pPr>
               <w:wordWrap w:val="0"/>
-              <w:spacing w:line="360" w:lineRule="auto"/>
+              <w:spacing w:line="240" w:lineRule="auto" w:before="0" w:after="0"/>
               <w:jc w:val="center"/>
             </w:pPr>
             <w:r>
@@ -19005,7 +19005,7 @@
           <w:p>
             <w:pPr>
               <w:wordWrap w:val="0"/>
-              <w:spacing w:line="360" w:lineRule="auto"/>
+              <w:spacing w:line="240" w:lineRule="auto" w:before="0" w:after="0"/>
               <w:jc w:val="center"/>
             </w:pPr>
             <w:r>
@@ -19026,7 +19026,7 @@
           <w:p>
             <w:pPr>
               <w:wordWrap w:val="0"/>
-              <w:spacing w:line="360" w:lineRule="auto"/>
+              <w:spacing w:line="240" w:lineRule="auto" w:before="0" w:after="0"/>
               <w:jc w:val="center"/>
             </w:pPr>
             <w:r>
@@ -19092,7 +19092,7 @@
           <w:p>
             <w:pPr>
               <w:wordWrap w:val="0"/>
-              <w:spacing w:line="360" w:lineRule="auto"/>
+              <w:spacing w:line="240" w:lineRule="auto" w:before="0" w:after="0"/>
               <w:jc w:val="center"/>
             </w:pPr>
             <w:proofErr w:type="spellStart"/>
@@ -19115,7 +19115,7 @@
           <w:p>
             <w:pPr>
               <w:wordWrap w:val="0"/>
-              <w:spacing w:line="360" w:lineRule="auto"/>
+              <w:spacing w:line="240" w:lineRule="auto" w:before="0" w:after="0"/>
               <w:jc w:val="center"/>
             </w:pPr>
             <w:r>
@@ -19136,7 +19136,7 @@
           <w:p>
             <w:pPr>
               <w:wordWrap w:val="0"/>
-              <w:spacing w:line="360" w:lineRule="auto"/>
+              <w:spacing w:line="240" w:lineRule="auto" w:before="0" w:after="0"/>
               <w:jc w:val="center"/>
             </w:pPr>
             <w:proofErr w:type="gramStart"/>
@@ -19167,7 +19167,7 @@
           <w:p>
             <w:pPr>
               <w:wordWrap w:val="0"/>
-              <w:spacing w:line="360" w:lineRule="auto"/>
+              <w:spacing w:line="240" w:lineRule="auto" w:before="0" w:after="0"/>
               <w:jc w:val="center"/>
             </w:pPr>
             <w:r>
@@ -19188,7 +19188,7 @@
           <w:p>
             <w:pPr>
               <w:wordWrap w:val="0"/>
-              <w:spacing w:line="360" w:lineRule="auto"/>
+              <w:spacing w:line="240" w:lineRule="auto" w:before="0" w:after="0"/>
               <w:jc w:val="center"/>
             </w:pPr>
           </w:p>
@@ -19206,7 +19206,7 @@
           <w:p>
             <w:pPr>
               <w:wordWrap w:val="0"/>
-              <w:spacing w:line="360" w:lineRule="auto"/>
+              <w:spacing w:line="240" w:lineRule="auto" w:before="0" w:after="0"/>
               <w:jc w:val="center"/>
             </w:pPr>
             <w:proofErr w:type="spellStart"/>
@@ -19229,7 +19229,7 @@
           <w:p>
             <w:pPr>
               <w:wordWrap w:val="0"/>
-              <w:spacing w:line="360" w:lineRule="auto"/>
+              <w:spacing w:line="240" w:lineRule="auto" w:before="0" w:after="0"/>
               <w:jc w:val="center"/>
             </w:pPr>
             <w:r>
@@ -19250,7 +19250,7 @@
           <w:p>
             <w:pPr>
               <w:wordWrap w:val="0"/>
-              <w:spacing w:line="360" w:lineRule="auto"/>
+              <w:spacing w:line="240" w:lineRule="auto" w:before="0" w:after="0"/>
               <w:jc w:val="center"/>
             </w:pPr>
             <w:r>
@@ -19271,7 +19271,7 @@
           <w:p>
             <w:pPr>
               <w:wordWrap w:val="0"/>
-              <w:spacing w:line="360" w:lineRule="auto"/>
+              <w:spacing w:line="240" w:lineRule="auto" w:before="0" w:after="0"/>
               <w:jc w:val="center"/>
             </w:pPr>
             <w:r>
@@ -19292,7 +19292,7 @@
           <w:p>
             <w:pPr>
               <w:wordWrap w:val="0"/>
-              <w:spacing w:line="360" w:lineRule="auto"/>
+              <w:spacing w:line="240" w:lineRule="auto" w:before="0" w:after="0"/>
               <w:jc w:val="center"/>
             </w:pPr>
           </w:p>
@@ -19310,7 +19310,7 @@
           <w:p>
             <w:pPr>
               <w:wordWrap w:val="0"/>
-              <w:spacing w:line="360" w:lineRule="auto"/>
+              <w:spacing w:line="240" w:lineRule="auto" w:before="0" w:after="0"/>
               <w:jc w:val="center"/>
             </w:pPr>
             <w:proofErr w:type="spellStart"/>
@@ -19333,7 +19333,7 @@
           <w:p>
             <w:pPr>
               <w:wordWrap w:val="0"/>
-              <w:spacing w:line="360" w:lineRule="auto"/>
+              <w:spacing w:line="240" w:lineRule="auto" w:before="0" w:after="0"/>
               <w:jc w:val="center"/>
             </w:pPr>
             <w:r>
@@ -19354,7 +19354,7 @@
           <w:p>
             <w:pPr>
               <w:wordWrap w:val="0"/>
-              <w:spacing w:line="360" w:lineRule="auto"/>
+              <w:spacing w:line="240" w:lineRule="auto" w:before="0" w:after="0"/>
               <w:jc w:val="center"/>
             </w:pPr>
             <w:r>
@@ -19375,7 +19375,7 @@
           <w:p>
             <w:pPr>
               <w:wordWrap w:val="0"/>
-              <w:spacing w:line="360" w:lineRule="auto"/>
+              <w:spacing w:line="240" w:lineRule="auto" w:before="0" w:after="0"/>
               <w:jc w:val="center"/>
             </w:pPr>
             <w:r>
@@ -19396,7 +19396,7 @@
           <w:p>
             <w:pPr>
               <w:wordWrap w:val="0"/>
-              <w:spacing w:line="360" w:lineRule="auto"/>
+              <w:spacing w:line="240" w:lineRule="auto" w:before="0" w:after="0"/>
               <w:jc w:val="center"/>
             </w:pPr>
           </w:p>
@@ -19460,13 +19460,13 @@
           <w:top w:val="double" w:sz="4" w:space="0" w:color="auto"/>
           <w:bottom w:val="double" w:sz="4" w:space="0" w:color="auto"/>
         </w:tblBorders>
+        <w:tblLook w:val="04A0" w:firstRow="1" w:lastRow="0" w:firstColumn="1" w:lastColumn="0" w:noHBand="0" w:noVBand="1"/>
         <w:tblCellMar>
-          <w:top w:w="60" w:type="dxa"/>
-          <w:left w:w="120" w:type="dxa"/>
-          <w:bottom w:w="60" w:type="dxa"/>
-          <w:right w:w="120" w:type="dxa"/>
+          <w:top w:w="30" w:type="dxa"/>
+          <w:left w:w="60" w:type="dxa"/>
+          <w:bottom w:w="30" w:type="dxa"/>
+          <w:right w:w="60" w:type="dxa"/>
         </w:tblCellMar>
-        <w:tblLook w:val="04A0" w:firstRow="1" w:lastRow="0" w:firstColumn="1" w:lastColumn="0" w:noHBand="0" w:noVBand="1"/>
       </w:tblPr>
       <w:tblGrid>
         <w:gridCol w:w="2000"/>
@@ -19488,7 +19488,7 @@
           <w:p>
             <w:pPr>
               <w:wordWrap w:val="0"/>
-              <w:spacing w:line="360" w:lineRule="auto"/>
+              <w:spacing w:line="240" w:lineRule="auto" w:before="0" w:after="0"/>
               <w:jc w:val="center"/>
             </w:pPr>
             <w:r>
@@ -19511,7 +19511,7 @@
           <w:p>
             <w:pPr>
               <w:wordWrap w:val="0"/>
-              <w:spacing w:line="360" w:lineRule="auto"/>
+              <w:spacing w:line="240" w:lineRule="auto" w:before="0" w:after="0"/>
               <w:jc w:val="center"/>
             </w:pPr>
             <w:r>
@@ -19533,7 +19533,7 @@
           <w:p>
             <w:pPr>
               <w:wordWrap w:val="0"/>
-              <w:spacing w:line="360" w:lineRule="auto"/>
+              <w:spacing w:line="240" w:lineRule="auto" w:before="0" w:after="0"/>
               <w:jc w:val="center"/>
             </w:pPr>
             <w:r>
@@ -19555,7 +19555,7 @@
           <w:p>
             <w:pPr>
               <w:wordWrap w:val="0"/>
-              <w:spacing w:line="360" w:lineRule="auto"/>
+              <w:spacing w:line="240" w:lineRule="auto" w:before="0" w:after="0"/>
               <w:jc w:val="center"/>
             </w:pPr>
             <w:r>
@@ -19577,7 +19577,7 @@
           <w:p>
             <w:pPr>
               <w:wordWrap w:val="0"/>
-              <w:spacing w:line="360" w:lineRule="auto"/>
+              <w:spacing w:line="240" w:lineRule="auto" w:before="0" w:after="0"/>
               <w:jc w:val="center"/>
             </w:pPr>
             <w:r>
@@ -19604,7 +19604,7 @@
           <w:p>
             <w:pPr>
               <w:wordWrap w:val="0"/>
-              <w:spacing w:line="360" w:lineRule="auto"/>
+              <w:spacing w:line="240" w:lineRule="auto" w:before="0" w:after="0"/>
               <w:jc w:val="center"/>
             </w:pPr>
             <w:r>
@@ -19625,7 +19625,7 @@
           <w:p>
             <w:pPr>
               <w:wordWrap w:val="0"/>
-              <w:spacing w:line="360" w:lineRule="auto"/>
+              <w:spacing w:line="240" w:lineRule="auto" w:before="0" w:after="0"/>
               <w:jc w:val="center"/>
             </w:pPr>
             <w:r>
@@ -19654,7 +19654,7 @@
           <w:p>
             <w:pPr>
               <w:wordWrap w:val="0"/>
-              <w:spacing w:line="360" w:lineRule="auto"/>
+              <w:spacing w:line="240" w:lineRule="auto" w:before="0" w:after="0"/>
               <w:jc w:val="center"/>
             </w:pPr>
             <w:r>
@@ -19675,7 +19675,7 @@
           <w:p>
             <w:pPr>
               <w:wordWrap w:val="0"/>
-              <w:spacing w:line="360" w:lineRule="auto"/>
+              <w:spacing w:line="240" w:lineRule="auto" w:before="0" w:after="0"/>
               <w:jc w:val="center"/>
             </w:pPr>
             <w:r>
@@ -19696,7 +19696,7 @@
           <w:p>
             <w:pPr>
               <w:wordWrap w:val="0"/>
-              <w:spacing w:line="360" w:lineRule="auto"/>
+              <w:spacing w:line="240" w:lineRule="auto" w:before="0" w:after="0"/>
               <w:jc w:val="center"/>
             </w:pPr>
             <w:proofErr w:type="gramStart"/>
@@ -19724,7 +19724,7 @@
           <w:p>
             <w:pPr>
               <w:wordWrap w:val="0"/>
-              <w:spacing w:line="360" w:lineRule="auto"/>
+              <w:spacing w:line="240" w:lineRule="auto" w:before="0" w:after="0"/>
               <w:jc w:val="center"/>
             </w:pPr>
             <w:proofErr w:type="spellStart"/>
@@ -19747,7 +19747,7 @@
           <w:p>
             <w:pPr>
               <w:wordWrap w:val="0"/>
-              <w:spacing w:line="360" w:lineRule="auto"/>
+              <w:spacing w:line="240" w:lineRule="auto" w:before="0" w:after="0"/>
               <w:jc w:val="center"/>
             </w:pPr>
             <w:r>
@@ -19776,7 +19776,7 @@
           <w:p>
             <w:pPr>
               <w:wordWrap w:val="0"/>
-              <w:spacing w:line="360" w:lineRule="auto"/>
+              <w:spacing w:line="240" w:lineRule="auto" w:before="0" w:after="0"/>
               <w:jc w:val="center"/>
             </w:pPr>
             <w:r>
@@ -19797,7 +19797,7 @@
           <w:p>
             <w:pPr>
               <w:wordWrap w:val="0"/>
-              <w:spacing w:line="360" w:lineRule="auto"/>
+              <w:spacing w:line="240" w:lineRule="auto" w:before="0" w:after="0"/>
               <w:jc w:val="center"/>
             </w:pPr>
             <w:r>
@@ -19818,7 +19818,7 @@
           <w:p>
             <w:pPr>
               <w:wordWrap w:val="0"/>
-              <w:spacing w:line="360" w:lineRule="auto"/>
+              <w:spacing w:line="240" w:lineRule="auto" w:before="0" w:after="0"/>
               <w:jc w:val="center"/>
             </w:pPr>
             <w:proofErr w:type="gramStart"/>
@@ -19864,7 +19864,7 @@
           <w:p>
             <w:pPr>
               <w:wordWrap w:val="0"/>
-              <w:spacing w:line="360" w:lineRule="auto"/>
+              <w:spacing w:line="240" w:lineRule="auto" w:before="0" w:after="0"/>
               <w:jc w:val="center"/>
             </w:pPr>
             <w:proofErr w:type="spellStart"/>
@@ -19887,7 +19887,7 @@
           <w:p>
             <w:pPr>
               <w:wordWrap w:val="0"/>
-              <w:spacing w:line="360" w:lineRule="auto"/>
+              <w:spacing w:line="240" w:lineRule="auto" w:before="0" w:after="0"/>
               <w:jc w:val="center"/>
             </w:pPr>
             <w:r>
@@ -19916,7 +19916,7 @@
           <w:p>
             <w:pPr>
               <w:wordWrap w:val="0"/>
-              <w:spacing w:line="360" w:lineRule="auto"/>
+              <w:spacing w:line="240" w:lineRule="auto" w:before="0" w:after="0"/>
               <w:jc w:val="center"/>
             </w:pPr>
             <w:r>
@@ -19937,7 +19937,7 @@
           <w:p>
             <w:pPr>
               <w:wordWrap w:val="0"/>
-              <w:spacing w:line="360" w:lineRule="auto"/>
+              <w:spacing w:line="240" w:lineRule="auto" w:before="0" w:after="0"/>
               <w:jc w:val="center"/>
             </w:pPr>
             <w:r>
@@ -19958,7 +19958,7 @@
           <w:p>
             <w:pPr>
               <w:wordWrap w:val="0"/>
-              <w:spacing w:line="360" w:lineRule="auto"/>
+              <w:spacing w:line="240" w:lineRule="auto" w:before="0" w:after="0"/>
               <w:jc w:val="center"/>
             </w:pPr>
             <w:proofErr w:type="gramStart"/>
@@ -20004,7 +20004,7 @@
           <w:p>
             <w:pPr>
               <w:wordWrap w:val="0"/>
-              <w:spacing w:line="360" w:lineRule="auto"/>
+              <w:spacing w:line="240" w:lineRule="auto" w:before="0" w:after="0"/>
               <w:jc w:val="center"/>
             </w:pPr>
             <w:proofErr w:type="spellStart"/>
@@ -20027,7 +20027,7 @@
           <w:p>
             <w:pPr>
               <w:wordWrap w:val="0"/>
-              <w:spacing w:line="360" w:lineRule="auto"/>
+              <w:spacing w:line="240" w:lineRule="auto" w:before="0" w:after="0"/>
               <w:jc w:val="center"/>
             </w:pPr>
             <w:r>
@@ -20048,7 +20048,7 @@
           <w:p>
             <w:pPr>
               <w:wordWrap w:val="0"/>
-              <w:spacing w:line="360" w:lineRule="auto"/>
+              <w:spacing w:line="240" w:lineRule="auto" w:before="0" w:after="0"/>
               <w:jc w:val="center"/>
             </w:pPr>
             <w:proofErr w:type="gramStart"/>
@@ -20079,7 +20079,7 @@
           <w:p>
             <w:pPr>
               <w:wordWrap w:val="0"/>
-              <w:spacing w:line="360" w:lineRule="auto"/>
+              <w:spacing w:line="240" w:lineRule="auto" w:before="0" w:after="0"/>
               <w:jc w:val="center"/>
             </w:pPr>
             <w:r>
@@ -20100,7 +20100,7 @@
           <w:p>
             <w:pPr>
               <w:wordWrap w:val="0"/>
-              <w:spacing w:line="360" w:lineRule="auto"/>
+              <w:spacing w:line="240" w:lineRule="auto" w:before="0" w:after="0"/>
               <w:jc w:val="center"/>
             </w:pPr>
           </w:p>
@@ -20118,7 +20118,7 @@
           <w:p>
             <w:pPr>
               <w:wordWrap w:val="0"/>
-              <w:spacing w:line="360" w:lineRule="auto"/>
+              <w:spacing w:line="240" w:lineRule="auto" w:before="0" w:after="0"/>
               <w:jc w:val="center"/>
             </w:pPr>
             <w:r>
@@ -20139,7 +20139,7 @@
           <w:p>
             <w:pPr>
               <w:wordWrap w:val="0"/>
-              <w:spacing w:line="360" w:lineRule="auto"/>
+              <w:spacing w:line="240" w:lineRule="auto" w:before="0" w:after="0"/>
               <w:jc w:val="center"/>
             </w:pPr>
             <w:r>
@@ -20160,7 +20160,7 @@
           <w:p>
             <w:pPr>
               <w:wordWrap w:val="0"/>
-              <w:spacing w:line="360" w:lineRule="auto"/>
+              <w:spacing w:line="240" w:lineRule="auto" w:before="0" w:after="0"/>
               <w:jc w:val="center"/>
             </w:pPr>
             <w:r>
@@ -20181,7 +20181,7 @@
           <w:p>
             <w:pPr>
               <w:wordWrap w:val="0"/>
-              <w:spacing w:line="360" w:lineRule="auto"/>
+              <w:spacing w:line="240" w:lineRule="auto" w:before="0" w:after="0"/>
               <w:jc w:val="center"/>
             </w:pPr>
             <w:r>
@@ -20202,7 +20202,7 @@
           <w:p>
             <w:pPr>
               <w:wordWrap w:val="0"/>
-              <w:spacing w:line="360" w:lineRule="auto"/>
+              <w:spacing w:line="240" w:lineRule="auto" w:before="0" w:after="0"/>
               <w:jc w:val="center"/>
             </w:pPr>
             <w:r>
@@ -20300,7 +20300,7 @@
           <w:p>
             <w:pPr>
               <w:wordWrap w:val="0"/>
-              <w:spacing w:line="360" w:lineRule="auto"/>
+              <w:spacing w:line="240" w:lineRule="auto" w:before="0" w:after="0"/>
               <w:jc w:val="center"/>
             </w:pPr>
             <w:proofErr w:type="spellStart"/>
@@ -20323,7 +20323,7 @@
           <w:p>
             <w:pPr>
               <w:wordWrap w:val="0"/>
-              <w:spacing w:line="360" w:lineRule="auto"/>
+              <w:spacing w:line="240" w:lineRule="auto" w:before="0" w:after="0"/>
               <w:jc w:val="center"/>
             </w:pPr>
             <w:r>
@@ -20344,7 +20344,7 @@
           <w:p>
             <w:pPr>
               <w:wordWrap w:val="0"/>
-              <w:spacing w:line="360" w:lineRule="auto"/>
+              <w:spacing w:line="240" w:lineRule="auto" w:before="0" w:after="0"/>
               <w:jc w:val="center"/>
             </w:pPr>
             <w:r>
@@ -20365,7 +20365,7 @@
           <w:p>
             <w:pPr>
               <w:wordWrap w:val="0"/>
-              <w:spacing w:line="360" w:lineRule="auto"/>
+              <w:spacing w:line="240" w:lineRule="auto" w:before="0" w:after="0"/>
               <w:jc w:val="center"/>
             </w:pPr>
             <w:r>
@@ -20386,7 +20386,7 @@
           <w:p>
             <w:pPr>
               <w:wordWrap w:val="0"/>
-              <w:spacing w:line="360" w:lineRule="auto"/>
+              <w:spacing w:line="240" w:lineRule="auto" w:before="0" w:after="0"/>
               <w:jc w:val="center"/>
             </w:pPr>
           </w:p>
@@ -20404,7 +20404,7 @@
           <w:p>
             <w:pPr>
               <w:wordWrap w:val="0"/>
-              <w:spacing w:line="360" w:lineRule="auto"/>
+              <w:spacing w:line="240" w:lineRule="auto" w:before="0" w:after="0"/>
               <w:jc w:val="center"/>
             </w:pPr>
             <w:proofErr w:type="spellStart"/>
@@ -20427,7 +20427,7 @@
           <w:p>
             <w:pPr>
               <w:wordWrap w:val="0"/>
-              <w:spacing w:line="360" w:lineRule="auto"/>
+              <w:spacing w:line="240" w:lineRule="auto" w:before="0" w:after="0"/>
               <w:jc w:val="center"/>
             </w:pPr>
             <w:r>
@@ -20448,7 +20448,7 @@
           <w:p>
             <w:pPr>
               <w:wordWrap w:val="0"/>
-              <w:spacing w:line="360" w:lineRule="auto"/>
+              <w:spacing w:line="240" w:lineRule="auto" w:before="0" w:after="0"/>
               <w:jc w:val="center"/>
             </w:pPr>
             <w:r>
@@ -20469,7 +20469,7 @@
           <w:p>
             <w:pPr>
               <w:wordWrap w:val="0"/>
-              <w:spacing w:line="360" w:lineRule="auto"/>
+              <w:spacing w:line="240" w:lineRule="auto" w:before="0" w:after="0"/>
               <w:jc w:val="center"/>
             </w:pPr>
             <w:r>
@@ -20490,7 +20490,7 @@
           <w:p>
             <w:pPr>
               <w:wordWrap w:val="0"/>
-              <w:spacing w:line="360" w:lineRule="auto"/>
+              <w:spacing w:line="240" w:lineRule="auto" w:before="0" w:after="0"/>
               <w:jc w:val="center"/>
             </w:pPr>
           </w:p>
@@ -20508,7 +20508,7 @@
           <w:p>
             <w:pPr>
               <w:wordWrap w:val="0"/>
-              <w:spacing w:line="360" w:lineRule="auto"/>
+              <w:spacing w:line="240" w:lineRule="auto" w:before="0" w:after="0"/>
               <w:jc w:val="center"/>
             </w:pPr>
             <w:proofErr w:type="spellStart"/>
@@ -20531,7 +20531,7 @@
           <w:p>
             <w:pPr>
               <w:wordWrap w:val="0"/>
-              <w:spacing w:line="360" w:lineRule="auto"/>
+              <w:spacing w:line="240" w:lineRule="auto" w:before="0" w:after="0"/>
               <w:jc w:val="center"/>
             </w:pPr>
             <w:r>
@@ -20552,7 +20552,7 @@
           <w:p>
             <w:pPr>
               <w:wordWrap w:val="0"/>
-              <w:spacing w:line="360" w:lineRule="auto"/>
+              <w:spacing w:line="240" w:lineRule="auto" w:before="0" w:after="0"/>
               <w:jc w:val="center"/>
             </w:pPr>
             <w:proofErr w:type="gramStart"/>
@@ -20583,7 +20583,7 @@
           <w:p>
             <w:pPr>
               <w:wordWrap w:val="0"/>
-              <w:spacing w:line="360" w:lineRule="auto"/>
+              <w:spacing w:line="240" w:lineRule="auto" w:before="0" w:after="0"/>
               <w:jc w:val="center"/>
             </w:pPr>
             <w:r>
@@ -20604,7 +20604,7 @@
           <w:p>
             <w:pPr>
               <w:wordWrap w:val="0"/>
-              <w:spacing w:line="360" w:lineRule="auto"/>
+              <w:spacing w:line="240" w:lineRule="auto" w:before="0" w:after="0"/>
               <w:jc w:val="center"/>
             </w:pPr>
           </w:p>
@@ -20650,13 +20650,13 @@
           <w:top w:val="double" w:sz="4" w:space="0" w:color="auto"/>
           <w:bottom w:val="double" w:sz="4" w:space="0" w:color="auto"/>
         </w:tblBorders>
+        <w:tblLook w:val="04A0" w:firstRow="1" w:lastRow="0" w:firstColumn="1" w:lastColumn="0" w:noHBand="0" w:noVBand="1"/>
         <w:tblCellMar>
-          <w:top w:w="60" w:type="dxa"/>
-          <w:left w:w="120" w:type="dxa"/>
-          <w:bottom w:w="60" w:type="dxa"/>
-          <w:right w:w="120" w:type="dxa"/>
+          <w:top w:w="30" w:type="dxa"/>
+          <w:left w:w="60" w:type="dxa"/>
+          <w:bottom w:w="30" w:type="dxa"/>
+          <w:right w:w="60" w:type="dxa"/>
         </w:tblCellMar>
-        <w:tblLook w:val="04A0" w:firstRow="1" w:lastRow="0" w:firstColumn="1" w:lastColumn="0" w:noHBand="0" w:noVBand="1"/>
       </w:tblPr>
       <w:tblGrid>
         <w:gridCol w:w="2000"/>
@@ -20678,7 +20678,7 @@
           <w:p>
             <w:pPr>
               <w:wordWrap w:val="0"/>
-              <w:spacing w:line="360" w:lineRule="auto"/>
+              <w:spacing w:line="240" w:lineRule="auto" w:before="0" w:after="0"/>
               <w:jc w:val="center"/>
             </w:pPr>
             <w:r>
@@ -20700,7 +20700,7 @@
           <w:p>
             <w:pPr>
               <w:wordWrap w:val="0"/>
-              <w:spacing w:line="360" w:lineRule="auto"/>
+              <w:spacing w:line="240" w:lineRule="auto" w:before="0" w:after="0"/>
               <w:jc w:val="center"/>
             </w:pPr>
             <w:r>
@@ -20722,7 +20722,7 @@
           <w:p>
             <w:pPr>
               <w:wordWrap w:val="0"/>
-              <w:spacing w:line="360" w:lineRule="auto"/>
+              <w:spacing w:line="240" w:lineRule="auto" w:before="0" w:after="0"/>
               <w:jc w:val="center"/>
             </w:pPr>
             <w:r>
@@ -20744,7 +20744,7 @@
           <w:p>
             <w:pPr>
               <w:wordWrap w:val="0"/>
-              <w:spacing w:line="360" w:lineRule="auto"/>
+              <w:spacing w:line="240" w:lineRule="auto" w:before="0" w:after="0"/>
               <w:jc w:val="center"/>
             </w:pPr>
             <w:r>
@@ -20766,7 +20766,7 @@
           <w:p>
             <w:pPr>
               <w:wordWrap w:val="0"/>
-              <w:spacing w:line="360" w:lineRule="auto"/>
+              <w:spacing w:line="240" w:lineRule="auto" w:before="0" w:after="0"/>
               <w:jc w:val="center"/>
             </w:pPr>
             <w:r>
@@ -20793,7 +20793,7 @@
           <w:p>
             <w:pPr>
               <w:wordWrap w:val="0"/>
-              <w:spacing w:line="360" w:lineRule="auto"/>
+              <w:spacing w:line="240" w:lineRule="auto" w:before="0" w:after="0"/>
               <w:jc w:val="center"/>
             </w:pPr>
             <w:r>
@@ -20814,7 +20814,7 @@
           <w:p>
             <w:pPr>
               <w:wordWrap w:val="0"/>
-              <w:spacing w:line="360" w:lineRule="auto"/>
+              <w:spacing w:line="240" w:lineRule="auto" w:before="0" w:after="0"/>
               <w:jc w:val="center"/>
             </w:pPr>
             <w:r>
@@ -20843,7 +20843,7 @@
           <w:p>
             <w:pPr>
               <w:wordWrap w:val="0"/>
-              <w:spacing w:line="360" w:lineRule="auto"/>
+              <w:spacing w:line="240" w:lineRule="auto" w:before="0" w:after="0"/>
               <w:jc w:val="center"/>
             </w:pPr>
             <w:r>
@@ -20864,7 +20864,7 @@
           <w:p>
             <w:pPr>
               <w:wordWrap w:val="0"/>
-              <w:spacing w:line="360" w:lineRule="auto"/>
+              <w:spacing w:line="240" w:lineRule="auto" w:before="0" w:after="0"/>
               <w:jc w:val="center"/>
             </w:pPr>
             <w:r>
@@ -20885,7 +20885,7 @@
           <w:p>
             <w:pPr>
               <w:wordWrap w:val="0"/>
-              <w:spacing w:line="360" w:lineRule="auto"/>
+              <w:spacing w:line="240" w:lineRule="auto" w:before="0" w:after="0"/>
               <w:jc w:val="center"/>
             </w:pPr>
             <w:proofErr w:type="gramStart"/>
@@ -20913,7 +20913,7 @@
           <w:p>
             <w:pPr>
               <w:wordWrap w:val="0"/>
-              <w:spacing w:line="360" w:lineRule="auto"/>
+              <w:spacing w:line="240" w:lineRule="auto" w:before="0" w:after="0"/>
               <w:jc w:val="center"/>
             </w:pPr>
             <w:proofErr w:type="spellStart"/>
@@ -20936,7 +20936,7 @@
           <w:p>
             <w:pPr>
               <w:wordWrap w:val="0"/>
-              <w:spacing w:line="360" w:lineRule="auto"/>
+              <w:spacing w:line="240" w:lineRule="auto" w:before="0" w:after="0"/>
               <w:jc w:val="center"/>
             </w:pPr>
             <w:r>
@@ -20965,7 +20965,7 @@
           <w:p>
             <w:pPr>
               <w:wordWrap w:val="0"/>
-              <w:spacing w:line="360" w:lineRule="auto"/>
+              <w:spacing w:line="240" w:lineRule="auto" w:before="0" w:after="0"/>
               <w:jc w:val="center"/>
             </w:pPr>
             <w:r>
@@ -20986,7 +20986,7 @@
           <w:p>
             <w:pPr>
               <w:wordWrap w:val="0"/>
-              <w:spacing w:line="360" w:lineRule="auto"/>
+              <w:spacing w:line="240" w:lineRule="auto" w:before="0" w:after="0"/>
               <w:jc w:val="center"/>
             </w:pPr>
             <w:r>
@@ -21007,7 +21007,7 @@
           <w:p>
             <w:pPr>
               <w:wordWrap w:val="0"/>
-              <w:spacing w:line="360" w:lineRule="auto"/>
+              <w:spacing w:line="240" w:lineRule="auto" w:before="0" w:after="0"/>
               <w:jc w:val="center"/>
             </w:pPr>
             <w:proofErr w:type="gramStart"/>
@@ -21043,7 +21043,7 @@
           <w:p>
             <w:pPr>
               <w:wordWrap w:val="0"/>
-              <w:spacing w:line="360" w:lineRule="auto"/>
+              <w:spacing w:line="240" w:lineRule="auto" w:before="0" w:after="0"/>
               <w:jc w:val="center"/>
             </w:pPr>
             <w:proofErr w:type="spellStart"/>
@@ -21066,7 +21066,7 @@
           <w:p>
             <w:pPr>
               <w:wordWrap w:val="0"/>
-              <w:spacing w:line="360" w:lineRule="auto"/>
+              <w:spacing w:line="240" w:lineRule="auto" w:before="0" w:after="0"/>
               <w:jc w:val="center"/>
             </w:pPr>
             <w:r>
@@ -21095,7 +21095,7 @@
           <w:p>
             <w:pPr>
               <w:wordWrap w:val="0"/>
-              <w:spacing w:line="360" w:lineRule="auto"/>
+              <w:spacing w:line="240" w:lineRule="auto" w:before="0" w:after="0"/>
               <w:jc w:val="center"/>
             </w:pPr>
             <w:r>
@@ -21116,7 +21116,7 @@
           <w:p>
             <w:pPr>
               <w:wordWrap w:val="0"/>
-              <w:spacing w:line="360" w:lineRule="auto"/>
+              <w:spacing w:line="240" w:lineRule="auto" w:before="0" w:after="0"/>
               <w:jc w:val="center"/>
             </w:pPr>
             <w:r>
@@ -21137,7 +21137,7 @@
           <w:p>
             <w:pPr>
               <w:wordWrap w:val="0"/>
-              <w:spacing w:line="360" w:lineRule="auto"/>
+              <w:spacing w:line="240" w:lineRule="auto" w:before="0" w:after="0"/>
               <w:jc w:val="center"/>
             </w:pPr>
             <w:proofErr w:type="gramStart"/>
@@ -21183,7 +21183,7 @@
           <w:p>
             <w:pPr>
               <w:wordWrap w:val="0"/>
-              <w:spacing w:line="360" w:lineRule="auto"/>
+              <w:spacing w:line="240" w:lineRule="auto" w:before="0" w:after="0"/>
               <w:jc w:val="center"/>
             </w:pPr>
             <w:proofErr w:type="spellStart"/>
@@ -21206,7 +21206,7 @@
           <w:p>
             <w:pPr>
               <w:wordWrap w:val="0"/>
-              <w:spacing w:line="360" w:lineRule="auto"/>
+              <w:spacing w:line="240" w:lineRule="auto" w:before="0" w:after="0"/>
               <w:jc w:val="center"/>
             </w:pPr>
             <w:r>
@@ -21235,7 +21235,7 @@
           <w:p>
             <w:pPr>
               <w:wordWrap w:val="0"/>
-              <w:spacing w:line="360" w:lineRule="auto"/>
+              <w:spacing w:line="240" w:lineRule="auto" w:before="0" w:after="0"/>
               <w:jc w:val="center"/>
             </w:pPr>
             <w:r>
@@ -21256,7 +21256,7 @@
           <w:p>
             <w:pPr>
               <w:wordWrap w:val="0"/>
-              <w:spacing w:line="360" w:lineRule="auto"/>
+              <w:spacing w:line="240" w:lineRule="auto" w:before="0" w:after="0"/>
               <w:jc w:val="center"/>
             </w:pPr>
             <w:r>
@@ -21277,7 +21277,7 @@
           <w:p>
             <w:pPr>
               <w:wordWrap w:val="0"/>
-              <w:spacing w:line="360" w:lineRule="auto"/>
+              <w:spacing w:line="240" w:lineRule="auto" w:before="0" w:after="0"/>
               <w:jc w:val="center"/>
             </w:pPr>
             <w:proofErr w:type="gramStart"/>
@@ -21323,7 +21323,7 @@
           <w:p>
             <w:pPr>
               <w:wordWrap w:val="0"/>
-              <w:spacing w:line="360" w:lineRule="auto"/>
+              <w:spacing w:line="240" w:lineRule="auto" w:before="0" w:after="0"/>
               <w:jc w:val="center"/>
             </w:pPr>
             <w:proofErr w:type="spellStart"/>
@@ -21346,7 +21346,7 @@
           <w:p>
             <w:pPr>
               <w:wordWrap w:val="0"/>
-              <w:spacing w:line="360" w:lineRule="auto"/>
+              <w:spacing w:line="240" w:lineRule="auto" w:before="0" w:after="0"/>
               <w:jc w:val="center"/>
             </w:pPr>
             <w:r>
@@ -21375,7 +21375,7 @@
           <w:p>
             <w:pPr>
               <w:wordWrap w:val="0"/>
-              <w:spacing w:line="360" w:lineRule="auto"/>
+              <w:spacing w:line="240" w:lineRule="auto" w:before="0" w:after="0"/>
               <w:jc w:val="center"/>
             </w:pPr>
             <w:r>
@@ -21396,7 +21396,7 @@
           <w:p>
             <w:pPr>
               <w:wordWrap w:val="0"/>
-              <w:spacing w:line="360" w:lineRule="auto"/>
+              <w:spacing w:line="240" w:lineRule="auto" w:before="0" w:after="0"/>
               <w:jc w:val="center"/>
             </w:pPr>
             <w:r>
@@ -21417,7 +21417,7 @@
           <w:p>
             <w:pPr>
               <w:wordWrap w:val="0"/>
-              <w:spacing w:line="360" w:lineRule="auto"/>
+              <w:spacing w:line="240" w:lineRule="auto" w:before="0" w:after="0"/>
               <w:jc w:val="center"/>
             </w:pPr>
             <w:proofErr w:type="gramStart"/>
@@ -21463,7 +21463,7 @@
           <w:p>
             <w:pPr>
               <w:wordWrap w:val="0"/>
-              <w:spacing w:line="360" w:lineRule="auto"/>
+              <w:spacing w:line="240" w:lineRule="auto" w:before="0" w:after="0"/>
               <w:jc w:val="center"/>
             </w:pPr>
             <w:r>
@@ -21484,7 +21484,7 @@
           <w:p>
             <w:pPr>
               <w:wordWrap w:val="0"/>
-              <w:spacing w:line="360" w:lineRule="auto"/>
+              <w:spacing w:line="240" w:lineRule="auto" w:before="0" w:after="0"/>
               <w:jc w:val="center"/>
             </w:pPr>
             <w:r>
@@ -21505,7 +21505,7 @@
           <w:p>
             <w:pPr>
               <w:wordWrap w:val="0"/>
-              <w:spacing w:line="360" w:lineRule="auto"/>
+              <w:spacing w:line="240" w:lineRule="auto" w:before="0" w:after="0"/>
               <w:jc w:val="center"/>
             </w:pPr>
             <w:proofErr w:type="gramStart"/>
@@ -21536,7 +21536,7 @@
           <w:p>
             <w:pPr>
               <w:wordWrap w:val="0"/>
-              <w:spacing w:line="360" w:lineRule="auto"/>
+              <w:spacing w:line="240" w:lineRule="auto" w:before="0" w:after="0"/>
               <w:jc w:val="center"/>
             </w:pPr>
             <w:r>
@@ -21557,7 +21557,7 @@
           <w:p>
             <w:pPr>
               <w:wordWrap w:val="0"/>
-              <w:spacing w:line="360" w:lineRule="auto"/>
+              <w:spacing w:line="240" w:lineRule="auto" w:before="0" w:after="0"/>
               <w:jc w:val="center"/>
             </w:pPr>
           </w:p>
@@ -21575,7 +21575,7 @@
           <w:p>
             <w:pPr>
               <w:wordWrap w:val="0"/>
-              <w:spacing w:line="360" w:lineRule="auto"/>
+              <w:spacing w:line="240" w:lineRule="auto" w:before="0" w:after="0"/>
               <w:jc w:val="center"/>
             </w:pPr>
             <w:proofErr w:type="spellStart"/>
@@ -21599,7 +21599,7 @@
           <w:p>
             <w:pPr>
               <w:wordWrap w:val="0"/>
-              <w:spacing w:line="360" w:lineRule="auto"/>
+              <w:spacing w:line="240" w:lineRule="auto" w:before="0" w:after="0"/>
               <w:jc w:val="center"/>
             </w:pPr>
             <w:r>
@@ -21620,7 +21620,7 @@
           <w:p>
             <w:pPr>
               <w:wordWrap w:val="0"/>
-              <w:spacing w:line="360" w:lineRule="auto"/>
+              <w:spacing w:line="240" w:lineRule="auto" w:before="0" w:after="0"/>
               <w:jc w:val="center"/>
             </w:pPr>
             <w:r>
@@ -21641,7 +21641,7 @@
           <w:p>
             <w:pPr>
               <w:wordWrap w:val="0"/>
-              <w:spacing w:line="360" w:lineRule="auto"/>
+              <w:spacing w:line="240" w:lineRule="auto" w:before="0" w:after="0"/>
               <w:jc w:val="center"/>
             </w:pPr>
             <w:r>
@@ -21662,7 +21662,7 @@
           <w:p>
             <w:pPr>
               <w:wordWrap w:val="0"/>
-              <w:spacing w:line="360" w:lineRule="auto"/>
+              <w:spacing w:line="240" w:lineRule="auto" w:before="0" w:after="0"/>
               <w:jc w:val="center"/>
             </w:pPr>
             <w:r>
@@ -21712,7 +21712,7 @@
           <w:p>
             <w:pPr>
               <w:wordWrap w:val="0"/>
-              <w:spacing w:line="360" w:lineRule="auto"/>
+              <w:spacing w:line="240" w:lineRule="auto" w:before="0" w:after="0"/>
               <w:jc w:val="center"/>
             </w:pPr>
             <w:proofErr w:type="spellStart"/>
@@ -21735,7 +21735,7 @@
           <w:p>
             <w:pPr>
               <w:wordWrap w:val="0"/>
-              <w:spacing w:line="360" w:lineRule="auto"/>
+              <w:spacing w:line="240" w:lineRule="auto" w:before="0" w:after="0"/>
               <w:jc w:val="center"/>
             </w:pPr>
             <w:r>
@@ -21756,7 +21756,7 @@
           <w:p>
             <w:pPr>
               <w:wordWrap w:val="0"/>
-              <w:spacing w:line="360" w:lineRule="auto"/>
+              <w:spacing w:line="240" w:lineRule="auto" w:before="0" w:after="0"/>
               <w:jc w:val="center"/>
             </w:pPr>
             <w:r>
@@ -21777,7 +21777,7 @@
           <w:p>
             <w:pPr>
               <w:wordWrap w:val="0"/>
-              <w:spacing w:line="360" w:lineRule="auto"/>
+              <w:spacing w:line="240" w:lineRule="auto" w:before="0" w:after="0"/>
               <w:jc w:val="center"/>
             </w:pPr>
             <w:r>
@@ -21798,7 +21798,7 @@
           <w:p>
             <w:pPr>
               <w:wordWrap w:val="0"/>
-              <w:spacing w:line="360" w:lineRule="auto"/>
+              <w:spacing w:line="240" w:lineRule="auto" w:before="0" w:after="0"/>
               <w:jc w:val="center"/>
             </w:pPr>
             <w:r>
@@ -21848,7 +21848,7 @@
           <w:p>
             <w:pPr>
               <w:wordWrap w:val="0"/>
-              <w:spacing w:line="360" w:lineRule="auto"/>
+              <w:spacing w:line="240" w:lineRule="auto" w:before="0" w:after="0"/>
               <w:jc w:val="center"/>
             </w:pPr>
             <w:proofErr w:type="spellStart"/>
@@ -21871,7 +21871,7 @@
           <w:p>
             <w:pPr>
               <w:wordWrap w:val="0"/>
-              <w:spacing w:line="360" w:lineRule="auto"/>
+              <w:spacing w:line="240" w:lineRule="auto" w:before="0" w:after="0"/>
               <w:jc w:val="center"/>
             </w:pPr>
             <w:r>
@@ -21892,7 +21892,7 @@
           <w:p>
             <w:pPr>
               <w:wordWrap w:val="0"/>
-              <w:spacing w:line="360" w:lineRule="auto"/>
+              <w:spacing w:line="240" w:lineRule="auto" w:before="0" w:after="0"/>
               <w:jc w:val="center"/>
             </w:pPr>
             <w:r>
@@ -21913,7 +21913,7 @@
           <w:p>
             <w:pPr>
               <w:wordWrap w:val="0"/>
-              <w:spacing w:line="360" w:lineRule="auto"/>
+              <w:spacing w:line="240" w:lineRule="auto" w:before="0" w:after="0"/>
               <w:jc w:val="center"/>
             </w:pPr>
             <w:r>
@@ -21934,7 +21934,7 @@
           <w:p>
             <w:pPr>
               <w:wordWrap w:val="0"/>
-              <w:spacing w:line="360" w:lineRule="auto"/>
+              <w:spacing w:line="240" w:lineRule="auto" w:before="0" w:after="0"/>
               <w:jc w:val="center"/>
             </w:pPr>
           </w:p>
@@ -21952,7 +21952,7 @@
           <w:p>
             <w:pPr>
               <w:wordWrap w:val="0"/>
-              <w:spacing w:line="360" w:lineRule="auto"/>
+              <w:spacing w:line="240" w:lineRule="auto" w:before="0" w:after="0"/>
               <w:jc w:val="center"/>
             </w:pPr>
             <w:proofErr w:type="spellStart"/>
@@ -21975,7 +21975,7 @@
           <w:p>
             <w:pPr>
               <w:wordWrap w:val="0"/>
-              <w:spacing w:line="360" w:lineRule="auto"/>
+              <w:spacing w:line="240" w:lineRule="auto" w:before="0" w:after="0"/>
               <w:jc w:val="center"/>
             </w:pPr>
             <w:r>
@@ -21996,7 +21996,7 @@
           <w:p>
             <w:pPr>
               <w:wordWrap w:val="0"/>
-              <w:spacing w:line="360" w:lineRule="auto"/>
+              <w:spacing w:line="240" w:lineRule="auto" w:before="0" w:after="0"/>
               <w:jc w:val="center"/>
             </w:pPr>
             <w:r>
@@ -22017,7 +22017,7 @@
           <w:p>
             <w:pPr>
               <w:wordWrap w:val="0"/>
-              <w:spacing w:line="360" w:lineRule="auto"/>
+              <w:spacing w:line="240" w:lineRule="auto" w:before="0" w:after="0"/>
               <w:jc w:val="center"/>
             </w:pPr>
             <w:r>
@@ -22038,7 +22038,7 @@
           <w:p>
             <w:pPr>
               <w:wordWrap w:val="0"/>
-              <w:spacing w:line="360" w:lineRule="auto"/>
+              <w:spacing w:line="240" w:lineRule="auto" w:before="0" w:after="0"/>
               <w:jc w:val="center"/>
             </w:pPr>
           </w:p>
@@ -22056,7 +22056,7 @@
           <w:p>
             <w:pPr>
               <w:wordWrap w:val="0"/>
-              <w:spacing w:line="360" w:lineRule="auto"/>
+              <w:spacing w:line="240" w:lineRule="auto" w:before="0" w:after="0"/>
               <w:jc w:val="center"/>
             </w:pPr>
             <w:proofErr w:type="spellStart"/>
@@ -22079,7 +22079,7 @@
           <w:p>
             <w:pPr>
               <w:wordWrap w:val="0"/>
-              <w:spacing w:line="360" w:lineRule="auto"/>
+              <w:spacing w:line="240" w:lineRule="auto" w:before="0" w:after="0"/>
               <w:jc w:val="center"/>
             </w:pPr>
             <w:r>
@@ -22100,7 +22100,7 @@
           <w:p>
             <w:pPr>
               <w:wordWrap w:val="0"/>
-              <w:spacing w:line="360" w:lineRule="auto"/>
+              <w:spacing w:line="240" w:lineRule="auto" w:before="0" w:after="0"/>
               <w:jc w:val="center"/>
             </w:pPr>
             <w:r>
@@ -22121,7 +22121,7 @@
           <w:p>
             <w:pPr>
               <w:wordWrap w:val="0"/>
-              <w:spacing w:line="360" w:lineRule="auto"/>
+              <w:spacing w:line="240" w:lineRule="auto" w:before="0" w:after="0"/>
               <w:jc w:val="center"/>
             </w:pPr>
             <w:r>
@@ -22142,7 +22142,7 @@
           <w:p>
             <w:pPr>
               <w:wordWrap w:val="0"/>
-              <w:spacing w:line="360" w:lineRule="auto"/>
+              <w:spacing w:line="240" w:lineRule="auto" w:before="0" w:after="0"/>
               <w:jc w:val="center"/>
             </w:pPr>
           </w:p>
@@ -22160,7 +22160,7 @@
           <w:p>
             <w:pPr>
               <w:wordWrap w:val="0"/>
-              <w:spacing w:line="360" w:lineRule="auto"/>
+              <w:spacing w:line="240" w:lineRule="auto" w:before="0" w:after="0"/>
               <w:jc w:val="center"/>
             </w:pPr>
             <w:proofErr w:type="spellStart"/>
@@ -22183,7 +22183,7 @@
           <w:p>
             <w:pPr>
               <w:wordWrap w:val="0"/>
-              <w:spacing w:line="360" w:lineRule="auto"/>
+              <w:spacing w:line="240" w:lineRule="auto" w:before="0" w:after="0"/>
               <w:jc w:val="center"/>
             </w:pPr>
             <w:r>
@@ -22204,7 +22204,7 @@
           <w:p>
             <w:pPr>
               <w:wordWrap w:val="0"/>
-              <w:spacing w:line="360" w:lineRule="auto"/>
+              <w:spacing w:line="240" w:lineRule="auto" w:before="0" w:after="0"/>
               <w:jc w:val="center"/>
             </w:pPr>
             <w:r>
@@ -22225,7 +22225,7 @@
           <w:p>
             <w:pPr>
               <w:wordWrap w:val="0"/>
-              <w:spacing w:line="360" w:lineRule="auto"/>
+              <w:spacing w:line="240" w:lineRule="auto" w:before="0" w:after="0"/>
               <w:jc w:val="center"/>
             </w:pPr>
             <w:r>
@@ -22246,7 +22246,7 @@
           <w:p>
             <w:pPr>
               <w:wordWrap w:val="0"/>
-              <w:spacing w:line="360" w:lineRule="auto"/>
+              <w:spacing w:line="240" w:lineRule="auto" w:before="0" w:after="0"/>
               <w:jc w:val="center"/>
             </w:pPr>
           </w:p>
@@ -22310,13 +22310,13 @@
           <w:top w:val="double" w:sz="4" w:space="0" w:color="auto"/>
           <w:bottom w:val="double" w:sz="4" w:space="0" w:color="auto"/>
         </w:tblBorders>
+        <w:tblLook w:val="04A0" w:firstRow="1" w:lastRow="0" w:firstColumn="1" w:lastColumn="0" w:noHBand="0" w:noVBand="1"/>
         <w:tblCellMar>
-          <w:top w:w="60" w:type="dxa"/>
-          <w:left w:w="120" w:type="dxa"/>
-          <w:bottom w:w="60" w:type="dxa"/>
-          <w:right w:w="120" w:type="dxa"/>
+          <w:top w:w="30" w:type="dxa"/>
+          <w:left w:w="60" w:type="dxa"/>
+          <w:bottom w:w="30" w:type="dxa"/>
+          <w:right w:w="60" w:type="dxa"/>
         </w:tblCellMar>
-        <w:tblLook w:val="04A0" w:firstRow="1" w:lastRow="0" w:firstColumn="1" w:lastColumn="0" w:noHBand="0" w:noVBand="1"/>
       </w:tblPr>
       <w:tblGrid>
         <w:gridCol w:w="2000"/>
@@ -22338,7 +22338,7 @@
           <w:p>
             <w:pPr>
               <w:wordWrap w:val="0"/>
-              <w:spacing w:line="360" w:lineRule="auto"/>
+              <w:spacing w:line="240" w:lineRule="auto" w:before="0" w:after="0"/>
               <w:jc w:val="center"/>
             </w:pPr>
             <w:r>
@@ -22360,7 +22360,7 @@
           <w:p>
             <w:pPr>
               <w:wordWrap w:val="0"/>
-              <w:spacing w:line="360" w:lineRule="auto"/>
+              <w:spacing w:line="240" w:lineRule="auto" w:before="0" w:after="0"/>
               <w:jc w:val="center"/>
             </w:pPr>
             <w:r>
@@ -22382,7 +22382,7 @@
           <w:p>
             <w:pPr>
               <w:wordWrap w:val="0"/>
-              <w:spacing w:line="360" w:lineRule="auto"/>
+              <w:spacing w:line="240" w:lineRule="auto" w:before="0" w:after="0"/>
               <w:jc w:val="center"/>
             </w:pPr>
             <w:r>
@@ -22404,7 +22404,7 @@
           <w:p>
             <w:pPr>
               <w:wordWrap w:val="0"/>
-              <w:spacing w:line="360" w:lineRule="auto"/>
+              <w:spacing w:line="240" w:lineRule="auto" w:before="0" w:after="0"/>
               <w:jc w:val="center"/>
             </w:pPr>
             <w:r>
@@ -22426,7 +22426,7 @@
           <w:p>
             <w:pPr>
               <w:wordWrap w:val="0"/>
-              <w:spacing w:line="360" w:lineRule="auto"/>
+              <w:spacing w:line="240" w:lineRule="auto" w:before="0" w:after="0"/>
               <w:jc w:val="center"/>
             </w:pPr>
             <w:r>
@@ -22453,7 +22453,7 @@
           <w:p>
             <w:pPr>
               <w:wordWrap w:val="0"/>
-              <w:spacing w:line="360" w:lineRule="auto"/>
+              <w:spacing w:line="240" w:lineRule="auto" w:before="0" w:after="0"/>
               <w:jc w:val="center"/>
             </w:pPr>
             <w:r>
@@ -22474,7 +22474,7 @@
           <w:p>
             <w:pPr>
               <w:wordWrap w:val="0"/>
-              <w:spacing w:line="360" w:lineRule="auto"/>
+              <w:spacing w:line="240" w:lineRule="auto" w:before="0" w:after="0"/>
               <w:jc w:val="center"/>
             </w:pPr>
             <w:r>
@@ -22503,7 +22503,7 @@
           <w:p>
             <w:pPr>
               <w:wordWrap w:val="0"/>
-              <w:spacing w:line="360" w:lineRule="auto"/>
+              <w:spacing w:line="240" w:lineRule="auto" w:before="0" w:after="0"/>
               <w:jc w:val="center"/>
             </w:pPr>
             <w:r>
@@ -22524,7 +22524,7 @@
           <w:p>
             <w:pPr>
               <w:wordWrap w:val="0"/>
-              <w:spacing w:line="360" w:lineRule="auto"/>
+              <w:spacing w:line="240" w:lineRule="auto" w:before="0" w:after="0"/>
               <w:jc w:val="center"/>
             </w:pPr>
             <w:r>
@@ -22545,7 +22545,7 @@
           <w:p>
             <w:pPr>
               <w:wordWrap w:val="0"/>
-              <w:spacing w:line="360" w:lineRule="auto"/>
+              <w:spacing w:line="240" w:lineRule="auto" w:before="0" w:after="0"/>
               <w:jc w:val="center"/>
             </w:pPr>
             <w:proofErr w:type="gramStart"/>
@@ -22573,7 +22573,7 @@
           <w:p>
             <w:pPr>
               <w:wordWrap w:val="0"/>
-              <w:spacing w:line="360" w:lineRule="auto"/>
+              <w:spacing w:line="240" w:lineRule="auto" w:before="0" w:after="0"/>
               <w:jc w:val="center"/>
             </w:pPr>
             <w:proofErr w:type="spellStart"/>
@@ -22596,7 +22596,7 @@
           <w:p>
             <w:pPr>
               <w:wordWrap w:val="0"/>
-              <w:spacing w:line="360" w:lineRule="auto"/>
+              <w:spacing w:line="240" w:lineRule="auto" w:before="0" w:after="0"/>
               <w:jc w:val="center"/>
             </w:pPr>
             <w:r>
@@ -22625,7 +22625,7 @@
           <w:p>
             <w:pPr>
               <w:wordWrap w:val="0"/>
-              <w:spacing w:line="360" w:lineRule="auto"/>
+              <w:spacing w:line="240" w:lineRule="auto" w:before="0" w:after="0"/>
               <w:jc w:val="center"/>
             </w:pPr>
             <w:r>
@@ -22646,7 +22646,7 @@
           <w:p>
             <w:pPr>
               <w:wordWrap w:val="0"/>
-              <w:spacing w:line="360" w:lineRule="auto"/>
+              <w:spacing w:line="240" w:lineRule="auto" w:before="0" w:after="0"/>
               <w:jc w:val="center"/>
             </w:pPr>
             <w:r>
@@ -22667,7 +22667,7 @@
           <w:p>
             <w:pPr>
               <w:wordWrap w:val="0"/>
-              <w:spacing w:line="360" w:lineRule="auto"/>
+              <w:spacing w:line="240" w:lineRule="auto" w:before="0" w:after="0"/>
               <w:jc w:val="center"/>
             </w:pPr>
             <w:proofErr w:type="gramStart"/>
@@ -22713,7 +22713,7 @@
           <w:p>
             <w:pPr>
               <w:wordWrap w:val="0"/>
-              <w:spacing w:line="360" w:lineRule="auto"/>
+              <w:spacing w:line="240" w:lineRule="auto" w:before="0" w:after="0"/>
               <w:jc w:val="center"/>
             </w:pPr>
             <w:proofErr w:type="spellStart"/>
@@ -22736,7 +22736,7 @@
           <w:p>
             <w:pPr>
               <w:wordWrap w:val="0"/>
-              <w:spacing w:line="360" w:lineRule="auto"/>
+              <w:spacing w:line="240" w:lineRule="auto" w:before="0" w:after="0"/>
               <w:jc w:val="center"/>
             </w:pPr>
             <w:r>
@@ -22765,7 +22765,7 @@
           <w:p>
             <w:pPr>
               <w:wordWrap w:val="0"/>
-              <w:spacing w:line="360" w:lineRule="auto"/>
+              <w:spacing w:line="240" w:lineRule="auto" w:before="0" w:after="0"/>
               <w:jc w:val="center"/>
             </w:pPr>
             <w:r>
@@ -22786,7 +22786,7 @@
           <w:p>
             <w:pPr>
               <w:wordWrap w:val="0"/>
-              <w:spacing w:line="360" w:lineRule="auto"/>
+              <w:spacing w:line="240" w:lineRule="auto" w:before="0" w:after="0"/>
               <w:jc w:val="center"/>
             </w:pPr>
             <w:r>
@@ -22807,7 +22807,7 @@
           <w:p>
             <w:pPr>
               <w:wordWrap w:val="0"/>
-              <w:spacing w:line="360" w:lineRule="auto"/>
+              <w:spacing w:line="240" w:lineRule="auto" w:before="0" w:after="0"/>
               <w:jc w:val="center"/>
             </w:pPr>
             <w:proofErr w:type="gramStart"/>
@@ -22853,7 +22853,7 @@
           <w:p>
             <w:pPr>
               <w:wordWrap w:val="0"/>
-              <w:spacing w:line="360" w:lineRule="auto"/>
+              <w:spacing w:line="240" w:lineRule="auto" w:before="0" w:after="0"/>
               <w:jc w:val="center"/>
             </w:pPr>
             <w:proofErr w:type="spellStart"/>
@@ -22876,7 +22876,7 @@
           <w:p>
             <w:pPr>
               <w:wordWrap w:val="0"/>
-              <w:spacing w:line="360" w:lineRule="auto"/>
+              <w:spacing w:line="240" w:lineRule="auto" w:before="0" w:after="0"/>
               <w:jc w:val="center"/>
             </w:pPr>
             <w:r>
@@ -22905,7 +22905,7 @@
           <w:p>
             <w:pPr>
               <w:wordWrap w:val="0"/>
-              <w:spacing w:line="360" w:lineRule="auto"/>
+              <w:spacing w:line="240" w:lineRule="auto" w:before="0" w:after="0"/>
               <w:jc w:val="center"/>
             </w:pPr>
             <w:r>
@@ -22926,7 +22926,7 @@
           <w:p>
             <w:pPr>
               <w:wordWrap w:val="0"/>
-              <w:spacing w:line="360" w:lineRule="auto"/>
+              <w:spacing w:line="240" w:lineRule="auto" w:before="0" w:after="0"/>
               <w:jc w:val="center"/>
             </w:pPr>
             <w:r>
@@ -22947,7 +22947,7 @@
           <w:p>
             <w:pPr>
               <w:wordWrap w:val="0"/>
-              <w:spacing w:line="360" w:lineRule="auto"/>
+              <w:spacing w:line="240" w:lineRule="auto" w:before="0" w:after="0"/>
               <w:jc w:val="center"/>
             </w:pPr>
             <w:proofErr w:type="gramStart"/>
@@ -22993,7 +22993,7 @@
           <w:p>
             <w:pPr>
               <w:wordWrap w:val="0"/>
-              <w:spacing w:line="360" w:lineRule="auto"/>
+              <w:spacing w:line="240" w:lineRule="auto" w:before="0" w:after="0"/>
               <w:jc w:val="center"/>
             </w:pPr>
             <w:r>
@@ -23014,7 +23014,7 @@
           <w:p>
             <w:pPr>
               <w:wordWrap w:val="0"/>
-              <w:spacing w:line="360" w:lineRule="auto"/>
+              <w:spacing w:line="240" w:lineRule="auto" w:before="0" w:after="0"/>
               <w:jc w:val="center"/>
             </w:pPr>
             <w:r>
@@ -23035,7 +23035,7 @@
           <w:p>
             <w:pPr>
               <w:wordWrap w:val="0"/>
-              <w:spacing w:line="360" w:lineRule="auto"/>
+              <w:spacing w:line="240" w:lineRule="auto" w:before="0" w:after="0"/>
               <w:jc w:val="center"/>
             </w:pPr>
             <w:r>
@@ -23056,7 +23056,7 @@
           <w:p>
             <w:pPr>
               <w:wordWrap w:val="0"/>
-              <w:spacing w:line="360" w:lineRule="auto"/>
+              <w:spacing w:line="240" w:lineRule="auto" w:before="0" w:after="0"/>
               <w:jc w:val="center"/>
             </w:pPr>
             <w:r>
@@ -23077,7 +23077,7 @@
           <w:p>
             <w:pPr>
               <w:wordWrap w:val="0"/>
-              <w:spacing w:line="360" w:lineRule="auto"/>
+              <w:spacing w:line="240" w:lineRule="auto" w:before="0" w:after="0"/>
               <w:jc w:val="center"/>
             </w:pPr>
             <w:r>
@@ -23111,7 +23111,7 @@
           <w:p>
             <w:pPr>
               <w:wordWrap w:val="0"/>
-              <w:spacing w:line="360" w:lineRule="auto"/>
+              <w:spacing w:line="240" w:lineRule="auto" w:before="0" w:after="0"/>
               <w:jc w:val="center"/>
             </w:pPr>
             <w:r>
@@ -23132,7 +23132,7 @@
           <w:p>
             <w:pPr>
               <w:wordWrap w:val="0"/>
-              <w:spacing w:line="360" w:lineRule="auto"/>
+              <w:spacing w:line="240" w:lineRule="auto" w:before="0" w:after="0"/>
               <w:jc w:val="center"/>
             </w:pPr>
             <w:r>
@@ -23153,7 +23153,7 @@
           <w:p>
             <w:pPr>
               <w:wordWrap w:val="0"/>
-              <w:spacing w:line="360" w:lineRule="auto"/>
+              <w:spacing w:line="240" w:lineRule="auto" w:before="0" w:after="0"/>
               <w:jc w:val="center"/>
             </w:pPr>
             <w:proofErr w:type="gramStart"/>
@@ -23184,7 +23184,7 @@
           <w:p>
             <w:pPr>
               <w:wordWrap w:val="0"/>
-              <w:spacing w:line="360" w:lineRule="auto"/>
+              <w:spacing w:line="240" w:lineRule="auto" w:before="0" w:after="0"/>
               <w:jc w:val="center"/>
             </w:pPr>
             <w:r>
@@ -23205,7 +23205,7 @@
           <w:p>
             <w:pPr>
               <w:wordWrap w:val="0"/>
-              <w:spacing w:line="360" w:lineRule="auto"/>
+              <w:spacing w:line="240" w:lineRule="auto" w:before="0" w:after="0"/>
               <w:jc w:val="center"/>
             </w:pPr>
           </w:p>
@@ -23223,7 +23223,7 @@
           <w:p>
             <w:pPr>
               <w:wordWrap w:val="0"/>
-              <w:spacing w:line="360" w:lineRule="auto"/>
+              <w:spacing w:line="240" w:lineRule="auto" w:before="0" w:after="0"/>
               <w:jc w:val="center"/>
             </w:pPr>
             <w:r>
@@ -23244,7 +23244,7 @@
           <w:p>
             <w:pPr>
               <w:wordWrap w:val="0"/>
-              <w:spacing w:line="360" w:lineRule="auto"/>
+              <w:spacing w:line="240" w:lineRule="auto" w:before="0" w:after="0"/>
               <w:jc w:val="center"/>
             </w:pPr>
             <w:r>
@@ -23265,7 +23265,7 @@
           <w:p>
             <w:pPr>
               <w:wordWrap w:val="0"/>
-              <w:spacing w:line="360" w:lineRule="auto"/>
+              <w:spacing w:line="240" w:lineRule="auto" w:before="0" w:after="0"/>
               <w:jc w:val="center"/>
             </w:pPr>
             <w:r>
@@ -23286,7 +23286,7 @@
           <w:p>
             <w:pPr>
               <w:wordWrap w:val="0"/>
-              <w:spacing w:line="360" w:lineRule="auto"/>
+              <w:spacing w:line="240" w:lineRule="auto" w:before="0" w:after="0"/>
               <w:jc w:val="center"/>
             </w:pPr>
             <w:r>
@@ -23307,7 +23307,7 @@
           <w:p>
             <w:pPr>
               <w:wordWrap w:val="0"/>
-              <w:spacing w:line="360" w:lineRule="auto"/>
+              <w:spacing w:line="240" w:lineRule="auto" w:before="0" w:after="0"/>
               <w:jc w:val="center"/>
             </w:pPr>
             <w:r>
@@ -23367,7 +23367,7 @@
           <w:p>
             <w:pPr>
               <w:wordWrap w:val="0"/>
-              <w:spacing w:line="360" w:lineRule="auto"/>
+              <w:spacing w:line="240" w:lineRule="auto" w:before="0" w:after="0"/>
               <w:jc w:val="center"/>
             </w:pPr>
             <w:proofErr w:type="spellStart"/>
@@ -23390,7 +23390,7 @@
           <w:p>
             <w:pPr>
               <w:wordWrap w:val="0"/>
-              <w:spacing w:line="360" w:lineRule="auto"/>
+              <w:spacing w:line="240" w:lineRule="auto" w:before="0" w:after="0"/>
               <w:jc w:val="center"/>
             </w:pPr>
             <w:r>
@@ -23411,7 +23411,7 @@
           <w:p>
             <w:pPr>
               <w:wordWrap w:val="0"/>
-              <w:spacing w:line="360" w:lineRule="auto"/>
+              <w:spacing w:line="240" w:lineRule="auto" w:before="0" w:after="0"/>
               <w:jc w:val="center"/>
             </w:pPr>
             <w:r>
@@ -23432,7 +23432,7 @@
           <w:p>
             <w:pPr>
               <w:wordWrap w:val="0"/>
-              <w:spacing w:line="360" w:lineRule="auto"/>
+              <w:spacing w:line="240" w:lineRule="auto" w:before="0" w:after="0"/>
               <w:jc w:val="center"/>
             </w:pPr>
             <w:r>
@@ -23453,7 +23453,7 @@
           <w:p>
             <w:pPr>
               <w:wordWrap w:val="0"/>
-              <w:spacing w:line="360" w:lineRule="auto"/>
+              <w:spacing w:line="240" w:lineRule="auto" w:before="0" w:after="0"/>
               <w:jc w:val="center"/>
             </w:pPr>
           </w:p>
@@ -23471,7 +23471,7 @@
           <w:p>
             <w:pPr>
               <w:wordWrap w:val="0"/>
-              <w:spacing w:line="360" w:lineRule="auto"/>
+              <w:spacing w:line="240" w:lineRule="auto" w:before="0" w:after="0"/>
               <w:jc w:val="center"/>
             </w:pPr>
             <w:proofErr w:type="spellStart"/>
@@ -23495,7 +23495,7 @@
           <w:p>
             <w:pPr>
               <w:wordWrap w:val="0"/>
-              <w:spacing w:line="360" w:lineRule="auto"/>
+              <w:spacing w:line="240" w:lineRule="auto" w:before="0" w:after="0"/>
               <w:jc w:val="center"/>
             </w:pPr>
             <w:r>
@@ -23516,7 +23516,7 @@
           <w:p>
             <w:pPr>
               <w:wordWrap w:val="0"/>
-              <w:spacing w:line="360" w:lineRule="auto"/>
+              <w:spacing w:line="240" w:lineRule="auto" w:before="0" w:after="0"/>
               <w:jc w:val="center"/>
             </w:pPr>
             <w:r>
@@ -23537,7 +23537,7 @@
           <w:p>
             <w:pPr>
               <w:wordWrap w:val="0"/>
-              <w:spacing w:line="360" w:lineRule="auto"/>
+              <w:spacing w:line="240" w:lineRule="auto" w:before="0" w:after="0"/>
               <w:jc w:val="center"/>
             </w:pPr>
             <w:r>
@@ -23558,7 +23558,7 @@
           <w:p>
             <w:pPr>
               <w:wordWrap w:val="0"/>
-              <w:spacing w:line="360" w:lineRule="auto"/>
+              <w:spacing w:line="240" w:lineRule="auto" w:before="0" w:after="0"/>
               <w:jc w:val="center"/>
             </w:pPr>
           </w:p>
@@ -23604,13 +23604,13 @@
           <w:top w:val="double" w:sz="4" w:space="0" w:color="auto"/>
           <w:bottom w:val="double" w:sz="4" w:space="0" w:color="auto"/>
         </w:tblBorders>
+        <w:tblLook w:val="04A0" w:firstRow="1" w:lastRow="0" w:firstColumn="1" w:lastColumn="0" w:noHBand="0" w:noVBand="1"/>
         <w:tblCellMar>
-          <w:top w:w="60" w:type="dxa"/>
-          <w:left w:w="120" w:type="dxa"/>
-          <w:bottom w:w="60" w:type="dxa"/>
-          <w:right w:w="120" w:type="dxa"/>
+          <w:top w:w="30" w:type="dxa"/>
+          <w:left w:w="60" w:type="dxa"/>
+          <w:bottom w:w="30" w:type="dxa"/>
+          <w:right w:w="60" w:type="dxa"/>
         </w:tblCellMar>
-        <w:tblLook w:val="04A0" w:firstRow="1" w:lastRow="0" w:firstColumn="1" w:lastColumn="0" w:noHBand="0" w:noVBand="1"/>
       </w:tblPr>
       <w:tblGrid>
         <w:gridCol w:w="2000"/>
@@ -23632,7 +23632,7 @@
           <w:p>
             <w:pPr>
               <w:wordWrap w:val="0"/>
-              <w:spacing w:line="360" w:lineRule="auto"/>
+              <w:spacing w:line="240" w:lineRule="auto" w:before="0" w:after="0"/>
               <w:jc w:val="center"/>
             </w:pPr>
             <w:r>
@@ -23654,7 +23654,7 @@
           <w:p>
             <w:pPr>
               <w:wordWrap w:val="0"/>
-              <w:spacing w:line="360" w:lineRule="auto"/>
+              <w:spacing w:line="240" w:lineRule="auto" w:before="0" w:after="0"/>
               <w:jc w:val="center"/>
             </w:pPr>
             <w:r>
@@ -23676,7 +23676,7 @@
           <w:p>
             <w:pPr>
               <w:wordWrap w:val="0"/>
-              <w:spacing w:line="360" w:lineRule="auto"/>
+              <w:spacing w:line="240" w:lineRule="auto" w:before="0" w:after="0"/>
               <w:jc w:val="center"/>
             </w:pPr>
             <w:r>
@@ -23698,7 +23698,7 @@
           <w:p>
             <w:pPr>
               <w:wordWrap w:val="0"/>
-              <w:spacing w:line="360" w:lineRule="auto"/>
+              <w:spacing w:line="240" w:lineRule="auto" w:before="0" w:after="0"/>
               <w:jc w:val="center"/>
             </w:pPr>
             <w:r>
@@ -23720,7 +23720,7 @@
           <w:p>
             <w:pPr>
               <w:wordWrap w:val="0"/>
-              <w:spacing w:line="360" w:lineRule="auto"/>
+              <w:spacing w:line="240" w:lineRule="auto" w:before="0" w:after="0"/>
               <w:jc w:val="center"/>
             </w:pPr>
             <w:r>
@@ -23747,7 +23747,7 @@
           <w:p>
             <w:pPr>
               <w:wordWrap w:val="0"/>
-              <w:spacing w:line="360" w:lineRule="auto"/>
+              <w:spacing w:line="240" w:lineRule="auto" w:before="0" w:after="0"/>
               <w:jc w:val="center"/>
             </w:pPr>
             <w:r>
@@ -23768,7 +23768,7 @@
           <w:p>
             <w:pPr>
               <w:wordWrap w:val="0"/>
-              <w:spacing w:line="360" w:lineRule="auto"/>
+              <w:spacing w:line="240" w:lineRule="auto" w:before="0" w:after="0"/>
               <w:jc w:val="center"/>
             </w:pPr>
             <w:r>
@@ -23797,7 +23797,7 @@
           <w:p>
             <w:pPr>
               <w:wordWrap w:val="0"/>
-              <w:spacing w:line="360" w:lineRule="auto"/>
+              <w:spacing w:line="240" w:lineRule="auto" w:before="0" w:after="0"/>
               <w:jc w:val="center"/>
             </w:pPr>
             <w:r>
@@ -23818,7 +23818,7 @@
           <w:p>
             <w:pPr>
               <w:wordWrap w:val="0"/>
-              <w:spacing w:line="360" w:lineRule="auto"/>
+              <w:spacing w:line="240" w:lineRule="auto" w:before="0" w:after="0"/>
               <w:jc w:val="center"/>
             </w:pPr>
             <w:r>
@@ -23839,7 +23839,7 @@
           <w:p>
             <w:pPr>
               <w:wordWrap w:val="0"/>
-              <w:spacing w:line="360" w:lineRule="auto"/>
+              <w:spacing w:line="240" w:lineRule="auto" w:before="0" w:after="0"/>
               <w:jc w:val="center"/>
             </w:pPr>
             <w:proofErr w:type="gramStart"/>
@@ -23867,7 +23867,7 @@
           <w:p>
             <w:pPr>
               <w:wordWrap w:val="0"/>
-              <w:spacing w:line="360" w:lineRule="auto"/>
+              <w:spacing w:line="240" w:lineRule="auto" w:before="0" w:after="0"/>
               <w:jc w:val="center"/>
             </w:pPr>
             <w:proofErr w:type="spellStart"/>
@@ -23890,7 +23890,7 @@
           <w:p>
             <w:pPr>
               <w:wordWrap w:val="0"/>
-              <w:spacing w:line="360" w:lineRule="auto"/>
+              <w:spacing w:line="240" w:lineRule="auto" w:before="0" w:after="0"/>
               <w:jc w:val="center"/>
             </w:pPr>
             <w:r>
@@ -23911,7 +23911,7 @@
           <w:p>
             <w:pPr>
               <w:wordWrap w:val="0"/>
-              <w:spacing w:line="360" w:lineRule="auto"/>
+              <w:spacing w:line="240" w:lineRule="auto" w:before="0" w:after="0"/>
               <w:jc w:val="center"/>
             </w:pPr>
             <w:proofErr w:type="gramStart"/>
@@ -23942,7 +23942,7 @@
           <w:p>
             <w:pPr>
               <w:wordWrap w:val="0"/>
-              <w:spacing w:line="360" w:lineRule="auto"/>
+              <w:spacing w:line="240" w:lineRule="auto" w:before="0" w:after="0"/>
               <w:jc w:val="center"/>
             </w:pPr>
             <w:r>
@@ -23963,7 +23963,7 @@
           <w:p>
             <w:pPr>
               <w:wordWrap w:val="0"/>
-              <w:spacing w:line="360" w:lineRule="auto"/>
+              <w:spacing w:line="240" w:lineRule="auto" w:before="0" w:after="0"/>
               <w:jc w:val="center"/>
             </w:pPr>
           </w:p>
@@ -23981,7 +23981,7 @@
           <w:p>
             <w:pPr>
               <w:wordWrap w:val="0"/>
-              <w:spacing w:line="360" w:lineRule="auto"/>
+              <w:spacing w:line="240" w:lineRule="auto" w:before="0" w:after="0"/>
               <w:jc w:val="center"/>
             </w:pPr>
             <w:proofErr w:type="spellStart"/>
@@ -24004,7 +24004,7 @@
           <w:p>
             <w:pPr>
               <w:wordWrap w:val="0"/>
-              <w:spacing w:line="360" w:lineRule="auto"/>
+              <w:spacing w:line="240" w:lineRule="auto" w:before="0" w:after="0"/>
               <w:jc w:val="center"/>
             </w:pPr>
             <w:r>
@@ -24025,7 +24025,7 @@
           <w:p>
             <w:pPr>
               <w:wordWrap w:val="0"/>
-              <w:spacing w:line="360" w:lineRule="auto"/>
+              <w:spacing w:line="240" w:lineRule="auto" w:before="0" w:after="0"/>
               <w:jc w:val="center"/>
             </w:pPr>
             <w:proofErr w:type="gramStart"/>
@@ -24056,7 +24056,7 @@
           <w:p>
             <w:pPr>
               <w:wordWrap w:val="0"/>
-              <w:spacing w:line="360" w:lineRule="auto"/>
+              <w:spacing w:line="240" w:lineRule="auto" w:before="0" w:after="0"/>
               <w:jc w:val="center"/>
             </w:pPr>
             <w:r>
@@ -24077,7 +24077,7 @@
           <w:p>
             <w:pPr>
               <w:wordWrap w:val="0"/>
-              <w:spacing w:line="360" w:lineRule="auto"/>
+              <w:spacing w:line="240" w:lineRule="auto" w:before="0" w:after="0"/>
               <w:jc w:val="center"/>
             </w:pPr>
           </w:p>
@@ -24095,7 +24095,7 @@
           <w:p>
             <w:pPr>
               <w:wordWrap w:val="0"/>
-              <w:spacing w:line="360" w:lineRule="auto"/>
+              <w:spacing w:line="240" w:lineRule="auto" w:before="0" w:after="0"/>
               <w:jc w:val="center"/>
             </w:pPr>
             <w:proofErr w:type="spellStart"/>
@@ -24118,7 +24118,7 @@
           <w:p>
             <w:pPr>
               <w:wordWrap w:val="0"/>
-              <w:spacing w:line="360" w:lineRule="auto"/>
+              <w:spacing w:line="240" w:lineRule="auto" w:before="0" w:after="0"/>
               <w:jc w:val="center"/>
             </w:pPr>
             <w:r>
@@ -24139,7 +24139,7 @@
           <w:p>
             <w:pPr>
               <w:wordWrap w:val="0"/>
-              <w:spacing w:line="360" w:lineRule="auto"/>
+              <w:spacing w:line="240" w:lineRule="auto" w:before="0" w:after="0"/>
               <w:jc w:val="center"/>
             </w:pPr>
             <w:proofErr w:type="gramStart"/>
@@ -24170,7 +24170,7 @@
           <w:p>
             <w:pPr>
               <w:wordWrap w:val="0"/>
-              <w:spacing w:line="360" w:lineRule="auto"/>
+              <w:spacing w:line="240" w:lineRule="auto" w:before="0" w:after="0"/>
               <w:jc w:val="center"/>
             </w:pPr>
             <w:r>
@@ -24191,7 +24191,7 @@
           <w:p>
             <w:pPr>
               <w:wordWrap w:val="0"/>
-              <w:spacing w:line="360" w:lineRule="auto"/>
+              <w:spacing w:line="240" w:lineRule="auto" w:before="0" w:after="0"/>
               <w:jc w:val="center"/>
             </w:pPr>
           </w:p>
@@ -24209,7 +24209,7 @@
           <w:p>
             <w:pPr>
               <w:wordWrap w:val="0"/>
-              <w:spacing w:line="360" w:lineRule="auto"/>
+              <w:spacing w:line="240" w:lineRule="auto" w:before="0" w:after="0"/>
               <w:jc w:val="center"/>
             </w:pPr>
             <w:proofErr w:type="spellStart"/>
@@ -24232,7 +24232,7 @@
           <w:p>
             <w:pPr>
               <w:wordWrap w:val="0"/>
-              <w:spacing w:line="360" w:lineRule="auto"/>
+              <w:spacing w:line="240" w:lineRule="auto" w:before="0" w:after="0"/>
               <w:jc w:val="center"/>
             </w:pPr>
             <w:r>
@@ -24253,7 +24253,7 @@
           <w:p>
             <w:pPr>
               <w:wordWrap w:val="0"/>
-              <w:spacing w:line="360" w:lineRule="auto"/>
+              <w:spacing w:line="240" w:lineRule="auto" w:before="0" w:after="0"/>
               <w:jc w:val="center"/>
             </w:pPr>
             <w:r>
@@ -24274,7 +24274,7 @@
           <w:p>
             <w:pPr>
               <w:wordWrap w:val="0"/>
-              <w:spacing w:line="360" w:lineRule="auto"/>
+              <w:spacing w:line="240" w:lineRule="auto" w:before="0" w:after="0"/>
               <w:jc w:val="center"/>
             </w:pPr>
             <w:r>
@@ -24295,7 +24295,7 @@
           <w:p>
             <w:pPr>
               <w:wordWrap w:val="0"/>
-              <w:spacing w:line="360" w:lineRule="auto"/>
+              <w:spacing w:line="240" w:lineRule="auto" w:before="0" w:after="0"/>
               <w:jc w:val="center"/>
             </w:pPr>
           </w:p>
@@ -24313,7 +24313,7 @@
           <w:p>
             <w:pPr>
               <w:wordWrap w:val="0"/>
-              <w:spacing w:line="360" w:lineRule="auto"/>
+              <w:spacing w:line="240" w:lineRule="auto" w:before="0" w:after="0"/>
               <w:jc w:val="center"/>
             </w:pPr>
             <w:r>
@@ -24334,7 +24334,7 @@
           <w:p>
             <w:pPr>
               <w:wordWrap w:val="0"/>
-              <w:spacing w:line="360" w:lineRule="auto"/>
+              <w:spacing w:line="240" w:lineRule="auto" w:before="0" w:after="0"/>
               <w:jc w:val="center"/>
             </w:pPr>
             <w:r>
@@ -24355,7 +24355,7 @@
           <w:p>
             <w:pPr>
               <w:wordWrap w:val="0"/>
-              <w:spacing w:line="360" w:lineRule="auto"/>
+              <w:spacing w:line="240" w:lineRule="auto" w:before="0" w:after="0"/>
               <w:jc w:val="center"/>
             </w:pPr>
             <w:r>
@@ -24376,7 +24376,7 @@
           <w:p>
             <w:pPr>
               <w:wordWrap w:val="0"/>
-              <w:spacing w:line="360" w:lineRule="auto"/>
+              <w:spacing w:line="240" w:lineRule="auto" w:before="0" w:after="0"/>
               <w:jc w:val="center"/>
             </w:pPr>
             <w:r>
@@ -24397,7 +24397,7 @@
           <w:p>
             <w:pPr>
               <w:wordWrap w:val="0"/>
-              <w:spacing w:line="360" w:lineRule="auto"/>
+              <w:spacing w:line="240" w:lineRule="auto" w:before="0" w:after="0"/>
               <w:jc w:val="center"/>
             </w:pPr>
             <w:r>
@@ -29304,13 +29304,13 @@
           <w:top w:val="double" w:sz="4" w:space="0" w:color="auto"/>
           <w:bottom w:val="double" w:sz="4" w:space="0" w:color="auto"/>
         </w:tblBorders>
+        <w:tblLook w:val="04A0" w:firstRow="1" w:lastRow="0" w:firstColumn="1" w:lastColumn="0" w:noHBand="0" w:noVBand="1"/>
         <w:tblCellMar>
-          <w:top w:w="40" w:type="dxa"/>
-          <w:left w:w="80" w:type="dxa"/>
-          <w:bottom w:w="40" w:type="dxa"/>
-          <w:right w:w="80" w:type="dxa"/>
+          <w:top w:w="30" w:type="dxa"/>
+          <w:left w:w="60" w:type="dxa"/>
+          <w:bottom w:w="30" w:type="dxa"/>
+          <w:right w:w="60" w:type="dxa"/>
         </w:tblCellMar>
-        <w:tblLook w:val="04A0" w:firstRow="1" w:lastRow="0" w:firstColumn="1" w:lastColumn="0" w:noHBand="0" w:noVBand="1"/>
       </w:tblPr>
       <w:tblGrid>
         <w:gridCol w:w="900"/>
@@ -29334,7 +29334,7 @@
           <w:p>
             <w:pPr>
               <w:wordWrap w:val="0"/>
-              <w:spacing w:line="360" w:lineRule="auto"/>
+              <w:spacing w:line="240" w:lineRule="auto" w:before="0" w:after="0"/>
               <w:jc w:val="center"/>
             </w:pPr>
             <w:r>
@@ -29356,7 +29356,7 @@
           <w:p>
             <w:pPr>
               <w:wordWrap w:val="0"/>
-              <w:spacing w:line="360" w:lineRule="auto"/>
+              <w:spacing w:line="240" w:lineRule="auto" w:before="0" w:after="0"/>
               <w:jc w:val="center"/>
             </w:pPr>
             <w:r>
@@ -29378,7 +29378,7 @@
           <w:p>
             <w:pPr>
               <w:wordWrap w:val="0"/>
-              <w:spacing w:line="360" w:lineRule="auto"/>
+              <w:spacing w:line="240" w:lineRule="auto" w:before="0" w:after="0"/>
               <w:jc w:val="center"/>
             </w:pPr>
             <w:r>
@@ -29400,7 +29400,7 @@
           <w:p>
             <w:pPr>
               <w:wordWrap w:val="0"/>
-              <w:spacing w:line="360" w:lineRule="auto"/>
+              <w:spacing w:line="240" w:lineRule="auto" w:before="0" w:after="0"/>
               <w:jc w:val="center"/>
             </w:pPr>
             <w:r>
@@ -29422,7 +29422,7 @@
           <w:p>
             <w:pPr>
               <w:wordWrap w:val="0"/>
-              <w:spacing w:line="360" w:lineRule="auto"/>
+              <w:spacing w:line="240" w:lineRule="auto" w:before="0" w:after="0"/>
               <w:jc w:val="center"/>
             </w:pPr>
             <w:r>
@@ -29444,7 +29444,7 @@
           <w:p>
             <w:pPr>
               <w:wordWrap w:val="0"/>
-              <w:spacing w:line="360" w:lineRule="auto"/>
+              <w:spacing w:line="240" w:lineRule="auto" w:before="0" w:after="0"/>
               <w:jc w:val="center"/>
             </w:pPr>
             <w:r>
@@ -29466,7 +29466,7 @@
           <w:p>
             <w:pPr>
               <w:wordWrap w:val="0"/>
-              <w:spacing w:line="360" w:lineRule="auto"/>
+              <w:spacing w:line="240" w:lineRule="auto" w:before="0" w:after="0"/>
               <w:jc w:val="center"/>
             </w:pPr>
             <w:r>
@@ -29493,7 +29493,7 @@
           <w:p>
             <w:pPr>
               <w:wordWrap w:val="0"/>
-              <w:spacing w:line="360" w:lineRule="auto"/>
+              <w:spacing w:line="240" w:lineRule="auto" w:before="0" w:after="0"/>
               <w:jc w:val="center"/>
             </w:pPr>
             <w:r>
@@ -29514,7 +29514,7 @@
           <w:p>
             <w:pPr>
               <w:wordWrap w:val="0"/>
-              <w:spacing w:line="360" w:lineRule="auto"/>
+              <w:spacing w:line="240" w:lineRule="auto" w:before="0" w:after="0"/>
               <w:jc w:val="center"/>
             </w:pPr>
             <w:r>
@@ -29535,7 +29535,7 @@
           <w:p>
             <w:pPr>
               <w:wordWrap w:val="0"/>
-              <w:spacing w:line="360" w:lineRule="auto"/>
+              <w:spacing w:line="240" w:lineRule="auto" w:before="0" w:after="0"/>
               <w:jc w:val="center"/>
             </w:pPr>
             <w:r>
@@ -29556,7 +29556,7 @@
           <w:p>
             <w:pPr>
               <w:wordWrap w:val="0"/>
-              <w:spacing w:line="360" w:lineRule="auto"/>
+              <w:spacing w:line="240" w:lineRule="auto" w:before="0" w:after="0"/>
               <w:jc w:val="center"/>
             </w:pPr>
             <w:r>
@@ -29577,7 +29577,7 @@
           <w:p>
             <w:pPr>
               <w:wordWrap w:val="0"/>
-              <w:spacing w:line="360" w:lineRule="auto"/>
+              <w:spacing w:line="240" w:lineRule="auto" w:before="0" w:after="0"/>
               <w:jc w:val="center"/>
             </w:pPr>
             <w:r>
@@ -29614,7 +29614,7 @@
           <w:p>
             <w:pPr>
               <w:wordWrap w:val="0"/>
-              <w:spacing w:line="360" w:lineRule="auto"/>
+              <w:spacing w:line="240" w:lineRule="auto" w:before="0" w:after="0"/>
               <w:jc w:val="center"/>
             </w:pPr>
             <w:r>
@@ -29651,7 +29651,7 @@
           <w:p>
             <w:pPr>
               <w:wordWrap w:val="0"/>
-              <w:spacing w:line="360" w:lineRule="auto"/>
+              <w:spacing w:line="240" w:lineRule="auto" w:before="0" w:after="0"/>
               <w:jc w:val="center"/>
             </w:pPr>
             <w:r>
@@ -29677,7 +29677,7 @@
           <w:p>
             <w:pPr>
               <w:wordWrap w:val="0"/>
-              <w:spacing w:line="360" w:lineRule="auto"/>
+              <w:spacing w:line="240" w:lineRule="auto" w:before="0" w:after="0"/>
               <w:jc w:val="center"/>
             </w:pPr>
             <w:r>
@@ -29698,7 +29698,7 @@
           <w:p>
             <w:pPr>
               <w:wordWrap w:val="0"/>
-              <w:spacing w:line="360" w:lineRule="auto"/>
+              <w:spacing w:line="240" w:lineRule="auto" w:before="0" w:after="0"/>
               <w:jc w:val="center"/>
             </w:pPr>
             <w:r>
@@ -29719,7 +29719,7 @@
           <w:p>
             <w:pPr>
               <w:wordWrap w:val="0"/>
-              <w:spacing w:line="360" w:lineRule="auto"/>
+              <w:spacing w:line="240" w:lineRule="auto" w:before="0" w:after="0"/>
               <w:jc w:val="center"/>
             </w:pPr>
             <w:r>
@@ -29740,7 +29740,7 @@
           <w:p>
             <w:pPr>
               <w:wordWrap w:val="0"/>
-              <w:spacing w:line="360" w:lineRule="auto"/>
+              <w:spacing w:line="240" w:lineRule="auto" w:before="0" w:after="0"/>
               <w:jc w:val="center"/>
             </w:pPr>
             <w:r>
@@ -29777,7 +29777,7 @@
           <w:p>
             <w:pPr>
               <w:wordWrap w:val="0"/>
-              <w:spacing w:line="360" w:lineRule="auto"/>
+              <w:spacing w:line="240" w:lineRule="auto" w:before="0" w:after="0"/>
               <w:jc w:val="center"/>
             </w:pPr>
             <w:r>
@@ -29798,7 +29798,7 @@
           <w:p>
             <w:pPr>
               <w:wordWrap w:val="0"/>
-              <w:spacing w:line="360" w:lineRule="auto"/>
+              <w:spacing w:line="240" w:lineRule="auto" w:before="0" w:after="0"/>
               <w:jc w:val="center"/>
             </w:pPr>
             <w:r>
@@ -29819,7 +29819,7 @@
           <w:p>
             <w:pPr>
               <w:wordWrap w:val="0"/>
-              <w:spacing w:line="360" w:lineRule="auto"/>
+              <w:spacing w:line="240" w:lineRule="auto" w:before="0" w:after="0"/>
               <w:jc w:val="center"/>
             </w:pPr>
             <w:r>
@@ -29845,7 +29845,7 @@
           <w:p>
             <w:pPr>
               <w:wordWrap w:val="0"/>
-              <w:spacing w:line="360" w:lineRule="auto"/>
+              <w:spacing w:line="240" w:lineRule="auto" w:before="0" w:after="0"/>
               <w:jc w:val="center"/>
             </w:pPr>
             <w:r>
@@ -29866,7 +29866,7 @@
           <w:p>
             <w:pPr>
               <w:wordWrap w:val="0"/>
-              <w:spacing w:line="360" w:lineRule="auto"/>
+              <w:spacing w:line="240" w:lineRule="auto" w:before="0" w:after="0"/>
               <w:jc w:val="center"/>
             </w:pPr>
             <w:r>
@@ -29887,7 +29887,7 @@
           <w:p>
             <w:pPr>
               <w:wordWrap w:val="0"/>
-              <w:spacing w:line="360" w:lineRule="auto"/>
+              <w:spacing w:line="240" w:lineRule="auto" w:before="0" w:after="0"/>
               <w:jc w:val="center"/>
             </w:pPr>
             <w:r>
@@ -29908,7 +29908,7 @@
           <w:p>
             <w:pPr>
               <w:wordWrap w:val="0"/>
-              <w:spacing w:line="360" w:lineRule="auto"/>
+              <w:spacing w:line="240" w:lineRule="auto" w:before="0" w:after="0"/>
               <w:jc w:val="center"/>
             </w:pPr>
             <w:r>
@@ -29929,7 +29929,7 @@
           <w:p>
             <w:pPr>
               <w:wordWrap w:val="0"/>
-              <w:spacing w:line="360" w:lineRule="auto"/>
+              <w:spacing w:line="240" w:lineRule="auto" w:before="0" w:after="0"/>
               <w:jc w:val="center"/>
             </w:pPr>
             <w:r>
@@ -29950,7 +29950,7 @@
           <w:p>
             <w:pPr>
               <w:wordWrap w:val="0"/>
-              <w:spacing w:line="360" w:lineRule="auto"/>
+              <w:spacing w:line="240" w:lineRule="auto" w:before="0" w:after="0"/>
               <w:jc w:val="center"/>
             </w:pPr>
             <w:r>
@@ -29971,7 +29971,7 @@
           <w:p>
             <w:pPr>
               <w:wordWrap w:val="0"/>
-              <w:spacing w:line="360" w:lineRule="auto"/>
+              <w:spacing w:line="240" w:lineRule="auto" w:before="0" w:after="0"/>
               <w:jc w:val="center"/>
             </w:pPr>
             <w:r>
@@ -29997,7 +29997,7 @@
           <w:p>
             <w:pPr>
               <w:wordWrap w:val="0"/>
-              <w:spacing w:line="360" w:lineRule="auto"/>
+              <w:spacing w:line="240" w:lineRule="auto" w:before="0" w:after="0"/>
               <w:jc w:val="center"/>
             </w:pPr>
             <w:r>
@@ -30018,7 +30018,7 @@
           <w:p>
             <w:pPr>
               <w:wordWrap w:val="0"/>
-              <w:spacing w:line="360" w:lineRule="auto"/>
+              <w:spacing w:line="240" w:lineRule="auto" w:before="0" w:after="0"/>
               <w:jc w:val="center"/>
             </w:pPr>
             <w:r>
@@ -30039,7 +30039,7 @@
           <w:p>
             <w:pPr>
               <w:wordWrap w:val="0"/>
-              <w:spacing w:line="360" w:lineRule="auto"/>
+              <w:spacing w:line="240" w:lineRule="auto" w:before="0" w:after="0"/>
               <w:jc w:val="center"/>
             </w:pPr>
             <w:r>
@@ -30060,7 +30060,7 @@
           <w:p>
             <w:pPr>
               <w:wordWrap w:val="0"/>
-              <w:spacing w:line="360" w:lineRule="auto"/>
+              <w:spacing w:line="240" w:lineRule="auto" w:before="0" w:after="0"/>
               <w:jc w:val="center"/>
             </w:pPr>
             <w:r>
@@ -30081,7 +30081,7 @@
           <w:p>
             <w:pPr>
               <w:wordWrap w:val="0"/>
-              <w:spacing w:line="360" w:lineRule="auto"/>
+              <w:spacing w:line="240" w:lineRule="auto" w:before="0" w:after="0"/>
               <w:jc w:val="center"/>
             </w:pPr>
             <w:r>
@@ -30102,7 +30102,7 @@
           <w:p>
             <w:pPr>
               <w:wordWrap w:val="0"/>
-              <w:spacing w:line="360" w:lineRule="auto"/>
+              <w:spacing w:line="240" w:lineRule="auto" w:before="0" w:after="0"/>
               <w:jc w:val="center"/>
             </w:pPr>
             <w:r>
@@ -30123,7 +30123,7 @@
           <w:p>
             <w:pPr>
               <w:wordWrap w:val="0"/>
-              <w:spacing w:line="360" w:lineRule="auto"/>
+              <w:spacing w:line="240" w:lineRule="auto" w:before="0" w:after="0"/>
               <w:jc w:val="center"/>
             </w:pPr>
             <w:r>
@@ -30149,7 +30149,7 @@
           <w:p>
             <w:pPr>
               <w:wordWrap w:val="0"/>
-              <w:spacing w:line="360" w:lineRule="auto"/>
+              <w:spacing w:line="240" w:lineRule="auto" w:before="0" w:after="0"/>
               <w:jc w:val="center"/>
             </w:pPr>
             <w:r>
@@ -30170,7 +30170,7 @@
           <w:p>
             <w:pPr>
               <w:wordWrap w:val="0"/>
-              <w:spacing w:line="360" w:lineRule="auto"/>
+              <w:spacing w:line="240" w:lineRule="auto" w:before="0" w:after="0"/>
               <w:jc w:val="center"/>
             </w:pPr>
             <w:r>
@@ -30191,7 +30191,7 @@
           <w:p>
             <w:pPr>
               <w:wordWrap w:val="0"/>
-              <w:spacing w:line="360" w:lineRule="auto"/>
+              <w:spacing w:line="240" w:lineRule="auto" w:before="0" w:after="0"/>
               <w:jc w:val="center"/>
             </w:pPr>
             <w:r>
@@ -30212,7 +30212,7 @@
           <w:p>
             <w:pPr>
               <w:wordWrap w:val="0"/>
-              <w:spacing w:line="360" w:lineRule="auto"/>
+              <w:spacing w:line="240" w:lineRule="auto" w:before="0" w:after="0"/>
               <w:jc w:val="center"/>
             </w:pPr>
             <w:r>
@@ -30249,7 +30249,7 @@
           <w:p>
             <w:pPr>
               <w:wordWrap w:val="0"/>
-              <w:spacing w:line="360" w:lineRule="auto"/>
+              <w:spacing w:line="240" w:lineRule="auto" w:before="0" w:after="0"/>
               <w:jc w:val="center"/>
             </w:pPr>
             <w:r>
@@ -30270,7 +30270,7 @@
           <w:p>
             <w:pPr>
               <w:wordWrap w:val="0"/>
-              <w:spacing w:line="360" w:lineRule="auto"/>
+              <w:spacing w:line="240" w:lineRule="auto" w:before="0" w:after="0"/>
               <w:jc w:val="center"/>
             </w:pPr>
             <w:r>
@@ -30291,7 +30291,7 @@
           <w:p>
             <w:pPr>
               <w:wordWrap w:val="0"/>
-              <w:spacing w:line="360" w:lineRule="auto"/>
+              <w:spacing w:line="240" w:lineRule="auto" w:before="0" w:after="0"/>
               <w:jc w:val="center"/>
             </w:pPr>
             <w:r>
@@ -30317,7 +30317,7 @@
           <w:p>
             <w:pPr>
               <w:wordWrap w:val="0"/>
-              <w:spacing w:line="360" w:lineRule="auto"/>
+              <w:spacing w:line="240" w:lineRule="auto" w:before="0" w:after="0"/>
               <w:jc w:val="center"/>
             </w:pPr>
             <w:r>
@@ -30338,7 +30338,7 @@
           <w:p>
             <w:pPr>
               <w:wordWrap w:val="0"/>
-              <w:spacing w:line="360" w:lineRule="auto"/>
+              <w:spacing w:line="240" w:lineRule="auto" w:before="0" w:after="0"/>
               <w:jc w:val="center"/>
             </w:pPr>
             <w:r>
@@ -30359,7 +30359,7 @@
           <w:p>
             <w:pPr>
               <w:wordWrap w:val="0"/>
-              <w:spacing w:line="360" w:lineRule="auto"/>
+              <w:spacing w:line="240" w:lineRule="auto" w:before="0" w:after="0"/>
               <w:jc w:val="center"/>
             </w:pPr>
             <w:r>
@@ -30380,7 +30380,7 @@
           <w:p>
             <w:pPr>
               <w:wordWrap w:val="0"/>
-              <w:spacing w:line="360" w:lineRule="auto"/>
+              <w:spacing w:line="240" w:lineRule="auto" w:before="0" w:after="0"/>
               <w:jc w:val="center"/>
             </w:pPr>
             <w:r>
@@ -30417,7 +30417,7 @@
           <w:p>
             <w:pPr>
               <w:wordWrap w:val="0"/>
-              <w:spacing w:line="360" w:lineRule="auto"/>
+              <w:spacing w:line="240" w:lineRule="auto" w:before="0" w:after="0"/>
               <w:jc w:val="center"/>
             </w:pPr>
             <w:r>
@@ -30438,7 +30438,7 @@
           <w:p>
             <w:pPr>
               <w:wordWrap w:val="0"/>
-              <w:spacing w:line="360" w:lineRule="auto"/>
+              <w:spacing w:line="240" w:lineRule="auto" w:before="0" w:after="0"/>
               <w:jc w:val="center"/>
             </w:pPr>
             <w:r>
@@ -30459,7 +30459,7 @@
           <w:p>
             <w:pPr>
               <w:wordWrap w:val="0"/>
-              <w:spacing w:line="360" w:lineRule="auto"/>
+              <w:spacing w:line="240" w:lineRule="auto" w:before="0" w:after="0"/>
               <w:jc w:val="center"/>
             </w:pPr>
             <w:r>
@@ -30485,7 +30485,7 @@
           <w:p>
             <w:pPr>
               <w:wordWrap w:val="0"/>
-              <w:spacing w:line="360" w:lineRule="auto"/>
+              <w:spacing w:line="240" w:lineRule="auto" w:before="0" w:after="0"/>
               <w:jc w:val="center"/>
             </w:pPr>
             <w:r>
@@ -30506,7 +30506,7 @@
           <w:p>
             <w:pPr>
               <w:wordWrap w:val="0"/>
-              <w:spacing w:line="360" w:lineRule="auto"/>
+              <w:spacing w:line="240" w:lineRule="auto" w:before="0" w:after="0"/>
               <w:jc w:val="center"/>
             </w:pPr>
             <w:r>
@@ -30527,7 +30527,7 @@
           <w:p>
             <w:pPr>
               <w:wordWrap w:val="0"/>
-              <w:spacing w:line="360" w:lineRule="auto"/>
+              <w:spacing w:line="240" w:lineRule="auto" w:before="0" w:after="0"/>
               <w:jc w:val="center"/>
             </w:pPr>
             <w:r>
@@ -30548,7 +30548,7 @@
           <w:p>
             <w:pPr>
               <w:wordWrap w:val="0"/>
-              <w:spacing w:line="360" w:lineRule="auto"/>
+              <w:spacing w:line="240" w:lineRule="auto" w:before="0" w:after="0"/>
               <w:jc w:val="center"/>
             </w:pPr>
             <w:r>
@@ -30569,7 +30569,7 @@
           <w:p>
             <w:pPr>
               <w:wordWrap w:val="0"/>
-              <w:spacing w:line="360" w:lineRule="auto"/>
+              <w:spacing w:line="240" w:lineRule="auto" w:before="0" w:after="0"/>
               <w:jc w:val="center"/>
             </w:pPr>
             <w:r>
@@ -30590,7 +30590,7 @@
           <w:p>
             <w:pPr>
               <w:wordWrap w:val="0"/>
-              <w:spacing w:line="360" w:lineRule="auto"/>
+              <w:spacing w:line="240" w:lineRule="auto" w:before="0" w:after="0"/>
               <w:jc w:val="center"/>
             </w:pPr>
             <w:r>
@@ -30611,7 +30611,7 @@
           <w:p>
             <w:pPr>
               <w:wordWrap w:val="0"/>
-              <w:spacing w:line="360" w:lineRule="auto"/>
+              <w:spacing w:line="240" w:lineRule="auto" w:before="0" w:after="0"/>
               <w:jc w:val="center"/>
             </w:pPr>
             <w:r>
@@ -30637,7 +30637,7 @@
           <w:p>
             <w:pPr>
               <w:wordWrap w:val="0"/>
-              <w:spacing w:line="360" w:lineRule="auto"/>
+              <w:spacing w:line="240" w:lineRule="auto" w:before="0" w:after="0"/>
               <w:jc w:val="center"/>
             </w:pPr>
             <w:r>
@@ -30658,7 +30658,7 @@
           <w:p>
             <w:pPr>
               <w:wordWrap w:val="0"/>
-              <w:spacing w:line="360" w:lineRule="auto"/>
+              <w:spacing w:line="240" w:lineRule="auto" w:before="0" w:after="0"/>
               <w:jc w:val="center"/>
             </w:pPr>
             <w:r>
@@ -30688,7 +30688,7 @@
           <w:p>
             <w:pPr>
               <w:wordWrap w:val="0"/>
-              <w:spacing w:line="360" w:lineRule="auto"/>
+              <w:spacing w:line="240" w:lineRule="auto" w:before="0" w:after="0"/>
               <w:jc w:val="center"/>
             </w:pPr>
             <w:r>
@@ -30719,7 +30719,7 @@
           <w:p>
             <w:pPr>
               <w:wordWrap w:val="0"/>
-              <w:spacing w:line="360" w:lineRule="auto"/>
+              <w:spacing w:line="240" w:lineRule="auto" w:before="0" w:after="0"/>
               <w:jc w:val="center"/>
             </w:pPr>
             <w:r>
@@ -30741,7 +30741,7 @@
           <w:p>
             <w:pPr>
               <w:wordWrap w:val="0"/>
-              <w:spacing w:line="360" w:lineRule="auto"/>
+              <w:spacing w:line="240" w:lineRule="auto" w:before="0" w:after="0"/>
               <w:jc w:val="center"/>
             </w:pPr>
             <w:r>
@@ -30771,7 +30771,7 @@
           <w:p>
             <w:pPr>
               <w:wordWrap w:val="0"/>
-              <w:spacing w:line="360" w:lineRule="auto"/>
+              <w:spacing w:line="240" w:lineRule="auto" w:before="0" w:after="0"/>
               <w:jc w:val="center"/>
             </w:pPr>
             <w:r>
@@ -30802,7 +30802,7 @@
           <w:p>
             <w:pPr>
               <w:wordWrap w:val="0"/>
-              <w:spacing w:line="360" w:lineRule="auto"/>
+              <w:spacing w:line="240" w:lineRule="auto" w:before="0" w:after="0"/>
               <w:jc w:val="center"/>
             </w:pPr>
             <w:r>
@@ -30829,7 +30829,7 @@
           <w:p>
             <w:pPr>
               <w:wordWrap w:val="0"/>
-              <w:spacing w:line="360" w:lineRule="auto"/>
+              <w:spacing w:line="240" w:lineRule="auto" w:before="0" w:after="0"/>
               <w:jc w:val="center"/>
             </w:pPr>
             <w:r>
@@ -30850,7 +30850,7 @@
           <w:p>
             <w:pPr>
               <w:wordWrap w:val="0"/>
-              <w:spacing w:line="360" w:lineRule="auto"/>
+              <w:spacing w:line="240" w:lineRule="auto" w:before="0" w:after="0"/>
               <w:jc w:val="center"/>
             </w:pPr>
             <w:r>
@@ -30871,7 +30871,7 @@
           <w:p>
             <w:pPr>
               <w:wordWrap w:val="0"/>
-              <w:spacing w:line="360" w:lineRule="auto"/>
+              <w:spacing w:line="240" w:lineRule="auto" w:before="0" w:after="0"/>
               <w:jc w:val="center"/>
             </w:pPr>
             <w:r>
@@ -30892,7 +30892,7 @@
           <w:p>
             <w:pPr>
               <w:wordWrap w:val="0"/>
-              <w:spacing w:line="360" w:lineRule="auto"/>
+              <w:spacing w:line="240" w:lineRule="auto" w:before="0" w:after="0"/>
               <w:jc w:val="center"/>
             </w:pPr>
             <w:r>
@@ -30929,7 +30929,7 @@
           <w:p>
             <w:pPr>
               <w:wordWrap w:val="0"/>
-              <w:spacing w:line="360" w:lineRule="auto"/>
+              <w:spacing w:line="240" w:lineRule="auto" w:before="0" w:after="0"/>
               <w:jc w:val="center"/>
             </w:pPr>
             <w:r>
@@ -30950,7 +30950,7 @@
           <w:p>
             <w:pPr>
               <w:wordWrap w:val="0"/>
-              <w:spacing w:line="360" w:lineRule="auto"/>
+              <w:spacing w:line="240" w:lineRule="auto" w:before="0" w:after="0"/>
               <w:jc w:val="center"/>
             </w:pPr>
             <w:r>
@@ -30971,7 +30971,7 @@
           <w:p>
             <w:pPr>
               <w:wordWrap w:val="0"/>
-              <w:spacing w:line="360" w:lineRule="auto"/>
+              <w:spacing w:line="240" w:lineRule="auto" w:before="0" w:after="0"/>
               <w:jc w:val="center"/>
             </w:pPr>
             <w:r>
@@ -30997,7 +30997,7 @@
           <w:p>
             <w:pPr>
               <w:wordWrap w:val="0"/>
-              <w:spacing w:line="360" w:lineRule="auto"/>
+              <w:spacing w:line="240" w:lineRule="auto" w:before="0" w:after="0"/>
               <w:jc w:val="center"/>
             </w:pPr>
             <w:r>
@@ -31018,7 +31018,7 @@
           <w:p>
             <w:pPr>
               <w:wordWrap w:val="0"/>
-              <w:spacing w:line="360" w:lineRule="auto"/>
+              <w:spacing w:line="240" w:lineRule="auto" w:before="0" w:after="0"/>
               <w:jc w:val="center"/>
             </w:pPr>
             <w:r>
@@ -31039,7 +31039,7 @@
           <w:p>
             <w:pPr>
               <w:wordWrap w:val="0"/>
-              <w:spacing w:line="360" w:lineRule="auto"/>
+              <w:spacing w:line="240" w:lineRule="auto" w:before="0" w:after="0"/>
               <w:jc w:val="center"/>
             </w:pPr>
             <w:r>
@@ -31060,7 +31060,7 @@
           <w:p>
             <w:pPr>
               <w:wordWrap w:val="0"/>
-              <w:spacing w:line="360" w:lineRule="auto"/>
+              <w:spacing w:line="240" w:lineRule="auto" w:before="0" w:after="0"/>
               <w:jc w:val="center"/>
             </w:pPr>
             <w:r>
@@ -31113,7 +31113,7 @@
           <w:p>
             <w:pPr>
               <w:wordWrap w:val="0"/>
-              <w:spacing w:line="360" w:lineRule="auto"/>
+              <w:spacing w:line="240" w:lineRule="auto" w:before="0" w:after="0"/>
               <w:jc w:val="center"/>
             </w:pPr>
             <w:r>
@@ -31134,7 +31134,7 @@
           <w:p>
             <w:pPr>
               <w:wordWrap w:val="0"/>
-              <w:spacing w:line="360" w:lineRule="auto"/>
+              <w:spacing w:line="240" w:lineRule="auto" w:before="0" w:after="0"/>
               <w:jc w:val="center"/>
             </w:pPr>
             <w:r>
@@ -31155,7 +31155,7 @@
           <w:p>
             <w:pPr>
               <w:wordWrap w:val="0"/>
-              <w:spacing w:line="360" w:lineRule="auto"/>
+              <w:spacing w:line="240" w:lineRule="auto" w:before="0" w:after="0"/>
               <w:jc w:val="center"/>
             </w:pPr>
             <w:r>
@@ -31343,6 +31343,494 @@
         <w:t>系统登录安全测试用例表</w:t>
       </w:r>
     </w:p>
+    <w:tbl>
+      <w:tblPr>
+        <w:tblStyle w:val="TableGrid"/>
+        <w:tblW w:w="5000" w:type="pct"/>
+        <w:jc w:val="center"/>
+        <w:tblBorders>
+          <w:top w:val="single" w:sz="4" w:space="0" w:color="auto"/>
+          <w:left w:val="single" w:sz="4" w:space="0" w:color="auto"/>
+          <w:bottom w:val="single" w:sz="4" w:space="0" w:color="auto"/>
+          <w:right w:val="single" w:sz="4" w:space="0" w:color="auto"/>
+          <w:insideH w:val="single" w:sz="4" w:space="0" w:color="auto"/>
+          <w:insideV w:val="single" w:sz="4" w:space="0" w:color="auto"/>
+        </w:tblBorders>
+        <w:tblCellMar>
+          <w:top w:w="30" w:type="dxa"/>
+          <w:left w:w="60" w:type="dxa"/>
+          <w:bottom w:w="30" w:type="dxa"/>
+          <w:right w:w="60" w:type="dxa"/>
+        </w:tblCellMar>
+      </w:tblPr>
+      <w:tblGrid>
+        <w:gridCol w:w="1200"/>
+        <w:gridCol w:w="1600"/>
+        <w:gridCol w:w="2200"/>
+        <w:gridCol w:w="1500"/>
+        <w:gridCol w:w="2000"/>
+      </w:tblGrid>
+      <w:tr>
+        <w:tc>
+          <w:tcPr>
+            <w:tcW w:w="1200" w:type="dxa"/>
+          </w:tcPr>
+          <w:p>
+            <w:pPr>
+              <w:jc w:val="center"/>
+              <w:spacing w:line="240" w:lineRule="auto" w:before="0" w:after="0"/>
+            </w:pPr>
+            <w:r>
+              <w:rPr>
+                <w:b/>
+                <w:sz w:val="22"/>
+              </w:rPr>
+              <w:t xml:space="preserve">测试编号</w:t>
+            </w:r>
+          </w:p>
+        </w:tc>
+        <w:tc>
+          <w:tcPr>
+            <w:tcW w:w="1600" w:type="dxa"/>
+          </w:tcPr>
+          <w:p>
+            <w:pPr>
+              <w:jc w:val="center"/>
+              <w:spacing w:line="240" w:lineRule="auto" w:before="0" w:after="0"/>
+            </w:pPr>
+            <w:r>
+              <w:rPr>
+                <w:b/>
+                <w:sz w:val="22"/>
+              </w:rPr>
+              <w:t xml:space="preserve">测试项目</w:t>
+            </w:r>
+          </w:p>
+        </w:tc>
+        <w:tc>
+          <w:tcPr>
+            <w:tcW w:w="2200" w:type="dxa"/>
+          </w:tcPr>
+          <w:p>
+            <w:pPr>
+              <w:jc w:val="center"/>
+              <w:spacing w:line="240" w:lineRule="auto" w:before="0" w:after="0"/>
+            </w:pPr>
+            <w:r>
+              <w:rPr>
+                <w:b/>
+                <w:sz w:val="22"/>
+              </w:rPr>
+              <w:t xml:space="preserve">测试输入</w:t>
+            </w:r>
+          </w:p>
+        </w:tc>
+        <w:tc>
+          <w:tcPr>
+            <w:tcW w:w="1500" w:type="dxa"/>
+          </w:tcPr>
+          <w:p>
+            <w:pPr>
+              <w:jc w:val="center"/>
+              <w:spacing w:line="240" w:lineRule="auto" w:before="0" w:after="0"/>
+            </w:pPr>
+            <w:r>
+              <w:rPr>
+                <w:b/>
+                <w:sz w:val="22"/>
+              </w:rPr>
+              <w:t xml:space="preserve">预期结果</w:t>
+            </w:r>
+          </w:p>
+        </w:tc>
+        <w:tc>
+          <w:tcPr>
+            <w:tcW w:w="2000" w:type="dxa"/>
+          </w:tcPr>
+          <w:p>
+            <w:pPr>
+              <w:jc w:val="center"/>
+              <w:spacing w:line="240" w:lineRule="auto" w:before="0" w:after="0"/>
+            </w:pPr>
+            <w:r>
+              <w:rPr>
+                <w:b/>
+                <w:sz w:val="22"/>
+              </w:rPr>
+              <w:t xml:space="preserve">实际结果</w:t>
+            </w:r>
+          </w:p>
+        </w:tc>
+      </w:tr>
+      <w:tr>
+        <w:tc>
+          <w:tcPr>
+            <w:tcW w:w="1200" w:type="dxa"/>
+          </w:tcPr>
+          <w:p>
+            <w:pPr>
+              <w:jc w:val="center"/>
+              <w:spacing w:line="240" w:lineRule="auto" w:before="0" w:after="0"/>
+            </w:pPr>
+            <w:r>
+              <w:rPr>
+                <w:b/>
+                <w:sz w:val="22"/>
+              </w:rPr>
+              <w:t xml:space="preserve">TC-S01</w:t>
+            </w:r>
+          </w:p>
+        </w:tc>
+        <w:tc>
+          <w:tcPr>
+            <w:tcW w:w="1600" w:type="dxa"/>
+          </w:tcPr>
+          <w:p>
+            <w:pPr>
+              <w:jc w:val="center"/>
+              <w:spacing w:line="240" w:lineRule="auto" w:before="0" w:after="0"/>
+            </w:pPr>
+            <w:r>
+              <w:rPr>
+                <w:b/>
+                <w:sz w:val="22"/>
+              </w:rPr>
+              <w:t xml:space="preserve">正确用户名和密码</w:t>
+            </w:r>
+          </w:p>
+        </w:tc>
+        <w:tc>
+          <w:tcPr>
+            <w:tcW w:w="2200" w:type="dxa"/>
+          </w:tcPr>
+          <w:p>
+            <w:pPr>
+              <w:jc w:val="center"/>
+              <w:spacing w:line="240" w:lineRule="auto" w:before="0" w:after="0"/>
+            </w:pPr>
+            <w:r>
+              <w:rPr>
+                <w:b/>
+                <w:sz w:val="22"/>
+              </w:rPr>
+              <w:t xml:space="preserve">admin/正确密码</w:t>
+            </w:r>
+          </w:p>
+        </w:tc>
+        <w:tc>
+          <w:tcPr>
+            <w:tcW w:w="1500" w:type="dxa"/>
+          </w:tcPr>
+          <w:p>
+            <w:pPr>
+              <w:jc w:val="center"/>
+              <w:spacing w:line="240" w:lineRule="auto" w:before="0" w:after="0"/>
+            </w:pPr>
+            <w:r>
+              <w:rPr>
+                <w:b/>
+                <w:sz w:val="22"/>
+              </w:rPr>
+              <w:t xml:space="preserve">登录成功</w:t>
+            </w:r>
+          </w:p>
+        </w:tc>
+        <w:tc>
+          <w:tcPr>
+            <w:tcW w:w="2000" w:type="dxa"/>
+          </w:tcPr>
+          <w:p>
+            <w:pPr>
+              <w:jc w:val="center"/>
+              <w:spacing w:line="240" w:lineRule="auto" w:before="0" w:after="0"/>
+            </w:pPr>
+            <w:r>
+              <w:rPr>
+                <w:b/>
+                <w:sz w:val="22"/>
+              </w:rPr>
+              <w:t xml:space="preserve">登录成功，跳转首页</w:t>
+            </w:r>
+          </w:p>
+        </w:tc>
+      </w:tr>
+      <w:tr>
+        <w:tc>
+          <w:tcPr>
+            <w:tcW w:w="1200" w:type="dxa"/>
+          </w:tcPr>
+          <w:p>
+            <w:pPr>
+              <w:jc w:val="center"/>
+              <w:spacing w:line="240" w:lineRule="auto" w:before="0" w:after="0"/>
+            </w:pPr>
+            <w:r>
+              <w:rPr>
+                <w:b/>
+                <w:sz w:val="22"/>
+              </w:rPr>
+              <w:t xml:space="preserve">TC-S02</w:t>
+            </w:r>
+          </w:p>
+        </w:tc>
+        <w:tc>
+          <w:tcPr>
+            <w:tcW w:w="1600" w:type="dxa"/>
+          </w:tcPr>
+          <w:p>
+            <w:pPr>
+              <w:jc w:val="center"/>
+              <w:spacing w:line="240" w:lineRule="auto" w:before="0" w:after="0"/>
+            </w:pPr>
+            <w:r>
+              <w:rPr>
+                <w:b/>
+                <w:sz w:val="22"/>
+              </w:rPr>
+              <w:t xml:space="preserve">错误密码尝试</w:t>
+            </w:r>
+          </w:p>
+        </w:tc>
+        <w:tc>
+          <w:tcPr>
+            <w:tcW w:w="2200" w:type="dxa"/>
+          </w:tcPr>
+          <w:p>
+            <w:pPr>
+              <w:jc w:val="center"/>
+              <w:spacing w:line="240" w:lineRule="auto" w:before="0" w:after="0"/>
+            </w:pPr>
+            <w:r>
+              <w:rPr>
+                <w:b/>
+                <w:sz w:val="22"/>
+              </w:rPr>
+              <w:t xml:space="preserve">admin/错误密码</w:t>
+            </w:r>
+          </w:p>
+        </w:tc>
+        <w:tc>
+          <w:tcPr>
+            <w:tcW w:w="1500" w:type="dxa"/>
+          </w:tcPr>
+          <w:p>
+            <w:pPr>
+              <w:jc w:val="center"/>
+              <w:spacing w:line="240" w:lineRule="auto" w:before="0" w:after="0"/>
+            </w:pPr>
+            <w:r>
+              <w:rPr>
+                <w:b/>
+                <w:sz w:val="22"/>
+              </w:rPr>
+              <w:t xml:space="preserve">登录失败提示</w:t>
+            </w:r>
+          </w:p>
+        </w:tc>
+        <w:tc>
+          <w:tcPr>
+            <w:tcW w:w="2000" w:type="dxa"/>
+          </w:tcPr>
+          <w:p>
+            <w:pPr>
+              <w:jc w:val="center"/>
+              <w:spacing w:line="240" w:lineRule="auto" w:before="0" w:after="0"/>
+            </w:pPr>
+            <w:r>
+              <w:rPr>
+                <w:b/>
+                <w:sz w:val="22"/>
+              </w:rPr>
+              <w:t xml:space="preserve">提示"密码错误"</w:t>
+            </w:r>
+          </w:p>
+        </w:tc>
+      </w:tr>
+      <w:tr>
+        <w:tc>
+          <w:tcPr>
+            <w:tcW w:w="1200" w:type="dxa"/>
+          </w:tcPr>
+          <w:p>
+            <w:pPr>
+              <w:jc w:val="center"/>
+              <w:spacing w:line="240" w:lineRule="auto" w:before="0" w:after="0"/>
+            </w:pPr>
+            <w:r>
+              <w:rPr>
+                <w:b/>
+                <w:sz w:val="22"/>
+              </w:rPr>
+              <w:t xml:space="preserve">TC-S03</w:t>
+            </w:r>
+          </w:p>
+        </w:tc>
+        <w:tc>
+          <w:tcPr>
+            <w:tcW w:w="1600" w:type="dxa"/>
+          </w:tcPr>
+          <w:p>
+            <w:pPr>
+              <w:jc w:val="center"/>
+              <w:spacing w:line="240" w:lineRule="auto" w:before="0" w:after="0"/>
+            </w:pPr>
+            <w:r>
+              <w:rPr>
+                <w:b/>
+                <w:sz w:val="22"/>
+              </w:rPr>
+              <w:t xml:space="preserve">SQL注入攻击</w:t>
+            </w:r>
+          </w:p>
+        </w:tc>
+        <w:tc>
+          <w:tcPr>
+            <w:tcW w:w="2200" w:type="dxa"/>
+          </w:tcPr>
+          <w:p>
+            <w:pPr>
+              <w:jc w:val="center"/>
+              <w:spacing w:line="240" w:lineRule="auto" w:before="0" w:after="0"/>
+            </w:pPr>
+            <w:r>
+              <w:rPr>
+                <w:b/>
+                <w:sz w:val="22"/>
+              </w:rPr>
+              <w:t xml:space="preserve">admin'/ OR '1'='1</w:t>
+            </w:r>
+          </w:p>
+        </w:tc>
+        <w:tc>
+          <w:tcPr>
+            <w:tcW w:w="1500" w:type="dxa"/>
+          </w:tcPr>
+          <w:p>
+            <w:pPr>
+              <w:jc w:val="center"/>
+              <w:spacing w:line="240" w:lineRule="auto" w:before="0" w:after="0"/>
+            </w:pPr>
+            <w:r>
+              <w:rPr>
+                <w:b/>
+                <w:sz w:val="22"/>
+              </w:rPr>
+              <w:t xml:space="preserve">登录失败</w:t>
+            </w:r>
+          </w:p>
+        </w:tc>
+        <w:tc>
+          <w:tcPr>
+            <w:tcW w:w="2000" w:type="dxa"/>
+          </w:tcPr>
+          <w:p>
+            <w:pPr>
+              <w:jc w:val="center"/>
+              <w:spacing w:line="240" w:lineRule="auto" w:before="0" w:after="0"/>
+            </w:pPr>
+            <w:r>
+              <w:rPr>
+                <w:b/>
+                <w:sz w:val="22"/>
+              </w:rPr>
+              <w:t xml:space="preserve">参数校验拦截</w:t>
+            </w:r>
+          </w:p>
+        </w:tc>
+      </w:tr>
+      <w:tr>
+        <w:tc>
+          <w:tcPr>
+            <w:tcW w:w="1200" w:type="dxa"/>
+          </w:tcPr>
+          <w:p>
+            <w:pPr>
+              <w:jc w:val="center"/>
+              <w:spacing w:line="240" w:lineRule="auto" w:before="0" w:after="0"/>
+            </w:pPr>
+            <w:r>
+              <w:rPr>
+                <w:b/>
+                <w:sz w:val="22"/>
+              </w:rPr>
+              <w:t xml:space="preserve">TC-S04</w:t>
+            </w:r>
+          </w:p>
+        </w:tc>
+        <w:tc>
+          <w:tcPr>
+            <w:tcW w:w="1600" w:type="dxa"/>
+          </w:tcPr>
+          <w:p>
+            <w:pPr>
+              <w:jc w:val="center"/>
+              <w:spacing w:line="240" w:lineRule="auto" w:before="0" w:after="0"/>
+            </w:pPr>
+            <w:r>
+              <w:rPr>
+                <w:b/>
+                <w:sz w:val="22"/>
+              </w:rPr>
+              <w:t xml:space="preserve">XSS脚本注入</w:t>
+            </w:r>
+          </w:p>
+        </w:tc>
+        <w:tc>
+          <w:tcPr>
+            <w:tcW w:w="2200" w:type="dxa"/>
+          </w:tcPr>
+          <w:p>
+            <w:pPr>
+              <w:jc w:val="center"/>
+              <w:spacing w:line="240" w:lineRule="auto" w:before="0" w:after="0"/>
+            </w:pPr>
+            <w:r>
+              <w:rPr>
+                <w:b/>
+                <w:sz w:val="22"/>
+              </w:rPr>
+              <w:t xml:space="preserve">&lt;script&gt;alert(1)&lt;/script&gt;</w:t>
+            </w:r>
+          </w:p>
+        </w:tc>
+        <w:tc>
+          <w:tcPr>
+            <w:tcW w:w="1500" w:type="dxa"/>
+          </w:tcPr>
+          <w:p>
+            <w:pPr>
+              <w:jc w:val="center"/>
+              <w:spacing w:line="240" w:lineRule="auto" w:before="0" w:after="0"/>
+            </w:pPr>
+            <w:r>
+              <w:rPr>
+                <w:b/>
+                <w:sz w:val="22"/>
+              </w:rPr>
+              <w:t xml:space="preserve">登录失败</w:t>
+            </w:r>
+          </w:p>
+        </w:tc>
+        <w:tc>
+          <w:tcPr>
+            <w:tcW w:w="2000" w:type="dxa"/>
+          </w:tcPr>
+          <w:p>
+            <w:pPr>
+              <w:jc w:val="center"/>
+              <w:spacing w:line="240" w:lineRule="auto" w:before="0" w:after="0"/>
+            </w:pPr>
+            <w:r>
+              <w:rPr>
+                <w:b/>
+                <w:sz w:val="22"/>
+              </w:rPr>
+              <w:t xml:space="preserve">输入过滤，登录失败</w:t>
+            </w:r>
+          </w:p>
+        </w:tc>
+      </w:tr>
+    </w:tbl>
     <w:p>
       <w:pPr>
         <w:pStyle w:val="3"/>
@@ -31435,6 +31923,12 @@
           <w:bottom w:val="double" w:sz="4" w:space="0" w:color="auto"/>
         </w:tblBorders>
         <w:tblLook w:val="04A0" w:firstRow="1" w:lastRow="0" w:firstColumn="1" w:lastColumn="0" w:noHBand="0" w:noVBand="1"/>
+        <w:tblCellMar>
+          <w:top w:w="30" w:type="dxa"/>
+          <w:left w:w="60" w:type="dxa"/>
+          <w:bottom w:w="30" w:type="dxa"/>
+          <w:right w:w="60" w:type="dxa"/>
+        </w:tblCellMar>
       </w:tblPr>
       <w:tblGrid>
         <w:gridCol w:w="1072"/>
@@ -31452,6 +31946,7 @@
           <w:p>
             <w:pPr>
               <w:jc w:val="center"/>
+              <w:spacing w:line="240" w:lineRule="auto" w:before="0" w:after="0"/>
             </w:pPr>
             <w:r>
               <w:rPr>
@@ -31470,6 +31965,7 @@
           <w:p>
             <w:pPr>
               <w:jc w:val="center"/>
+              <w:spacing w:line="240" w:lineRule="auto" w:before="0" w:after="0"/>
             </w:pPr>
             <w:r>
               <w:rPr>
@@ -31488,6 +31984,7 @@
           <w:p>
             <w:pPr>
               <w:jc w:val="center"/>
+              <w:spacing w:line="240" w:lineRule="auto" w:before="0" w:after="0"/>
             </w:pPr>
             <w:r>
               <w:rPr>
@@ -31506,6 +32003,7 @@
           <w:p>
             <w:pPr>
               <w:jc w:val="center"/>
+              <w:spacing w:line="240" w:lineRule="auto" w:before="0" w:after="0"/>
             </w:pPr>
             <w:r>
               <w:rPr>
@@ -31524,6 +32022,7 @@
           <w:p>
             <w:pPr>
               <w:jc w:val="center"/>
+              <w:spacing w:line="240" w:lineRule="auto" w:before="0" w:after="0"/>
             </w:pPr>
             <w:r>
               <w:rPr>
@@ -31543,6 +32042,7 @@
           <w:p>
             <w:pPr>
               <w:jc w:val="center"/>
+              <w:spacing w:line="240" w:lineRule="auto" w:before="0" w:after="0"/>
             </w:pPr>
             <w:r>
               <w:rPr>
@@ -31559,6 +32059,7 @@
           <w:p>
             <w:pPr>
               <w:jc w:val="center"/>
+              <w:spacing w:line="240" w:lineRule="auto" w:before="0" w:after="0"/>
             </w:pPr>
             <w:r>
               <w:rPr>
@@ -31575,6 +32076,7 @@
           <w:p>
             <w:pPr>
               <w:jc w:val="center"/>
+              <w:spacing w:line="240" w:lineRule="auto" w:before="0" w:after="0"/>
             </w:pPr>
             <w:r>
               <w:rPr>
@@ -31603,6 +32105,7 @@
           <w:p>
             <w:pPr>
               <w:jc w:val="center"/>
+              <w:spacing w:line="240" w:lineRule="auto" w:before="0" w:after="0"/>
             </w:pPr>
             <w:r>
               <w:rPr>
@@ -31625,6 +32128,7 @@
           <w:p>
             <w:pPr>
               <w:jc w:val="center"/>
+              <w:spacing w:line="240" w:lineRule="auto" w:before="0" w:after="0"/>
             </w:pPr>
             <w:r>
               <w:rPr>
@@ -31655,6 +32159,7 @@
           <w:p>
             <w:pPr>
               <w:jc w:val="center"/>
+              <w:spacing w:line="240" w:lineRule="auto" w:before="0" w:after="0"/>
             </w:pPr>
             <w:r>
               <w:rPr>
@@ -31671,6 +32176,7 @@
           <w:p>
             <w:pPr>
               <w:jc w:val="center"/>
+              <w:spacing w:line="240" w:lineRule="auto" w:before="0" w:after="0"/>
             </w:pPr>
             <w:r>
               <w:rPr>
@@ -31687,6 +32193,7 @@
           <w:p>
             <w:pPr>
               <w:jc w:val="center"/>
+              <w:spacing w:line="240" w:lineRule="auto" w:before="0" w:after="0"/>
             </w:pPr>
             <w:r>
               <w:rPr>
@@ -31727,6 +32234,7 @@
           <w:p>
             <w:pPr>
               <w:jc w:val="center"/>
+              <w:spacing w:line="240" w:lineRule="auto" w:before="0" w:after="0"/>
             </w:pPr>
             <w:r>
               <w:rPr>
@@ -31749,6 +32257,7 @@
           <w:p>
             <w:pPr>
               <w:jc w:val="center"/>
+              <w:spacing w:line="240" w:lineRule="auto" w:before="0" w:after="0"/>
             </w:pPr>
             <w:r>
               <w:rPr>
@@ -31779,6 +32288,7 @@
           <w:p>
             <w:pPr>
               <w:jc w:val="center"/>
+              <w:spacing w:line="240" w:lineRule="auto" w:before="0" w:after="0"/>
             </w:pPr>
             <w:r>
               <w:rPr>
@@ -31795,6 +32305,7 @@
           <w:p>
             <w:pPr>
               <w:jc w:val="center"/>
+              <w:spacing w:line="240" w:lineRule="auto" w:before="0" w:after="0"/>
             </w:pPr>
             <w:r>
               <w:rPr>
@@ -31811,6 +32322,7 @@
           <w:p>
             <w:pPr>
               <w:jc w:val="center"/>
+              <w:spacing w:line="240" w:lineRule="auto" w:before="0" w:after="0"/>
             </w:pPr>
             <w:r>
               <w:rPr>
@@ -31839,6 +32351,7 @@
           <w:p>
             <w:pPr>
               <w:jc w:val="center"/>
+              <w:spacing w:line="240" w:lineRule="auto" w:before="0" w:after="0"/>
             </w:pPr>
             <w:r>
               <w:rPr>
@@ -31861,6 +32374,7 @@
           <w:p>
             <w:pPr>
               <w:jc w:val="center"/>
+              <w:spacing w:line="240" w:lineRule="auto" w:before="0" w:after="0"/>
             </w:pPr>
             <w:r>
               <w:rPr>
@@ -31891,6 +32405,7 @@
           <w:p>
             <w:pPr>
               <w:jc w:val="center"/>
+              <w:spacing w:line="240" w:lineRule="auto" w:before="0" w:after="0"/>
             </w:pPr>
             <w:r>
               <w:rPr>
@@ -31907,6 +32422,7 @@
           <w:p>
             <w:pPr>
               <w:jc w:val="center"/>
+              <w:spacing w:line="240" w:lineRule="auto" w:before="0" w:after="0"/>
             </w:pPr>
             <w:r>
               <w:rPr>
@@ -31935,6 +32451,7 @@
           <w:p>
             <w:pPr>
               <w:jc w:val="center"/>
+              <w:spacing w:line="240" w:lineRule="auto" w:before="0" w:after="0"/>
             </w:pPr>
             <w:r>
               <w:rPr>
@@ -31963,6 +32480,7 @@
           <w:p>
             <w:pPr>
               <w:jc w:val="center"/>
+              <w:spacing w:line="240" w:lineRule="auto" w:before="0" w:after="0"/>
             </w:pPr>
             <w:r>
               <w:rPr>
@@ -31985,6 +32503,7 @@
           <w:p>
             <w:pPr>
               <w:jc w:val="center"/>
+              <w:spacing w:line="240" w:lineRule="auto" w:before="0" w:after="0"/>
             </w:pPr>
             <w:r>
               <w:rPr>
@@ -32003,482 +32522,6 @@
                 <w:sz w:val="22"/>
               </w:rPr>
               <w:t>令牌过期</w:t>
-            </w:r>
-          </w:p>
-        </w:tc>
-      </w:tr>
-      <w:tr>
-        <w:tc>
-          <w:tcPr>
-            <w:tcW w:w="0" w:type="auto"/>
-            <w:shd w:val="clear" w:color="auto" w:fill="D9E2F3"/>
-          </w:tcPr>
-          <w:p>
-            <w:pPr>
-              <w:jc w:val="center"/>
-            </w:pPr>
-            <w:r>
-              <w:rPr>
-                <w:b/>
-                <w:sz w:val="22"/>
-              </w:rPr>
-              <w:t>测试编号</w:t>
-            </w:r>
-          </w:p>
-        </w:tc>
-        <w:tc>
-          <w:tcPr>
-            <w:tcW w:w="0" w:type="auto"/>
-            <w:shd w:val="clear" w:color="auto" w:fill="D9E2F3"/>
-          </w:tcPr>
-          <w:p>
-            <w:pPr>
-              <w:jc w:val="center"/>
-            </w:pPr>
-            <w:r>
-              <w:rPr>
-                <w:b/>
-                <w:sz w:val="22"/>
-              </w:rPr>
-              <w:t>测试项目</w:t>
-            </w:r>
-          </w:p>
-        </w:tc>
-        <w:tc>
-          <w:tcPr>
-            <w:tcW w:w="0" w:type="auto"/>
-            <w:shd w:val="clear" w:color="auto" w:fill="D9E2F3"/>
-          </w:tcPr>
-          <w:p>
-            <w:pPr>
-              <w:jc w:val="center"/>
-            </w:pPr>
-            <w:r>
-              <w:rPr>
-                <w:b/>
-                <w:sz w:val="22"/>
-              </w:rPr>
-              <w:t>测试输入</w:t>
-            </w:r>
-          </w:p>
-        </w:tc>
-        <w:tc>
-          <w:tcPr>
-            <w:tcW w:w="0" w:type="auto"/>
-            <w:shd w:val="clear" w:color="auto" w:fill="D9E2F3"/>
-          </w:tcPr>
-          <w:p>
-            <w:pPr>
-              <w:jc w:val="center"/>
-            </w:pPr>
-            <w:r>
-              <w:rPr>
-                <w:b/>
-                <w:sz w:val="22"/>
-              </w:rPr>
-              <w:t>预期结果</w:t>
-            </w:r>
-          </w:p>
-        </w:tc>
-        <w:tc>
-          <w:tcPr>
-            <w:tcW w:w="0" w:type="auto"/>
-            <w:shd w:val="clear" w:color="auto" w:fill="D9E2F3"/>
-          </w:tcPr>
-          <w:p>
-            <w:pPr>
-              <w:jc w:val="center"/>
-            </w:pPr>
-            <w:r>
-              <w:rPr>
-                <w:b/>
-                <w:sz w:val="22"/>
-              </w:rPr>
-              <w:t>实际结果</w:t>
-            </w:r>
-          </w:p>
-        </w:tc>
-      </w:tr>
-      <w:tr>
-        <w:tc>
-          <w:tcPr>
-            <w:tcW w:w="0" w:type="auto"/>
-          </w:tcPr>
-          <w:p>
-            <w:pPr>
-              <w:jc w:val="center"/>
-            </w:pPr>
-            <w:r>
-              <w:rPr>
-                <w:sz w:val="22"/>
-              </w:rPr>
-              <w:t>TC-S01</w:t>
-            </w:r>
-          </w:p>
-        </w:tc>
-        <w:tc>
-          <w:tcPr>
-            <w:tcW w:w="0" w:type="auto"/>
-          </w:tcPr>
-          <w:p>
-            <w:pPr>
-              <w:jc w:val="center"/>
-            </w:pPr>
-            <w:r>
-              <w:rPr>
-                <w:sz w:val="22"/>
-              </w:rPr>
-              <w:t>正确用户名和密码</w:t>
-            </w:r>
-          </w:p>
-        </w:tc>
-        <w:tc>
-          <w:tcPr>
-            <w:tcW w:w="0" w:type="auto"/>
-          </w:tcPr>
-          <w:p>
-            <w:pPr>
-              <w:jc w:val="center"/>
-            </w:pPr>
-            <w:r>
-              <w:rPr>
-                <w:sz w:val="22"/>
-              </w:rPr>
-              <w:t>admin/</w:t>
-            </w:r>
-            <w:r>
-              <w:rPr>
-                <w:sz w:val="22"/>
-              </w:rPr>
-              <w:t>正确密码</w:t>
-            </w:r>
-          </w:p>
-        </w:tc>
-        <w:tc>
-          <w:tcPr>
-            <w:tcW w:w="0" w:type="auto"/>
-          </w:tcPr>
-          <w:p>
-            <w:pPr>
-              <w:jc w:val="center"/>
-            </w:pPr>
-            <w:r>
-              <w:rPr>
-                <w:sz w:val="22"/>
-              </w:rPr>
-              <w:t>登录成功</w:t>
-            </w:r>
-          </w:p>
-        </w:tc>
-        <w:tc>
-          <w:tcPr>
-            <w:tcW w:w="0" w:type="auto"/>
-          </w:tcPr>
-          <w:p>
-            <w:pPr>
-              <w:jc w:val="center"/>
-            </w:pPr>
-            <w:r>
-              <w:rPr>
-                <w:sz w:val="22"/>
-              </w:rPr>
-              <w:t>登录成功，跳转首页</w:t>
-            </w:r>
-          </w:p>
-        </w:tc>
-      </w:tr>
-      <w:tr>
-        <w:tc>
-          <w:tcPr>
-            <w:tcW w:w="0" w:type="auto"/>
-          </w:tcPr>
-          <w:p>
-            <w:pPr>
-              <w:jc w:val="center"/>
-            </w:pPr>
-            <w:r>
-              <w:rPr>
-                <w:sz w:val="22"/>
-              </w:rPr>
-              <w:t>TC-S02</w:t>
-            </w:r>
-          </w:p>
-        </w:tc>
-        <w:tc>
-          <w:tcPr>
-            <w:tcW w:w="0" w:type="auto"/>
-          </w:tcPr>
-          <w:p>
-            <w:pPr>
-              <w:jc w:val="center"/>
-            </w:pPr>
-            <w:r>
-              <w:rPr>
-                <w:sz w:val="22"/>
-              </w:rPr>
-              <w:t>错误密码尝试</w:t>
-            </w:r>
-          </w:p>
-        </w:tc>
-        <w:tc>
-          <w:tcPr>
-            <w:tcW w:w="0" w:type="auto"/>
-          </w:tcPr>
-          <w:p>
-            <w:pPr>
-              <w:jc w:val="center"/>
-            </w:pPr>
-            <w:r>
-              <w:rPr>
-                <w:sz w:val="22"/>
-              </w:rPr>
-              <w:t>admin/</w:t>
-            </w:r>
-            <w:r>
-              <w:rPr>
-                <w:sz w:val="22"/>
-              </w:rPr>
-              <w:t>错误密码</w:t>
-            </w:r>
-          </w:p>
-        </w:tc>
-        <w:tc>
-          <w:tcPr>
-            <w:tcW w:w="0" w:type="auto"/>
-          </w:tcPr>
-          <w:p>
-            <w:pPr>
-              <w:jc w:val="center"/>
-            </w:pPr>
-            <w:r>
-              <w:rPr>
-                <w:sz w:val="22"/>
-              </w:rPr>
-              <w:t>登录失败提示</w:t>
-            </w:r>
-          </w:p>
-        </w:tc>
-        <w:tc>
-          <w:tcPr>
-            <w:tcW w:w="0" w:type="auto"/>
-          </w:tcPr>
-          <w:p>
-            <w:pPr>
-              <w:jc w:val="center"/>
-            </w:pPr>
-            <w:r>
-              <w:rPr>
-                <w:sz w:val="22"/>
-              </w:rPr>
-              <w:t>提示</w:t>
-            </w:r>
-            <w:r>
-              <w:rPr>
-                <w:sz w:val="22"/>
-              </w:rPr>
-              <w:t>"</w:t>
-            </w:r>
-            <w:r>
-              <w:rPr>
-                <w:sz w:val="22"/>
-              </w:rPr>
-              <w:t>密码错误</w:t>
-            </w:r>
-            <w:r>
-              <w:rPr>
-                <w:sz w:val="22"/>
-              </w:rPr>
-              <w:t>"</w:t>
-            </w:r>
-          </w:p>
-        </w:tc>
-      </w:tr>
-      <w:tr>
-        <w:tc>
-          <w:tcPr>
-            <w:tcW w:w="0" w:type="auto"/>
-          </w:tcPr>
-          <w:p>
-            <w:pPr>
-              <w:jc w:val="center"/>
-            </w:pPr>
-            <w:r>
-              <w:rPr>
-                <w:sz w:val="22"/>
-              </w:rPr>
-              <w:t>TC-S03</w:t>
-            </w:r>
-          </w:p>
-        </w:tc>
-        <w:tc>
-          <w:tcPr>
-            <w:tcW w:w="0" w:type="auto"/>
-          </w:tcPr>
-          <w:p>
-            <w:pPr>
-              <w:jc w:val="center"/>
-            </w:pPr>
-            <w:r>
-              <w:rPr>
-                <w:sz w:val="22"/>
-              </w:rPr>
-              <w:t>SQL</w:t>
-            </w:r>
-            <w:r>
-              <w:rPr>
-                <w:sz w:val="22"/>
-              </w:rPr>
-              <w:t>注入攻击</w:t>
-            </w:r>
-          </w:p>
-        </w:tc>
-        <w:tc>
-          <w:tcPr>
-            <w:tcW w:w="0" w:type="auto"/>
-          </w:tcPr>
-          <w:p>
-            <w:pPr>
-              <w:jc w:val="center"/>
-            </w:pPr>
-            <w:r>
-              <w:rPr>
-                <w:sz w:val="22"/>
-              </w:rPr>
-              <w:t>admin'/ OR '1'='1</w:t>
-            </w:r>
-          </w:p>
-        </w:tc>
-        <w:tc>
-          <w:tcPr>
-            <w:tcW w:w="0" w:type="auto"/>
-          </w:tcPr>
-          <w:p>
-            <w:pPr>
-              <w:jc w:val="center"/>
-            </w:pPr>
-            <w:r>
-              <w:rPr>
-                <w:sz w:val="22"/>
-              </w:rPr>
-              <w:t>登录失败</w:t>
-            </w:r>
-          </w:p>
-        </w:tc>
-        <w:tc>
-          <w:tcPr>
-            <w:tcW w:w="0" w:type="auto"/>
-          </w:tcPr>
-          <w:p>
-            <w:pPr>
-              <w:jc w:val="center"/>
-            </w:pPr>
-            <w:r>
-              <w:rPr>
-                <w:sz w:val="22"/>
-              </w:rPr>
-              <w:t>参数校验拦截</w:t>
-            </w:r>
-          </w:p>
-        </w:tc>
-      </w:tr>
-      <w:tr>
-        <w:tc>
-          <w:tcPr>
-            <w:tcW w:w="0" w:type="auto"/>
-          </w:tcPr>
-          <w:p>
-            <w:pPr>
-              <w:jc w:val="center"/>
-            </w:pPr>
-            <w:r>
-              <w:rPr>
-                <w:sz w:val="22"/>
-              </w:rPr>
-              <w:t>TC-S04</w:t>
-            </w:r>
-          </w:p>
-        </w:tc>
-        <w:tc>
-          <w:tcPr>
-            <w:tcW w:w="0" w:type="auto"/>
-          </w:tcPr>
-          <w:p>
-            <w:pPr>
-              <w:jc w:val="center"/>
-            </w:pPr>
-            <w:r>
-              <w:rPr>
-                <w:sz w:val="22"/>
-              </w:rPr>
-              <w:t>XSS</w:t>
-            </w:r>
-            <w:r>
-              <w:rPr>
-                <w:sz w:val="22"/>
-              </w:rPr>
-              <w:t>脚本注入</w:t>
-            </w:r>
-          </w:p>
-        </w:tc>
-        <w:tc>
-          <w:tcPr>
-            <w:tcW w:w="0" w:type="auto"/>
-          </w:tcPr>
-          <w:p>
-            <w:pPr>
-              <w:jc w:val="center"/>
-            </w:pPr>
-            <w:r>
-              <w:rPr>
-                <w:sz w:val="22"/>
-              </w:rPr>
-              <w:t>&lt;script&gt;alert(</w:t>
-            </w:r>
-            <w:proofErr w:type="gramStart"/>
-            <w:r>
-              <w:rPr>
-                <w:sz w:val="22"/>
-              </w:rPr>
-              <w:t>1)&lt;</w:t>
-            </w:r>
-            <w:proofErr w:type="gramEnd"/>
-            <w:r>
-              <w:rPr>
-                <w:sz w:val="22"/>
-              </w:rPr>
-              <w:t>/script&gt;</w:t>
-            </w:r>
-          </w:p>
-        </w:tc>
-        <w:tc>
-          <w:tcPr>
-            <w:tcW w:w="0" w:type="auto"/>
-          </w:tcPr>
-          <w:p>
-            <w:pPr>
-              <w:jc w:val="center"/>
-            </w:pPr>
-            <w:r>
-              <w:rPr>
-                <w:sz w:val="22"/>
-              </w:rPr>
-              <w:t>登录失败</w:t>
-            </w:r>
-          </w:p>
-        </w:tc>
-        <w:tc>
-          <w:tcPr>
-            <w:tcW w:w="0" w:type="auto"/>
-          </w:tcPr>
-          <w:p>
-            <w:pPr>
-              <w:jc w:val="center"/>
-            </w:pPr>
-            <w:r>
-              <w:rPr>
-                <w:sz w:val="22"/>
-              </w:rPr>
-              <w:t>输入过滤，登录失败</w:t>
             </w:r>
           </w:p>
         </w:tc>

--- a/基于Spring Cloud的校园兼职平台的设计与实现-4月18.docx
+++ b/基于Spring Cloud的校园兼职平台的设计与实现-4月18.docx
@@ -31316,52 +31316,24 @@
         <w:t>所示。</w:t>
       </w:r>
     </w:p>
-    <w:p>
-      <w:pPr>
-        <w:spacing w:line="360" w:lineRule="exact"/>
-        <w:jc w:val="center"/>
-      </w:pPr>
-      <w:r>
-        <w:rPr>
-          <w:rFonts w:eastAsia="宋体"/>
-          <w:b/>
-        </w:rPr>
-        <w:t>表</w:t>
-      </w:r>
-      <w:r>
-        <w:rPr>
-          <w:rFonts w:eastAsia="宋体"/>
-          <w:b/>
-        </w:rPr>
-        <w:t xml:space="preserve">11 </w:t>
-      </w:r>
-      <w:r>
-        <w:rPr>
-          <w:rFonts w:eastAsia="宋体"/>
-          <w:b/>
-        </w:rPr>
-        <w:t>系统登录安全测试用例表</w:t>
-      </w:r>
-    </w:p>
     <w:tbl>
       <w:tblPr>
-        <w:tblStyle w:val="TableGrid"/>
-        <w:tblW w:w="5000" w:type="pct"/>
+        <w:tblW w:w="100" w:type="auto"/>
         <w:jc w:val="center"/>
-        <w:tblBorders>
-          <w:top w:val="single" w:sz="4" w:space="0" w:color="auto"/>
-          <w:left w:val="single" w:sz="4" w:space="0" w:color="auto"/>
-          <w:bottom w:val="single" w:sz="4" w:space="0" w:color="auto"/>
-          <w:right w:val="single" w:sz="4" w:space="0" w:color="auto"/>
-          <w:insideH w:val="single" w:sz="4" w:space="0" w:color="auto"/>
-          <w:insideV w:val="single" w:sz="4" w:space="0" w:color="auto"/>
-        </w:tblBorders>
         <w:tblCellMar>
           <w:top w:w="30" w:type="dxa"/>
           <w:left w:w="60" w:type="dxa"/>
           <w:bottom w:w="30" w:type="dxa"/>
           <w:right w:w="60" w:type="dxa"/>
         </w:tblCellMar>
+        <w:tblBorders>
+          <w:top w:val="double" w:sz="4" w:space="0" w:color="auto"/>
+          <w:left w:val="none" w:sz="0" w:space="0" w:color="auto"/>
+          <w:bottom w:val="double" w:sz="4" w:space="0" w:color="auto"/>
+          <w:right w:val="none" w:sz="0" w:space="0" w:color="auto"/>
+          <w:insideH w:val="none" w:sz="0" w:space="0" w:color="auto"/>
+          <w:insideV w:val="none" w:sz="0" w:space="0" w:color="auto"/>
+        </w:tblBorders>
       </w:tblPr>
       <w:tblGrid>
         <w:gridCol w:w="1200"/>
@@ -31371,9 +31343,13 @@
         <w:gridCol w:w="2000"/>
       </w:tblGrid>
       <w:tr>
+        <w:trPr>
+          <w:tblHeader/>
+        </w:trPr>
         <w:tc>
           <w:tcPr>
             <w:tcW w:w="1200" w:type="dxa"/>
+            <w:vAlign w:val="center"/>
           </w:tcPr>
           <w:p>
             <w:pPr>
@@ -31392,6 +31368,7 @@
         <w:tc>
           <w:tcPr>
             <w:tcW w:w="1600" w:type="dxa"/>
+            <w:vAlign w:val="center"/>
           </w:tcPr>
           <w:p>
             <w:pPr>
@@ -31410,6 +31387,7 @@
         <w:tc>
           <w:tcPr>
             <w:tcW w:w="2200" w:type="dxa"/>
+            <w:vAlign w:val="center"/>
           </w:tcPr>
           <w:p>
             <w:pPr>
@@ -31428,6 +31406,7 @@
         <w:tc>
           <w:tcPr>
             <w:tcW w:w="1500" w:type="dxa"/>
+            <w:vAlign w:val="center"/>
           </w:tcPr>
           <w:p>
             <w:pPr>
@@ -31446,6 +31425,7 @@
         <w:tc>
           <w:tcPr>
             <w:tcW w:w="2000" w:type="dxa"/>
+            <w:vAlign w:val="center"/>
           </w:tcPr>
           <w:p>
             <w:pPr>
@@ -31831,6 +31811,33 @@
         </w:tc>
       </w:tr>
     </w:tbl>
+    <w:p>
+      <w:pPr>
+        <w:spacing w:line="360" w:lineRule="exact"/>
+        <w:jc w:val="center"/>
+      </w:pPr>
+      <w:r>
+        <w:rPr>
+          <w:rFonts w:eastAsia="宋体"/>
+          <w:b/>
+        </w:rPr>
+        <w:t>表</w:t>
+      </w:r>
+      <w:r>
+        <w:rPr>
+          <w:rFonts w:eastAsia="宋体"/>
+          <w:b/>
+        </w:rPr>
+        <w:t xml:space="preserve">11 </w:t>
+      </w:r>
+      <w:r>
+        <w:rPr>
+          <w:rFonts w:eastAsia="宋体"/>
+          <w:b/>
+        </w:rPr>
+        <w:t>系统登录安全测试用例表</w:t>
+      </w:r>
+    </w:p>
     <w:p>
       <w:pPr>
         <w:pStyle w:val="3"/>
@@ -31888,40 +31895,9 @@
         <w:t>所示。</w:t>
       </w:r>
     </w:p>
-    <w:p>
-      <w:pPr>
-        <w:spacing w:line="360" w:lineRule="exact"/>
-        <w:jc w:val="center"/>
-      </w:pPr>
-      <w:r>
-        <w:rPr>
-          <w:rFonts w:eastAsia="宋体"/>
-          <w:b/>
-        </w:rPr>
-        <w:t>表</w:t>
-      </w:r>
-      <w:r>
-        <w:rPr>
-          <w:rFonts w:eastAsia="宋体"/>
-          <w:b/>
-        </w:rPr>
-        <w:t xml:space="preserve">12 </w:t>
-      </w:r>
-      <w:r>
-        <w:rPr>
-          <w:rFonts w:eastAsia="宋体"/>
-          <w:b/>
-        </w:rPr>
-        <w:t>系统权限安全测试用例表</w:t>
-      </w:r>
-    </w:p>
     <w:tbl>
       <w:tblPr>
-        <w:tblW w:w="5000" w:type="pct"/>
-        <w:tblBorders>
-          <w:top w:val="double" w:sz="4" w:space="0" w:color="auto"/>
-          <w:bottom w:val="double" w:sz="4" w:space="0" w:color="auto"/>
-        </w:tblBorders>
+        <w:tblW w:w="100" w:type="auto"/>
         <w:tblLook w:val="04A0" w:firstRow="1" w:lastRow="0" w:firstColumn="1" w:lastColumn="0" w:noHBand="0" w:noVBand="1"/>
         <w:tblCellMar>
           <w:top w:w="30" w:type="dxa"/>
@@ -31929,6 +31905,14 @@
           <w:bottom w:w="30" w:type="dxa"/>
           <w:right w:w="60" w:type="dxa"/>
         </w:tblCellMar>
+        <w:tblBorders>
+          <w:top w:val="double" w:sz="4" w:space="0" w:color="auto"/>
+          <w:left w:val="none" w:sz="0" w:space="0" w:color="auto"/>
+          <w:bottom w:val="double" w:sz="4" w:space="0" w:color="auto"/>
+          <w:right w:val="none" w:sz="0" w:space="0" w:color="auto"/>
+          <w:insideH w:val="none" w:sz="0" w:space="0" w:color="auto"/>
+          <w:insideV w:val="none" w:sz="0" w:space="0" w:color="auto"/>
+        </w:tblBorders>
       </w:tblPr>
       <w:tblGrid>
         <w:gridCol w:w="1072"/>
@@ -31938,10 +31922,13 @@
         <w:gridCol w:w="2126"/>
       </w:tblGrid>
       <w:tr>
+        <w:trPr>
+          <w:tblHeader/>
+        </w:trPr>
         <w:tc>
           <w:tcPr>
             <w:tcW w:w="0" w:type="auto"/>
-            <w:shd w:val="clear" w:color="auto" w:fill="D9E2F3"/>
+            <w:vAlign w:val="center"/>
           </w:tcPr>
           <w:p>
             <w:pPr>
@@ -31960,7 +31947,7 @@
         <w:tc>
           <w:tcPr>
             <w:tcW w:w="0" w:type="auto"/>
-            <w:shd w:val="clear" w:color="auto" w:fill="D9E2F3"/>
+            <w:vAlign w:val="center"/>
           </w:tcPr>
           <w:p>
             <w:pPr>
@@ -31979,7 +31966,7 @@
         <w:tc>
           <w:tcPr>
             <w:tcW w:w="0" w:type="auto"/>
-            <w:shd w:val="clear" w:color="auto" w:fill="D9E2F3"/>
+            <w:vAlign w:val="center"/>
           </w:tcPr>
           <w:p>
             <w:pPr>
@@ -31998,7 +31985,7 @@
         <w:tc>
           <w:tcPr>
             <w:tcW w:w="0" w:type="auto"/>
-            <w:shd w:val="clear" w:color="auto" w:fill="D9E2F3"/>
+            <w:vAlign w:val="center"/>
           </w:tcPr>
           <w:p>
             <w:pPr>
@@ -32017,7 +32004,7 @@
         <w:tc>
           <w:tcPr>
             <w:tcW w:w="0" w:type="auto"/>
-            <w:shd w:val="clear" w:color="auto" w:fill="D9E2F3"/>
+            <w:vAlign w:val="center"/>
           </w:tcPr>
           <w:p>
             <w:pPr>
@@ -32527,6 +32514,33 @@
         </w:tc>
       </w:tr>
     </w:tbl>
+    <w:p>
+      <w:pPr>
+        <w:spacing w:line="360" w:lineRule="exact"/>
+        <w:jc w:val="center"/>
+      </w:pPr>
+      <w:r>
+        <w:rPr>
+          <w:rFonts w:eastAsia="宋体"/>
+          <w:b/>
+        </w:rPr>
+        <w:t>表</w:t>
+      </w:r>
+      <w:r>
+        <w:rPr>
+          <w:rFonts w:eastAsia="宋体"/>
+          <w:b/>
+        </w:rPr>
+        <w:t xml:space="preserve">12 </w:t>
+      </w:r>
+      <w:r>
+        <w:rPr>
+          <w:rFonts w:eastAsia="宋体"/>
+          <w:b/>
+        </w:rPr>
+        <w:t>系统权限安全测试用例表</w:t>
+      </w:r>
+    </w:p>
     <w:p>
       <w:pPr>
         <w:pStyle w:val="1"/>

--- a/基于Spring Cloud的校园兼职平台的设计与实现-4月18.docx
+++ b/基于Spring Cloud的校园兼职平台的设计与实现-4月18.docx
@@ -31358,6 +31358,7 @@
             </w:pPr>
             <w:r>
               <w:rPr>
+                <w:rFonts w:eastAsia="宋体"/>
                 <w:b/>
                 <w:sz w:val="22"/>
               </w:rPr>
@@ -31377,6 +31378,7 @@
             </w:pPr>
             <w:r>
               <w:rPr>
+                <w:rFonts w:eastAsia="宋体"/>
                 <w:b/>
                 <w:sz w:val="22"/>
               </w:rPr>
@@ -31396,6 +31398,7 @@
             </w:pPr>
             <w:r>
               <w:rPr>
+                <w:rFonts w:eastAsia="宋体"/>
                 <w:b/>
                 <w:sz w:val="22"/>
               </w:rPr>
@@ -31415,6 +31418,7 @@
             </w:pPr>
             <w:r>
               <w:rPr>
+                <w:rFonts w:eastAsia="宋体"/>
                 <w:b/>
                 <w:sz w:val="22"/>
               </w:rPr>
@@ -31434,6 +31438,7 @@
             </w:pPr>
             <w:r>
               <w:rPr>
+                <w:rFonts w:eastAsia="宋体"/>
                 <w:b/>
                 <w:sz w:val="22"/>
               </w:rPr>
@@ -31454,6 +31459,7 @@
             </w:pPr>
             <w:r>
               <w:rPr>
+                <w:rFonts w:eastAsia="宋体"/>
                 <w:b/>
                 <w:sz w:val="22"/>
               </w:rPr>
@@ -31472,6 +31478,7 @@
             </w:pPr>
             <w:r>
               <w:rPr>
+                <w:rFonts w:eastAsia="宋体"/>
                 <w:b/>
                 <w:sz w:val="22"/>
               </w:rPr>
@@ -31490,6 +31497,7 @@
             </w:pPr>
             <w:r>
               <w:rPr>
+                <w:rFonts w:eastAsia="宋体"/>
                 <w:b/>
                 <w:sz w:val="22"/>
               </w:rPr>
@@ -31508,6 +31516,7 @@
             </w:pPr>
             <w:r>
               <w:rPr>
+                <w:rFonts w:eastAsia="宋体"/>
                 <w:b/>
                 <w:sz w:val="22"/>
               </w:rPr>
@@ -31526,6 +31535,7 @@
             </w:pPr>
             <w:r>
               <w:rPr>
+                <w:rFonts w:eastAsia="宋体"/>
                 <w:b/>
                 <w:sz w:val="22"/>
               </w:rPr>
@@ -31546,6 +31556,7 @@
             </w:pPr>
             <w:r>
               <w:rPr>
+                <w:rFonts w:eastAsia="宋体"/>
                 <w:b/>
                 <w:sz w:val="22"/>
               </w:rPr>
@@ -31564,6 +31575,7 @@
             </w:pPr>
             <w:r>
               <w:rPr>
+                <w:rFonts w:eastAsia="宋体"/>
                 <w:b/>
                 <w:sz w:val="22"/>
               </w:rPr>
@@ -31582,6 +31594,7 @@
             </w:pPr>
             <w:r>
               <w:rPr>
+                <w:rFonts w:eastAsia="宋体"/>
                 <w:b/>
                 <w:sz w:val="22"/>
               </w:rPr>
@@ -31600,6 +31613,7 @@
             </w:pPr>
             <w:r>
               <w:rPr>
+                <w:rFonts w:eastAsia="宋体"/>
                 <w:b/>
                 <w:sz w:val="22"/>
               </w:rPr>
@@ -31618,6 +31632,7 @@
             </w:pPr>
             <w:r>
               <w:rPr>
+                <w:rFonts w:eastAsia="宋体"/>
                 <w:b/>
                 <w:sz w:val="22"/>
               </w:rPr>
@@ -31638,6 +31653,7 @@
             </w:pPr>
             <w:r>
               <w:rPr>
+                <w:rFonts w:eastAsia="宋体"/>
                 <w:b/>
                 <w:sz w:val="22"/>
               </w:rPr>
@@ -31656,6 +31672,7 @@
             </w:pPr>
             <w:r>
               <w:rPr>
+                <w:rFonts w:eastAsia="宋体"/>
                 <w:b/>
                 <w:sz w:val="22"/>
               </w:rPr>
@@ -31674,6 +31691,7 @@
             </w:pPr>
             <w:r>
               <w:rPr>
+                <w:rFonts w:eastAsia="宋体"/>
                 <w:b/>
                 <w:sz w:val="22"/>
               </w:rPr>
@@ -31692,6 +31710,7 @@
             </w:pPr>
             <w:r>
               <w:rPr>
+                <w:rFonts w:eastAsia="宋体"/>
                 <w:b/>
                 <w:sz w:val="22"/>
               </w:rPr>
@@ -31710,6 +31729,7 @@
             </w:pPr>
             <w:r>
               <w:rPr>
+                <w:rFonts w:eastAsia="宋体"/>
                 <w:b/>
                 <w:sz w:val="22"/>
               </w:rPr>
@@ -31730,6 +31750,7 @@
             </w:pPr>
             <w:r>
               <w:rPr>
+                <w:rFonts w:eastAsia="宋体"/>
                 <w:b/>
                 <w:sz w:val="22"/>
               </w:rPr>
@@ -31748,6 +31769,7 @@
             </w:pPr>
             <w:r>
               <w:rPr>
+                <w:rFonts w:eastAsia="宋体"/>
                 <w:b/>
                 <w:sz w:val="22"/>
               </w:rPr>
@@ -31766,6 +31788,7 @@
             </w:pPr>
             <w:r>
               <w:rPr>
+                <w:rFonts w:eastAsia="宋体"/>
                 <w:b/>
                 <w:sz w:val="22"/>
               </w:rPr>
@@ -31784,6 +31807,7 @@
             </w:pPr>
             <w:r>
               <w:rPr>
+                <w:rFonts w:eastAsia="宋体"/>
                 <w:b/>
                 <w:sz w:val="22"/>
               </w:rPr>
@@ -31802,6 +31826,7 @@
             </w:pPr>
             <w:r>
               <w:rPr>
+                <w:rFonts w:eastAsia="宋体"/>
                 <w:b/>
                 <w:sz w:val="22"/>
               </w:rPr>
@@ -31937,6 +31962,7 @@
             </w:pPr>
             <w:r>
               <w:rPr>
+                <w:rFonts w:eastAsia="宋体"/>
                 <w:b/>
                 <w:sz w:val="22"/>
               </w:rPr>
@@ -31956,6 +31982,7 @@
             </w:pPr>
             <w:r>
               <w:rPr>
+                <w:rFonts w:eastAsia="宋体"/>
                 <w:b/>
                 <w:sz w:val="22"/>
               </w:rPr>
@@ -31975,6 +32002,7 @@
             </w:pPr>
             <w:r>
               <w:rPr>
+                <w:rFonts w:eastAsia="宋体"/>
                 <w:b/>
                 <w:sz w:val="22"/>
               </w:rPr>
@@ -31994,6 +32022,7 @@
             </w:pPr>
             <w:r>
               <w:rPr>
+                <w:rFonts w:eastAsia="宋体"/>
                 <w:b/>
                 <w:sz w:val="22"/>
               </w:rPr>
@@ -32013,6 +32042,7 @@
             </w:pPr>
             <w:r>
               <w:rPr>
+                <w:rFonts w:eastAsia="宋体"/>
                 <w:b/>
                 <w:sz w:val="22"/>
               </w:rPr>
@@ -32033,6 +32063,7 @@
             </w:pPr>
             <w:r>
               <w:rPr>
+                <w:rFonts w:eastAsia="宋体"/>
                 <w:sz w:val="22"/>
               </w:rPr>
               <w:t>TC-P01</w:t>
@@ -32050,6 +32081,7 @@
             </w:pPr>
             <w:r>
               <w:rPr>
+                <w:rFonts w:eastAsia="宋体"/>
                 <w:sz w:val="22"/>
               </w:rPr>
               <w:t>学生访问管理端</w:t>
@@ -32067,18 +32099,21 @@
             </w:pPr>
             <w:r>
               <w:rPr>
+                <w:rFonts w:eastAsia="宋体"/>
                 <w:sz w:val="22"/>
               </w:rPr>
               <w:t>学生</w:t>
             </w:r>
             <w:r>
               <w:rPr>
+                <w:rFonts w:eastAsia="宋体"/>
                 <w:sz w:val="22"/>
               </w:rPr>
               <w:t>Token</w:t>
             </w:r>
             <w:r>
               <w:rPr>
+                <w:rFonts w:eastAsia="宋体"/>
                 <w:sz w:val="22"/>
               </w:rPr>
               <w:t>请求管理接口</w:t>
@@ -32096,12 +32131,14 @@
             </w:pPr>
             <w:r>
               <w:rPr>
+                <w:rFonts w:eastAsia="宋体"/>
                 <w:sz w:val="22"/>
               </w:rPr>
               <w:t>返回</w:t>
             </w:r>
             <w:r>
               <w:rPr>
+                <w:rFonts w:eastAsia="宋体"/>
                 <w:sz w:val="22"/>
               </w:rPr>
               <w:t>403</w:t>
@@ -32119,18 +32156,21 @@
             </w:pPr>
             <w:r>
               <w:rPr>
+                <w:rFonts w:eastAsia="宋体"/>
                 <w:sz w:val="22"/>
               </w:rPr>
               <w:t>返回</w:t>
             </w:r>
             <w:r>
               <w:rPr>
+                <w:rFonts w:eastAsia="宋体"/>
                 <w:sz w:val="22"/>
               </w:rPr>
               <w:t>403</w:t>
             </w:r>
             <w:r>
               <w:rPr>
+                <w:rFonts w:eastAsia="宋体"/>
                 <w:sz w:val="22"/>
               </w:rPr>
               <w:t>禁止访问</w:t>
@@ -32150,6 +32190,7 @@
             </w:pPr>
             <w:r>
               <w:rPr>
+                <w:rFonts w:eastAsia="宋体"/>
                 <w:sz w:val="22"/>
               </w:rPr>
               <w:t>TC-P02</w:t>
@@ -32167,6 +32208,7 @@
             </w:pPr>
             <w:r>
               <w:rPr>
+                <w:rFonts w:eastAsia="宋体"/>
                 <w:sz w:val="22"/>
               </w:rPr>
               <w:t>雇主审核他人岗位</w:t>
@@ -32184,30 +32226,35 @@
             </w:pPr>
             <w:r>
               <w:rPr>
+                <w:rFonts w:eastAsia="宋体"/>
                 <w:sz w:val="22"/>
               </w:rPr>
               <w:t>雇主</w:t>
             </w:r>
             <w:r>
               <w:rPr>
+                <w:rFonts w:eastAsia="宋体"/>
                 <w:sz w:val="22"/>
               </w:rPr>
               <w:t>A</w:t>
             </w:r>
             <w:r>
               <w:rPr>
+                <w:rFonts w:eastAsia="宋体"/>
                 <w:sz w:val="22"/>
               </w:rPr>
               <w:t>审核雇主</w:t>
             </w:r>
             <w:r>
               <w:rPr>
+                <w:rFonts w:eastAsia="宋体"/>
                 <w:sz w:val="22"/>
               </w:rPr>
               <w:t>B</w:t>
             </w:r>
             <w:r>
               <w:rPr>
+                <w:rFonts w:eastAsia="宋体"/>
                 <w:sz w:val="22"/>
               </w:rPr>
               <w:t>的岗位</w:t>
@@ -32225,12 +32272,14 @@
             </w:pPr>
             <w:r>
               <w:rPr>
+                <w:rFonts w:eastAsia="宋体"/>
                 <w:sz w:val="22"/>
               </w:rPr>
               <w:t>返回</w:t>
             </w:r>
             <w:r>
               <w:rPr>
+                <w:rFonts w:eastAsia="宋体"/>
                 <w:sz w:val="22"/>
               </w:rPr>
               <w:t>403</w:t>
@@ -32248,18 +32297,21 @@
             </w:pPr>
             <w:r>
               <w:rPr>
+                <w:rFonts w:eastAsia="宋体"/>
                 <w:sz w:val="22"/>
               </w:rPr>
               <w:t>返回</w:t>
             </w:r>
             <w:r>
               <w:rPr>
+                <w:rFonts w:eastAsia="宋体"/>
                 <w:sz w:val="22"/>
               </w:rPr>
               <w:t>403</w:t>
             </w:r>
             <w:r>
               <w:rPr>
+                <w:rFonts w:eastAsia="宋体"/>
                 <w:sz w:val="22"/>
               </w:rPr>
               <w:t>禁止访问</w:t>
@@ -32279,6 +32331,7 @@
             </w:pPr>
             <w:r>
               <w:rPr>
+                <w:rFonts w:eastAsia="宋体"/>
                 <w:sz w:val="22"/>
               </w:rPr>
               <w:t>TC-P03</w:t>
@@ -32296,6 +32349,7 @@
             </w:pPr>
             <w:r>
               <w:rPr>
+                <w:rFonts w:eastAsia="宋体"/>
                 <w:sz w:val="22"/>
               </w:rPr>
               <w:t>未登录访问受保护接口</w:t>
@@ -32313,18 +32367,21 @@
             </w:pPr>
             <w:r>
               <w:rPr>
+                <w:rFonts w:eastAsia="宋体"/>
                 <w:sz w:val="22"/>
               </w:rPr>
               <w:t>不携带</w:t>
             </w:r>
             <w:r>
               <w:rPr>
+                <w:rFonts w:eastAsia="宋体"/>
                 <w:sz w:val="22"/>
               </w:rPr>
               <w:t>Token</w:t>
             </w:r>
             <w:r>
               <w:rPr>
+                <w:rFonts w:eastAsia="宋体"/>
                 <w:sz w:val="22"/>
               </w:rPr>
               <w:t>访问</w:t>
@@ -32342,12 +32399,14 @@
             </w:pPr>
             <w:r>
               <w:rPr>
+                <w:rFonts w:eastAsia="宋体"/>
                 <w:sz w:val="22"/>
               </w:rPr>
               <w:t>返回</w:t>
             </w:r>
             <w:r>
               <w:rPr>
+                <w:rFonts w:eastAsia="宋体"/>
                 <w:sz w:val="22"/>
               </w:rPr>
               <w:t>401</w:t>
@@ -32365,18 +32424,21 @@
             </w:pPr>
             <w:r>
               <w:rPr>
+                <w:rFonts w:eastAsia="宋体"/>
                 <w:sz w:val="22"/>
               </w:rPr>
               <w:t>返回</w:t>
             </w:r>
             <w:r>
               <w:rPr>
+                <w:rFonts w:eastAsia="宋体"/>
                 <w:sz w:val="22"/>
               </w:rPr>
               <w:t>401</w:t>
             </w:r>
             <w:r>
               <w:rPr>
+                <w:rFonts w:eastAsia="宋体"/>
                 <w:sz w:val="22"/>
               </w:rPr>
               <w:t>未认证</w:t>
@@ -32396,6 +32458,7 @@
             </w:pPr>
             <w:r>
               <w:rPr>
+                <w:rFonts w:eastAsia="宋体"/>
                 <w:sz w:val="22"/>
               </w:rPr>
               <w:t>TC-P04</w:t>
@@ -32413,18 +32476,21 @@
             </w:pPr>
             <w:r>
               <w:rPr>
+                <w:rFonts w:eastAsia="宋体"/>
                 <w:sz w:val="22"/>
               </w:rPr>
               <w:t>过期</w:t>
             </w:r>
             <w:r>
               <w:rPr>
+                <w:rFonts w:eastAsia="宋体"/>
                 <w:sz w:val="22"/>
               </w:rPr>
               <w:t>Token</w:t>
             </w:r>
             <w:r>
               <w:rPr>
+                <w:rFonts w:eastAsia="宋体"/>
                 <w:sz w:val="22"/>
               </w:rPr>
               <w:t>访问</w:t>
@@ -32442,18 +32508,21 @@
             </w:pPr>
             <w:r>
               <w:rPr>
+                <w:rFonts w:eastAsia="宋体"/>
                 <w:sz w:val="22"/>
               </w:rPr>
               <w:t>使用过期</w:t>
             </w:r>
             <w:r>
               <w:rPr>
+                <w:rFonts w:eastAsia="宋体"/>
                 <w:sz w:val="22"/>
               </w:rPr>
               <w:t>JWT</w:t>
             </w:r>
             <w:r>
               <w:rPr>
+                <w:rFonts w:eastAsia="宋体"/>
                 <w:sz w:val="22"/>
               </w:rPr>
               <w:t>令牌</w:t>
@@ -32471,12 +32540,14 @@
             </w:pPr>
             <w:r>
               <w:rPr>
+                <w:rFonts w:eastAsia="宋体"/>
                 <w:sz w:val="22"/>
               </w:rPr>
               <w:t>返回</w:t>
             </w:r>
             <w:r>
               <w:rPr>
+                <w:rFonts w:eastAsia="宋体"/>
                 <w:sz w:val="22"/>
               </w:rPr>
               <w:t>401</w:t>
@@ -32494,18 +32565,21 @@
             </w:pPr>
             <w:r>
               <w:rPr>
+                <w:rFonts w:eastAsia="宋体"/>
                 <w:sz w:val="22"/>
               </w:rPr>
               <w:t>返回</w:t>
             </w:r>
             <w:r>
               <w:rPr>
+                <w:rFonts w:eastAsia="宋体"/>
                 <w:sz w:val="22"/>
               </w:rPr>
               <w:t>401</w:t>
             </w:r>
             <w:r>
               <w:rPr>
+                <w:rFonts w:eastAsia="宋体"/>
                 <w:sz w:val="22"/>
               </w:rPr>
               <w:t>令牌过期</w:t>
